--- a/report/TSE_on_Edge_Device_Report.docx
+++ b/report/TSE_on_Edge_Device_Report.docx
@@ -198,7 +198,7 @@
           <w:color w:val="000000"/>
         </w:rPr>
         <w:drawing>
-          <wp:inline distT="0" distB="0" distL="0" distR="0" wp14:anchorId="072DFF5D" wp14:editId="0AAA588C">
+          <wp:inline distT="0" distB="0" distL="0" distR="0" wp14:anchorId="2DFCAFFF" wp14:editId="51F897A3">
             <wp:extent cx="2697811" cy="770803"/>
             <wp:effectExtent l="0" t="0" r="0" b="0"/>
             <wp:docPr id="1" name="image1.png"/>
@@ -350,7 +350,7 @@
           <w:szCs w:val="32"/>
         </w:rPr>
         <w:drawing>
-          <wp:inline distT="0" distB="0" distL="0" distR="0" wp14:anchorId="4413AA75" wp14:editId="417F1BCD">
+          <wp:inline distT="0" distB="0" distL="0" distR="0" wp14:anchorId="48DE256D" wp14:editId="0D4E9EF1">
             <wp:extent cx="2495948" cy="713128"/>
             <wp:effectExtent l="0" t="0" r="0" b="0"/>
             <wp:docPr id="3" name="image3.png"/>
@@ -429,7 +429,7 @@
         </w:rPr>
         <w:instrText xml:space="preserve"> TC "</w:instrText>
       </w:r>
-      <w:bookmarkStart w:id="0" w:name="_Toc243665182"/>
+      <w:bookmarkStart w:id="0" w:name="_Toc243668389"/>
       <w:r>
         <w:rPr>
           <w:color w:val="000000"/>
@@ -558,7 +558,7 @@
         </w:rPr>
         <w:lastRenderedPageBreak/>
         <w:drawing>
-          <wp:inline distT="0" distB="0" distL="0" distR="0" wp14:anchorId="445A6462" wp14:editId="5AC9E66E">
+          <wp:inline distT="0" distB="0" distL="0" distR="0" wp14:anchorId="1C343CF3" wp14:editId="1B12EF00">
             <wp:extent cx="2514533" cy="718438"/>
             <wp:effectExtent l="0" t="0" r="0" b="0"/>
             <wp:docPr id="2" name="image2.png"/>
@@ -637,7 +637,7 @@
         </w:rPr>
         <w:instrText xml:space="preserve"> TC "</w:instrText>
       </w:r>
-      <w:bookmarkStart w:id="1" w:name="_Toc243665183"/>
+      <w:bookmarkStart w:id="1" w:name="_Toc243668390"/>
       <w:r>
         <w:rPr>
           <w:color w:val="000000"/>
@@ -1284,7 +1284,7 @@
         </w:rPr>
         <w:instrText xml:space="preserve"> TC "</w:instrText>
       </w:r>
-      <w:bookmarkStart w:id="2" w:name="_Toc243665184"/>
+      <w:bookmarkStart w:id="2" w:name="_Toc243668391"/>
       <w:r>
         <w:rPr>
           <w:color w:val="000000"/>
@@ -1317,13 +1317,7 @@
         <w:rPr>
           <w:color w:val="000000"/>
         </w:rPr>
-        <w:t>Hearing aids, earbuds, conferencing devices and voice assistants must often pick out one voice from several people talking at once. Target speech extraction (TSE) solves this by using a short enrollment recording of the wanted speaker to extract only that speaker's voice from a mixture. To be useful in such products, TSE must run on the device itself, for privacy and low latency, and it must keep working when more than two people talk. Most published TSE systems are evaluated only on two-speaker mixtures an</w:t>
-      </w:r>
-      <w:r>
-        <w:rPr>
-          <w:color w:val="000000"/>
-        </w:rPr>
-        <w:t>d on server hardware.</w:t>
+        <w:t>A hearing aid in a busy canteen, an earbud on a video call and a smart speaker in a crowded room all face the same problem: two, three or four people talk at once and only one of them matters. Target speech extraction (TSE) solves it with a few seconds of the wanted speaker recorded alone, which tells the network whose voice to keep. For such products the model has to run on the device and cope with more than two talkers. Published TSE work, however, mostly reports two-speaker results on server GPUs.</w:t>
       </w:r>
     </w:p>
     <w:p>
@@ -1338,19 +1332,19 @@
         <w:rPr>
           <w:color w:val="000000"/>
         </w:rPr>
-        <w:t>This project designs, trains and deploys a time-domain TSE network for edge devices. The model combines a U-shaped multi-resolution convolutional separator with speaker conditioning by feature-wise linear modulation, speaker-gated feature splitting and gated multi-stage aggregation. One model is trained on dynamically generated mixtures of two, three and four speakers drawn from LibriSpeech, and is evaluated on Libri2Mix, Libri3Mix and a four-speaker extension. On these test sets it improves the scale-invar</w:t>
-      </w:r>
-      <w:r>
-        <w:rPr>
-          <w:color w:val="000000"/>
-        </w:rPr>
-        <w:t xml:space="preserve">iant signal-to-distortion ratio by 9.49, 8.13 and 7.00 dB respectively, while a model of the same design trained only on two-speaker data reaches 4.84 and 3.13 dB on three and four speakers. For deployment, the network is split into a once-per-speaker embedder and a streaming extractor, exported to ONNX and quantised to 8-bit integers, which shrinks the model from 51 MB to 14 MB within 0.13 dB of the full-precision model. A sliding-window streaming scheme provides real-time operation. In an offline Android </w:t>
-      </w:r>
-      <w:r>
-        <w:rPr>
-          <w:color w:val="000000"/>
-        </w:rPr>
-        <w:t>application on a commercial smartphone, the model processes speech 13 times faster than real time with the same quality as on the PC, and streams in real time with one second of latency; the compact variant streams with 0.4 s of latency even on a single CPU core. Multi-head and differential attention variants of the bottleneck were also studied. The results show that accurate multi-speaker target speech extraction is feasible within the memory and compute budget of edge hardware.</w:t>
+        <w:t>We designed, trained and deployed a time-domain TSE network for this setting. It pairs a U-shaped convolutional separator with speaker conditioning by feature-wise linear modulation and with speaker-driven gates that split and merge features across stages. We trained a single model on mixtures of two to four LibriSpeech speakers, generated afresh in every epoch. On Libri2Mix, Libri3Mix and our four-speaker extension it improves the scale-invariant signal-to-distortion ratio by 9.49, 8.13 and 7.00 dB. The sa</w:t>
+      </w:r>
+      <w:r>
+        <w:rPr>
+          <w:color w:val="000000"/>
+        </w:rPr>
+        <w:t>me design trained on pairs only reaches 4.84 and 3.13 dB with three and four talkers. For deployment we split the network into an embedder, run once per speaker, and an extractor that runs on every block of audio. After ONNX export and 8-bit quantisation the model shrinks from 51 MB to 14 MB within 0.13 dB of the full-precision model. Our offline Android app ran it on three phones. The fastest processed speech 13 times faster than real time, every phone matched the PC quality, and live streaming worked with</w:t>
+      </w:r>
+      <w:r>
+        <w:rPr>
+          <w:color w:val="000000"/>
+        </w:rPr>
+        <w:t xml:space="preserve"> 1 s of delay (0.4 s for the compact variant, on a single CPU core). We also tried multi-head and differential attention in the separator bottleneck. Accurate extraction of one voice from up to four talkers fits comfortably within the memory and compute of a current smartphone.</w:t>
       </w:r>
     </w:p>
     <w:p>
@@ -1408,7 +1402,7 @@
         </w:rPr>
         <w:instrText xml:space="preserve"> TC "</w:instrText>
       </w:r>
-      <w:bookmarkStart w:id="3" w:name="_Toc243665185"/>
+      <w:bookmarkStart w:id="3" w:name="_Toc243668392"/>
       <w:r>
         <w:rPr>
           <w:color w:val="000000"/>
@@ -1584,7 +1578,7 @@
         </w:rPr>
         <w:instrText xml:space="preserve"> TC "</w:instrText>
       </w:r>
-      <w:bookmarkStart w:id="4" w:name="_Toc243665186"/>
+      <w:bookmarkStart w:id="4" w:name="_Toc243668393"/>
       <w:r>
         <w:rPr>
           <w:color w:val="000000"/>
@@ -2067,7 +2061,7 @@
         </w:rPr>
         <w:instrText xml:space="preserve"> TC "</w:instrText>
       </w:r>
-      <w:bookmarkStart w:id="5" w:name="_Toc243665187"/>
+      <w:bookmarkStart w:id="5" w:name="_Toc243668394"/>
       <w:r>
         <w:rPr>
           <w:color w:val="000000"/>
@@ -2474,7 +2468,7 @@
         </w:rPr>
         <w:fldChar w:fldCharType="separate"/>
       </w:r>
-      <w:hyperlink w:anchor="_Toc243665182" w:history="1">
+      <w:hyperlink w:anchor="_Toc243668389" w:history="1">
         <w:r>
           <w:rPr>
             <w:rStyle w:val="Hyperlink"/>
@@ -2501,7 +2495,7 @@
             <w:noProof/>
             <w:webHidden/>
           </w:rPr>
-          <w:instrText xml:space="preserve"> PAGEREF _Toc243665182 \h </w:instrText>
+          <w:instrText xml:space="preserve"> PAGEREF _Toc243668389 \h </w:instrText>
         </w:r>
         <w:r>
           <w:rPr>
@@ -2545,7 +2539,7 @@
           <w14:ligatures w14:val="standardContextual"/>
         </w:rPr>
       </w:pPr>
-      <w:hyperlink w:anchor="_Toc243665183" w:history="1">
+      <w:hyperlink w:anchor="_Toc243668390" w:history="1">
         <w:r>
           <w:rPr>
             <w:rStyle w:val="Hyperlink"/>
@@ -2572,7 +2566,7 @@
             <w:noProof/>
             <w:webHidden/>
           </w:rPr>
-          <w:instrText xml:space="preserve"> PAGEREF _Toc243665183 \h </w:instrText>
+          <w:instrText xml:space="preserve"> PAGEREF _Toc243668390 \h </w:instrText>
         </w:r>
         <w:r>
           <w:rPr>
@@ -2616,7 +2610,7 @@
           <w14:ligatures w14:val="standardContextual"/>
         </w:rPr>
       </w:pPr>
-      <w:hyperlink w:anchor="_Toc243665184" w:history="1">
+      <w:hyperlink w:anchor="_Toc243668391" w:history="1">
         <w:r>
           <w:rPr>
             <w:rStyle w:val="Hyperlink"/>
@@ -2643,7 +2637,7 @@
             <w:noProof/>
             <w:webHidden/>
           </w:rPr>
-          <w:instrText xml:space="preserve"> PAGEREF _Toc243665184 \h </w:instrText>
+          <w:instrText xml:space="preserve"> PAGEREF _Toc243668391 \h </w:instrText>
         </w:r>
         <w:r>
           <w:rPr>
@@ -2687,7 +2681,7 @@
           <w14:ligatures w14:val="standardContextual"/>
         </w:rPr>
       </w:pPr>
-      <w:hyperlink w:anchor="_Toc243665185" w:history="1">
+      <w:hyperlink w:anchor="_Toc243668392" w:history="1">
         <w:r>
           <w:rPr>
             <w:rStyle w:val="Hyperlink"/>
@@ -2714,7 +2708,7 @@
             <w:noProof/>
             <w:webHidden/>
           </w:rPr>
-          <w:instrText xml:space="preserve"> PAGEREF _Toc243665185 \h </w:instrText>
+          <w:instrText xml:space="preserve"> PAGEREF _Toc243668392 \h </w:instrText>
         </w:r>
         <w:r>
           <w:rPr>
@@ -2758,7 +2752,7 @@
           <w14:ligatures w14:val="standardContextual"/>
         </w:rPr>
       </w:pPr>
-      <w:hyperlink w:anchor="_Toc243665186" w:history="1">
+      <w:hyperlink w:anchor="_Toc243668393" w:history="1">
         <w:r>
           <w:rPr>
             <w:rStyle w:val="Hyperlink"/>
@@ -2785,7 +2779,7 @@
             <w:noProof/>
             <w:webHidden/>
           </w:rPr>
-          <w:instrText xml:space="preserve"> PAGEREF _Toc243665186 \h </w:instrText>
+          <w:instrText xml:space="preserve"> PAGEREF _Toc243668393 \h </w:instrText>
         </w:r>
         <w:r>
           <w:rPr>
@@ -2829,7 +2823,7 @@
           <w14:ligatures w14:val="standardContextual"/>
         </w:rPr>
       </w:pPr>
-      <w:hyperlink w:anchor="_Toc243665187" w:history="1">
+      <w:hyperlink w:anchor="_Toc243668394" w:history="1">
         <w:r>
           <w:rPr>
             <w:rStyle w:val="Hyperlink"/>
@@ -2856,7 +2850,7 @@
             <w:noProof/>
             <w:webHidden/>
           </w:rPr>
-          <w:instrText xml:space="preserve"> PAGEREF _Toc243665187 \h </w:instrText>
+          <w:instrText xml:space="preserve"> PAGEREF _Toc243668394 \h </w:instrText>
         </w:r>
         <w:r>
           <w:rPr>
@@ -2900,7 +2894,7 @@
           <w14:ligatures w14:val="standardContextual"/>
         </w:rPr>
       </w:pPr>
-      <w:hyperlink w:anchor="_Toc243665188" w:history="1">
+      <w:hyperlink w:anchor="_Toc243668395" w:history="1">
         <w:r>
           <w:rPr>
             <w:rStyle w:val="Hyperlink"/>
@@ -2927,7 +2921,7 @@
             <w:noProof/>
             <w:webHidden/>
           </w:rPr>
-          <w:instrText xml:space="preserve"> PAGEREF _Toc243665188 \h </w:instrText>
+          <w:instrText xml:space="preserve"> PAGEREF _Toc243668395 \h </w:instrText>
         </w:r>
         <w:r>
           <w:rPr>
@@ -2971,7 +2965,7 @@
           <w14:ligatures w14:val="standardContextual"/>
         </w:rPr>
       </w:pPr>
-      <w:hyperlink w:anchor="_Toc243665189" w:history="1">
+      <w:hyperlink w:anchor="_Toc243668396" w:history="1">
         <w:r>
           <w:rPr>
             <w:rStyle w:val="Hyperlink"/>
@@ -2998,7 +2992,7 @@
             <w:noProof/>
             <w:webHidden/>
           </w:rPr>
-          <w:instrText xml:space="preserve"> PAGEREF _Toc243665189 \h </w:instrText>
+          <w:instrText xml:space="preserve"> PAGEREF _Toc243668396 \h </w:instrText>
         </w:r>
         <w:r>
           <w:rPr>
@@ -3042,7 +3036,7 @@
           <w14:ligatures w14:val="standardContextual"/>
         </w:rPr>
       </w:pPr>
-      <w:hyperlink w:anchor="_Toc243665190" w:history="1">
+      <w:hyperlink w:anchor="_Toc243668397" w:history="1">
         <w:r>
           <w:rPr>
             <w:rStyle w:val="Hyperlink"/>
@@ -3069,7 +3063,7 @@
             <w:noProof/>
             <w:webHidden/>
           </w:rPr>
-          <w:instrText xml:space="preserve"> PAGEREF _Toc243665190 \h </w:instrText>
+          <w:instrText xml:space="preserve"> PAGEREF _Toc243668397 \h </w:instrText>
         </w:r>
         <w:r>
           <w:rPr>
@@ -3113,7 +3107,7 @@
           <w14:ligatures w14:val="standardContextual"/>
         </w:rPr>
       </w:pPr>
-      <w:hyperlink w:anchor="_Toc243665191" w:history="1">
+      <w:hyperlink w:anchor="_Toc243668398" w:history="1">
         <w:r>
           <w:rPr>
             <w:rStyle w:val="Hyperlink"/>
@@ -3140,7 +3134,7 @@
             <w:noProof/>
             <w:webHidden/>
           </w:rPr>
-          <w:instrText xml:space="preserve"> PAGEREF _Toc243665191 \h </w:instrText>
+          <w:instrText xml:space="preserve"> PAGEREF _Toc243668398 \h </w:instrText>
         </w:r>
         <w:r>
           <w:rPr>
@@ -3184,7 +3178,7 @@
           <w14:ligatures w14:val="standardContextual"/>
         </w:rPr>
       </w:pPr>
-      <w:hyperlink w:anchor="_Toc243665192" w:history="1">
+      <w:hyperlink w:anchor="_Toc243668399" w:history="1">
         <w:r>
           <w:rPr>
             <w:rStyle w:val="Hyperlink"/>
@@ -3211,7 +3205,7 @@
             <w:noProof/>
             <w:webHidden/>
           </w:rPr>
-          <w:instrText xml:space="preserve"> PAGEREF _Toc243665192 \h </w:instrText>
+          <w:instrText xml:space="preserve"> PAGEREF _Toc243668399 \h </w:instrText>
         </w:r>
         <w:r>
           <w:rPr>
@@ -3255,7 +3249,7 @@
           <w14:ligatures w14:val="standardContextual"/>
         </w:rPr>
       </w:pPr>
-      <w:hyperlink w:anchor="_Toc243665193" w:history="1">
+      <w:hyperlink w:anchor="_Toc243668400" w:history="1">
         <w:r>
           <w:rPr>
             <w:rStyle w:val="Hyperlink"/>
@@ -3282,7 +3276,7 @@
             <w:noProof/>
             <w:webHidden/>
           </w:rPr>
-          <w:instrText xml:space="preserve"> PAGEREF _Toc243665193 \h </w:instrText>
+          <w:instrText xml:space="preserve"> PAGEREF _Toc243668400 \h </w:instrText>
         </w:r>
         <w:r>
           <w:rPr>
@@ -3326,7 +3320,7 @@
           <w14:ligatures w14:val="standardContextual"/>
         </w:rPr>
       </w:pPr>
-      <w:hyperlink w:anchor="_Toc243665194" w:history="1">
+      <w:hyperlink w:anchor="_Toc243668401" w:history="1">
         <w:r>
           <w:rPr>
             <w:rStyle w:val="Hyperlink"/>
@@ -3353,7 +3347,7 @@
             <w:noProof/>
             <w:webHidden/>
           </w:rPr>
-          <w:instrText xml:space="preserve"> PAGEREF _Toc243665194 \h </w:instrText>
+          <w:instrText xml:space="preserve"> PAGEREF _Toc243668401 \h </w:instrText>
         </w:r>
         <w:r>
           <w:rPr>
@@ -3397,7 +3391,7 @@
           <w14:ligatures w14:val="standardContextual"/>
         </w:rPr>
       </w:pPr>
-      <w:hyperlink w:anchor="_Toc243665195" w:history="1">
+      <w:hyperlink w:anchor="_Toc243668402" w:history="1">
         <w:r>
           <w:rPr>
             <w:rStyle w:val="Hyperlink"/>
@@ -3424,7 +3418,7 @@
             <w:noProof/>
             <w:webHidden/>
           </w:rPr>
-          <w:instrText xml:space="preserve"> PAGEREF _Toc243665195 \h </w:instrText>
+          <w:instrText xml:space="preserve"> PAGEREF _Toc243668402 \h </w:instrText>
         </w:r>
         <w:r>
           <w:rPr>
@@ -3468,7 +3462,7 @@
           <w14:ligatures w14:val="standardContextual"/>
         </w:rPr>
       </w:pPr>
-      <w:hyperlink w:anchor="_Toc243665196" w:history="1">
+      <w:hyperlink w:anchor="_Toc243668403" w:history="1">
         <w:r>
           <w:rPr>
             <w:rStyle w:val="Hyperlink"/>
@@ -3495,7 +3489,7 @@
             <w:noProof/>
             <w:webHidden/>
           </w:rPr>
-          <w:instrText xml:space="preserve"> PAGEREF _Toc243665196 \h </w:instrText>
+          <w:instrText xml:space="preserve"> PAGEREF _Toc243668403 \h </w:instrText>
         </w:r>
         <w:r>
           <w:rPr>
@@ -3539,7 +3533,7 @@
           <w14:ligatures w14:val="standardContextual"/>
         </w:rPr>
       </w:pPr>
-      <w:hyperlink w:anchor="_Toc243665197" w:history="1">
+      <w:hyperlink w:anchor="_Toc243668404" w:history="1">
         <w:r>
           <w:rPr>
             <w:rStyle w:val="Hyperlink"/>
@@ -3566,7 +3560,7 @@
             <w:noProof/>
             <w:webHidden/>
           </w:rPr>
-          <w:instrText xml:space="preserve"> PAGEREF _Toc243665197 \h </w:instrText>
+          <w:instrText xml:space="preserve"> PAGEREF _Toc243668404 \h </w:instrText>
         </w:r>
         <w:r>
           <w:rPr>
@@ -3610,7 +3604,7 @@
           <w14:ligatures w14:val="standardContextual"/>
         </w:rPr>
       </w:pPr>
-      <w:hyperlink w:anchor="_Toc243665198" w:history="1">
+      <w:hyperlink w:anchor="_Toc243668405" w:history="1">
         <w:r>
           <w:rPr>
             <w:rStyle w:val="Hyperlink"/>
@@ -3637,7 +3631,7 @@
             <w:noProof/>
             <w:webHidden/>
           </w:rPr>
-          <w:instrText xml:space="preserve"> PAGEREF _Toc243665198 \h </w:instrText>
+          <w:instrText xml:space="preserve"> PAGEREF _Toc243668405 \h </w:instrText>
         </w:r>
         <w:r>
           <w:rPr>
@@ -3681,7 +3675,7 @@
           <w14:ligatures w14:val="standardContextual"/>
         </w:rPr>
       </w:pPr>
-      <w:hyperlink w:anchor="_Toc243665199" w:history="1">
+      <w:hyperlink w:anchor="_Toc243668406" w:history="1">
         <w:r>
           <w:rPr>
             <w:rStyle w:val="Hyperlink"/>
@@ -3708,7 +3702,7 @@
             <w:noProof/>
             <w:webHidden/>
           </w:rPr>
-          <w:instrText xml:space="preserve"> PAGEREF _Toc243665199 \h </w:instrText>
+          <w:instrText xml:space="preserve"> PAGEREF _Toc243668406 \h </w:instrText>
         </w:r>
         <w:r>
           <w:rPr>
@@ -3752,7 +3746,7 @@
           <w14:ligatures w14:val="standardContextual"/>
         </w:rPr>
       </w:pPr>
-      <w:hyperlink w:anchor="_Toc243665200" w:history="1">
+      <w:hyperlink w:anchor="_Toc243668407" w:history="1">
         <w:r>
           <w:rPr>
             <w:rStyle w:val="Hyperlink"/>
@@ -3779,7 +3773,7 @@
             <w:noProof/>
             <w:webHidden/>
           </w:rPr>
-          <w:instrText xml:space="preserve"> PAGEREF _Toc243665200 \h </w:instrText>
+          <w:instrText xml:space="preserve"> PAGEREF _Toc243668407 \h </w:instrText>
         </w:r>
         <w:r>
           <w:rPr>
@@ -3823,7 +3817,7 @@
           <w14:ligatures w14:val="standardContextual"/>
         </w:rPr>
       </w:pPr>
-      <w:hyperlink w:anchor="_Toc243665201" w:history="1">
+      <w:hyperlink w:anchor="_Toc243668408" w:history="1">
         <w:r>
           <w:rPr>
             <w:rStyle w:val="Hyperlink"/>
@@ -3850,7 +3844,7 @@
             <w:noProof/>
             <w:webHidden/>
           </w:rPr>
-          <w:instrText xml:space="preserve"> PAGEREF _Toc243665201 \h </w:instrText>
+          <w:instrText xml:space="preserve"> PAGEREF _Toc243668408 \h </w:instrText>
         </w:r>
         <w:r>
           <w:rPr>
@@ -3894,7 +3888,7 @@
           <w14:ligatures w14:val="standardContextual"/>
         </w:rPr>
       </w:pPr>
-      <w:hyperlink w:anchor="_Toc243665202" w:history="1">
+      <w:hyperlink w:anchor="_Toc243668409" w:history="1">
         <w:r>
           <w:rPr>
             <w:rStyle w:val="Hyperlink"/>
@@ -3921,7 +3915,7 @@
             <w:noProof/>
             <w:webHidden/>
           </w:rPr>
-          <w:instrText xml:space="preserve"> PAGEREF _Toc243665202 \h </w:instrText>
+          <w:instrText xml:space="preserve"> PAGEREF _Toc243668409 \h </w:instrText>
         </w:r>
         <w:r>
           <w:rPr>
@@ -3965,7 +3959,7 @@
           <w14:ligatures w14:val="standardContextual"/>
         </w:rPr>
       </w:pPr>
-      <w:hyperlink w:anchor="_Toc243665203" w:history="1">
+      <w:hyperlink w:anchor="_Toc243668410" w:history="1">
         <w:r>
           <w:rPr>
             <w:rStyle w:val="Hyperlink"/>
@@ -3992,7 +3986,7 @@
             <w:noProof/>
             <w:webHidden/>
           </w:rPr>
-          <w:instrText xml:space="preserve"> PAGEREF _Toc243665203 \h </w:instrText>
+          <w:instrText xml:space="preserve"> PAGEREF _Toc243668410 \h </w:instrText>
         </w:r>
         <w:r>
           <w:rPr>
@@ -4036,7 +4030,7 @@
           <w14:ligatures w14:val="standardContextual"/>
         </w:rPr>
       </w:pPr>
-      <w:hyperlink w:anchor="_Toc243665204" w:history="1">
+      <w:hyperlink w:anchor="_Toc243668411" w:history="1">
         <w:r>
           <w:rPr>
             <w:rStyle w:val="Hyperlink"/>
@@ -4063,7 +4057,7 @@
             <w:noProof/>
             <w:webHidden/>
           </w:rPr>
-          <w:instrText xml:space="preserve"> PAGEREF _Toc243665204 \h </w:instrText>
+          <w:instrText xml:space="preserve"> PAGEREF _Toc243668411 \h </w:instrText>
         </w:r>
         <w:r>
           <w:rPr>
@@ -4107,7 +4101,7 @@
           <w14:ligatures w14:val="standardContextual"/>
         </w:rPr>
       </w:pPr>
-      <w:hyperlink w:anchor="_Toc243665205" w:history="1">
+      <w:hyperlink w:anchor="_Toc243668412" w:history="1">
         <w:r>
           <w:rPr>
             <w:rStyle w:val="Hyperlink"/>
@@ -4134,7 +4128,7 @@
             <w:noProof/>
             <w:webHidden/>
           </w:rPr>
-          <w:instrText xml:space="preserve"> PAGEREF _Toc243665205 \h </w:instrText>
+          <w:instrText xml:space="preserve"> PAGEREF _Toc243668412 \h </w:instrText>
         </w:r>
         <w:r>
           <w:rPr>
@@ -4178,7 +4172,7 @@
           <w14:ligatures w14:val="standardContextual"/>
         </w:rPr>
       </w:pPr>
-      <w:hyperlink w:anchor="_Toc243665206" w:history="1">
+      <w:hyperlink w:anchor="_Toc243668413" w:history="1">
         <w:r>
           <w:rPr>
             <w:rStyle w:val="Hyperlink"/>
@@ -4205,7 +4199,7 @@
             <w:noProof/>
             <w:webHidden/>
           </w:rPr>
-          <w:instrText xml:space="preserve"> PAGEREF _Toc243665206 \h </w:instrText>
+          <w:instrText xml:space="preserve"> PAGEREF _Toc243668413 \h </w:instrText>
         </w:r>
         <w:r>
           <w:rPr>
@@ -4249,7 +4243,7 @@
           <w14:ligatures w14:val="standardContextual"/>
         </w:rPr>
       </w:pPr>
-      <w:hyperlink w:anchor="_Toc243665207" w:history="1">
+      <w:hyperlink w:anchor="_Toc243668414" w:history="1">
         <w:r>
           <w:rPr>
             <w:rStyle w:val="Hyperlink"/>
@@ -4276,7 +4270,7 @@
             <w:noProof/>
             <w:webHidden/>
           </w:rPr>
-          <w:instrText xml:space="preserve"> PAGEREF _Toc243665207 \h </w:instrText>
+          <w:instrText xml:space="preserve"> PAGEREF _Toc243668414 \h </w:instrText>
         </w:r>
         <w:r>
           <w:rPr>
@@ -4320,7 +4314,7 @@
           <w14:ligatures w14:val="standardContextual"/>
         </w:rPr>
       </w:pPr>
-      <w:hyperlink w:anchor="_Toc243665208" w:history="1">
+      <w:hyperlink w:anchor="_Toc243668415" w:history="1">
         <w:r>
           <w:rPr>
             <w:rStyle w:val="Hyperlink"/>
@@ -4347,7 +4341,7 @@
             <w:noProof/>
             <w:webHidden/>
           </w:rPr>
-          <w:instrText xml:space="preserve"> PAGEREF _Toc243665208 \h </w:instrText>
+          <w:instrText xml:space="preserve"> PAGEREF _Toc243668415 \h </w:instrText>
         </w:r>
         <w:r>
           <w:rPr>
@@ -4391,7 +4385,7 @@
           <w14:ligatures w14:val="standardContextual"/>
         </w:rPr>
       </w:pPr>
-      <w:hyperlink w:anchor="_Toc243665209" w:history="1">
+      <w:hyperlink w:anchor="_Toc243668416" w:history="1">
         <w:r>
           <w:rPr>
             <w:rStyle w:val="Hyperlink"/>
@@ -4418,7 +4412,7 @@
             <w:noProof/>
             <w:webHidden/>
           </w:rPr>
-          <w:instrText xml:space="preserve"> PAGEREF _Toc243665209 \h </w:instrText>
+          <w:instrText xml:space="preserve"> PAGEREF _Toc243668416 \h </w:instrText>
         </w:r>
         <w:r>
           <w:rPr>
@@ -4462,7 +4456,7 @@
           <w14:ligatures w14:val="standardContextual"/>
         </w:rPr>
       </w:pPr>
-      <w:hyperlink w:anchor="_Toc243665210" w:history="1">
+      <w:hyperlink w:anchor="_Toc243668417" w:history="1">
         <w:r>
           <w:rPr>
             <w:rStyle w:val="Hyperlink"/>
@@ -4489,7 +4483,7 @@
             <w:noProof/>
             <w:webHidden/>
           </w:rPr>
-          <w:instrText xml:space="preserve"> PAGEREF _Toc243665210 \h </w:instrText>
+          <w:instrText xml:space="preserve"> PAGEREF _Toc243668417 \h </w:instrText>
         </w:r>
         <w:r>
           <w:rPr>
@@ -4533,7 +4527,7 @@
           <w14:ligatures w14:val="standardContextual"/>
         </w:rPr>
       </w:pPr>
-      <w:hyperlink w:anchor="_Toc243665211" w:history="1">
+      <w:hyperlink w:anchor="_Toc243668418" w:history="1">
         <w:r>
           <w:rPr>
             <w:rStyle w:val="Hyperlink"/>
@@ -4560,7 +4554,7 @@
             <w:noProof/>
             <w:webHidden/>
           </w:rPr>
-          <w:instrText xml:space="preserve"> PAGEREF _Toc243665211 \h </w:instrText>
+          <w:instrText xml:space="preserve"> PAGEREF _Toc243668418 \h </w:instrText>
         </w:r>
         <w:r>
           <w:rPr>
@@ -4604,7 +4598,7 @@
           <w14:ligatures w14:val="standardContextual"/>
         </w:rPr>
       </w:pPr>
-      <w:hyperlink w:anchor="_Toc243665212" w:history="1">
+      <w:hyperlink w:anchor="_Toc243668419" w:history="1">
         <w:r>
           <w:rPr>
             <w:rStyle w:val="Hyperlink"/>
@@ -4631,7 +4625,7 @@
             <w:noProof/>
             <w:webHidden/>
           </w:rPr>
-          <w:instrText xml:space="preserve"> PAGEREF _Toc243665212 \h </w:instrText>
+          <w:instrText xml:space="preserve"> PAGEREF _Toc243668419 \h </w:instrText>
         </w:r>
         <w:r>
           <w:rPr>
@@ -4675,7 +4669,7 @@
           <w14:ligatures w14:val="standardContextual"/>
         </w:rPr>
       </w:pPr>
-      <w:hyperlink w:anchor="_Toc243665213" w:history="1">
+      <w:hyperlink w:anchor="_Toc243668420" w:history="1">
         <w:r>
           <w:rPr>
             <w:rStyle w:val="Hyperlink"/>
@@ -4702,7 +4696,7 @@
             <w:noProof/>
             <w:webHidden/>
           </w:rPr>
-          <w:instrText xml:space="preserve"> PAGEREF _Toc243665213 \h </w:instrText>
+          <w:instrText xml:space="preserve"> PAGEREF _Toc243668420 \h </w:instrText>
         </w:r>
         <w:r>
           <w:rPr>
@@ -4746,7 +4740,7 @@
           <w14:ligatures w14:val="standardContextual"/>
         </w:rPr>
       </w:pPr>
-      <w:hyperlink w:anchor="_Toc243665214" w:history="1">
+      <w:hyperlink w:anchor="_Toc243668421" w:history="1">
         <w:r>
           <w:rPr>
             <w:rStyle w:val="Hyperlink"/>
@@ -4773,7 +4767,7 @@
             <w:noProof/>
             <w:webHidden/>
           </w:rPr>
-          <w:instrText xml:space="preserve"> PAGEREF _Toc243665214 \h </w:instrText>
+          <w:instrText xml:space="preserve"> PAGEREF _Toc243668421 \h </w:instrText>
         </w:r>
         <w:r>
           <w:rPr>
@@ -4817,7 +4811,7 @@
           <w14:ligatures w14:val="standardContextual"/>
         </w:rPr>
       </w:pPr>
-      <w:hyperlink w:anchor="_Toc243665215" w:history="1">
+      <w:hyperlink w:anchor="_Toc243668422" w:history="1">
         <w:r>
           <w:rPr>
             <w:rStyle w:val="Hyperlink"/>
@@ -4844,7 +4838,7 @@
             <w:noProof/>
             <w:webHidden/>
           </w:rPr>
-          <w:instrText xml:space="preserve"> PAGEREF _Toc243665215 \h </w:instrText>
+          <w:instrText xml:space="preserve"> PAGEREF _Toc243668422 \h </w:instrText>
         </w:r>
         <w:r>
           <w:rPr>
@@ -4888,7 +4882,7 @@
           <w14:ligatures w14:val="standardContextual"/>
         </w:rPr>
       </w:pPr>
-      <w:hyperlink w:anchor="_Toc243665216" w:history="1">
+      <w:hyperlink w:anchor="_Toc243668423" w:history="1">
         <w:r>
           <w:rPr>
             <w:rStyle w:val="Hyperlink"/>
@@ -4915,7 +4909,7 @@
             <w:noProof/>
             <w:webHidden/>
           </w:rPr>
-          <w:instrText xml:space="preserve"> PAGEREF _Toc243665216 \h </w:instrText>
+          <w:instrText xml:space="preserve"> PAGEREF _Toc243668423 \h </w:instrText>
         </w:r>
         <w:r>
           <w:rPr>
@@ -4959,7 +4953,7 @@
           <w14:ligatures w14:val="standardContextual"/>
         </w:rPr>
       </w:pPr>
-      <w:hyperlink w:anchor="_Toc243665217" w:history="1">
+      <w:hyperlink w:anchor="_Toc243668424" w:history="1">
         <w:r>
           <w:rPr>
             <w:rStyle w:val="Hyperlink"/>
@@ -4986,7 +4980,7 @@
             <w:noProof/>
             <w:webHidden/>
           </w:rPr>
-          <w:instrText xml:space="preserve"> PAGEREF _Toc243665217 \h </w:instrText>
+          <w:instrText xml:space="preserve"> PAGEREF _Toc243668424 \h </w:instrText>
         </w:r>
         <w:r>
           <w:rPr>
@@ -5030,7 +5024,7 @@
           <w14:ligatures w14:val="standardContextual"/>
         </w:rPr>
       </w:pPr>
-      <w:hyperlink w:anchor="_Toc243665218" w:history="1">
+      <w:hyperlink w:anchor="_Toc243668425" w:history="1">
         <w:r>
           <w:rPr>
             <w:rStyle w:val="Hyperlink"/>
@@ -5057,7 +5051,7 @@
             <w:noProof/>
             <w:webHidden/>
           </w:rPr>
-          <w:instrText xml:space="preserve"> PAGEREF _Toc243665218 \h </w:instrText>
+          <w:instrText xml:space="preserve"> PAGEREF _Toc243668425 \h </w:instrText>
         </w:r>
         <w:r>
           <w:rPr>
@@ -5101,7 +5095,7 @@
           <w14:ligatures w14:val="standardContextual"/>
         </w:rPr>
       </w:pPr>
-      <w:hyperlink w:anchor="_Toc243665219" w:history="1">
+      <w:hyperlink w:anchor="_Toc243668426" w:history="1">
         <w:r>
           <w:rPr>
             <w:rStyle w:val="Hyperlink"/>
@@ -5128,7 +5122,7 @@
             <w:noProof/>
             <w:webHidden/>
           </w:rPr>
-          <w:instrText xml:space="preserve"> PAGEREF _Toc243665219 \h </w:instrText>
+          <w:instrText xml:space="preserve"> PAGEREF _Toc243668426 \h </w:instrText>
         </w:r>
         <w:r>
           <w:rPr>
@@ -5172,7 +5166,7 @@
           <w14:ligatures w14:val="standardContextual"/>
         </w:rPr>
       </w:pPr>
-      <w:hyperlink w:anchor="_Toc243665220" w:history="1">
+      <w:hyperlink w:anchor="_Toc243668427" w:history="1">
         <w:r>
           <w:rPr>
             <w:rStyle w:val="Hyperlink"/>
@@ -5199,7 +5193,7 @@
             <w:noProof/>
             <w:webHidden/>
           </w:rPr>
-          <w:instrText xml:space="preserve"> PAGEREF _Toc243665220 \h </w:instrText>
+          <w:instrText xml:space="preserve"> PAGEREF _Toc243668427 \h </w:instrText>
         </w:r>
         <w:r>
           <w:rPr>
@@ -5243,7 +5237,7 @@
           <w14:ligatures w14:val="standardContextual"/>
         </w:rPr>
       </w:pPr>
-      <w:hyperlink w:anchor="_Toc243665221" w:history="1">
+      <w:hyperlink w:anchor="_Toc243668428" w:history="1">
         <w:r>
           <w:rPr>
             <w:rStyle w:val="Hyperlink"/>
@@ -5270,7 +5264,7 @@
             <w:noProof/>
             <w:webHidden/>
           </w:rPr>
-          <w:instrText xml:space="preserve"> PAGEREF _Toc243665221 \h </w:instrText>
+          <w:instrText xml:space="preserve"> PAGEREF _Toc243668428 \h </w:instrText>
         </w:r>
         <w:r>
           <w:rPr>
@@ -5314,7 +5308,7 @@
           <w14:ligatures w14:val="standardContextual"/>
         </w:rPr>
       </w:pPr>
-      <w:hyperlink w:anchor="_Toc243665222" w:history="1">
+      <w:hyperlink w:anchor="_Toc243668429" w:history="1">
         <w:r>
           <w:rPr>
             <w:rStyle w:val="Hyperlink"/>
@@ -5341,7 +5335,7 @@
             <w:noProof/>
             <w:webHidden/>
           </w:rPr>
-          <w:instrText xml:space="preserve"> PAGEREF _Toc243665222 \h </w:instrText>
+          <w:instrText xml:space="preserve"> PAGEREF _Toc243668429 \h </w:instrText>
         </w:r>
         <w:r>
           <w:rPr>
@@ -5385,7 +5379,7 @@
           <w14:ligatures w14:val="standardContextual"/>
         </w:rPr>
       </w:pPr>
-      <w:hyperlink w:anchor="_Toc243665223" w:history="1">
+      <w:hyperlink w:anchor="_Toc243668430" w:history="1">
         <w:r>
           <w:rPr>
             <w:rStyle w:val="Hyperlink"/>
@@ -5412,7 +5406,7 @@
             <w:noProof/>
             <w:webHidden/>
           </w:rPr>
-          <w:instrText xml:space="preserve"> PAGEREF _Toc243665223 \h </w:instrText>
+          <w:instrText xml:space="preserve"> PAGEREF _Toc243668430 \h </w:instrText>
         </w:r>
         <w:r>
           <w:rPr>
@@ -5456,7 +5450,7 @@
           <w14:ligatures w14:val="standardContextual"/>
         </w:rPr>
       </w:pPr>
-      <w:hyperlink w:anchor="_Toc243665224" w:history="1">
+      <w:hyperlink w:anchor="_Toc243668431" w:history="1">
         <w:r>
           <w:rPr>
             <w:rStyle w:val="Hyperlink"/>
@@ -5483,7 +5477,7 @@
             <w:noProof/>
             <w:webHidden/>
           </w:rPr>
-          <w:instrText xml:space="preserve"> PAGEREF _Toc243665224 \h </w:instrText>
+          <w:instrText xml:space="preserve"> PAGEREF _Toc243668431 \h </w:instrText>
         </w:r>
         <w:r>
           <w:rPr>
@@ -5527,7 +5521,7 @@
           <w14:ligatures w14:val="standardContextual"/>
         </w:rPr>
       </w:pPr>
-      <w:hyperlink w:anchor="_Toc243665225" w:history="1">
+      <w:hyperlink w:anchor="_Toc243668432" w:history="1">
         <w:r>
           <w:rPr>
             <w:rStyle w:val="Hyperlink"/>
@@ -5554,7 +5548,7 @@
             <w:noProof/>
             <w:webHidden/>
           </w:rPr>
-          <w:instrText xml:space="preserve"> PAGEREF _Toc243665225 \h </w:instrText>
+          <w:instrText xml:space="preserve"> PAGEREF _Toc243668432 \h </w:instrText>
         </w:r>
         <w:r>
           <w:rPr>
@@ -5598,7 +5592,7 @@
           <w14:ligatures w14:val="standardContextual"/>
         </w:rPr>
       </w:pPr>
-      <w:hyperlink w:anchor="_Toc243665226" w:history="1">
+      <w:hyperlink w:anchor="_Toc243668433" w:history="1">
         <w:r>
           <w:rPr>
             <w:rStyle w:val="Hyperlink"/>
@@ -5625,7 +5619,7 @@
             <w:noProof/>
             <w:webHidden/>
           </w:rPr>
-          <w:instrText xml:space="preserve"> PAGEREF _Toc243665226 \h </w:instrText>
+          <w:instrText xml:space="preserve"> PAGEREF _Toc243668433 \h </w:instrText>
         </w:r>
         <w:r>
           <w:rPr>
@@ -5669,7 +5663,7 @@
           <w14:ligatures w14:val="standardContextual"/>
         </w:rPr>
       </w:pPr>
-      <w:hyperlink w:anchor="_Toc243665227" w:history="1">
+      <w:hyperlink w:anchor="_Toc243668434" w:history="1">
         <w:r>
           <w:rPr>
             <w:rStyle w:val="Hyperlink"/>
@@ -5696,7 +5690,7 @@
             <w:noProof/>
             <w:webHidden/>
           </w:rPr>
-          <w:instrText xml:space="preserve"> PAGEREF _Toc243665227 \h </w:instrText>
+          <w:instrText xml:space="preserve"> PAGEREF _Toc243668434 \h </w:instrText>
         </w:r>
         <w:r>
           <w:rPr>
@@ -5740,7 +5734,7 @@
           <w14:ligatures w14:val="standardContextual"/>
         </w:rPr>
       </w:pPr>
-      <w:hyperlink w:anchor="_Toc243665228" w:history="1">
+      <w:hyperlink w:anchor="_Toc243668435" w:history="1">
         <w:r>
           <w:rPr>
             <w:rStyle w:val="Hyperlink"/>
@@ -5767,7 +5761,7 @@
             <w:noProof/>
             <w:webHidden/>
           </w:rPr>
-          <w:instrText xml:space="preserve"> PAGEREF _Toc243665228 \h </w:instrText>
+          <w:instrText xml:space="preserve"> PAGEREF _Toc243668435 \h </w:instrText>
         </w:r>
         <w:r>
           <w:rPr>
@@ -5811,7 +5805,7 @@
           <w14:ligatures w14:val="standardContextual"/>
         </w:rPr>
       </w:pPr>
-      <w:hyperlink w:anchor="_Toc243665229" w:history="1">
+      <w:hyperlink w:anchor="_Toc243668436" w:history="1">
         <w:r>
           <w:rPr>
             <w:rStyle w:val="Hyperlink"/>
@@ -5838,7 +5832,7 @@
             <w:noProof/>
             <w:webHidden/>
           </w:rPr>
-          <w:instrText xml:space="preserve"> PAGEREF _Toc243665229 \h </w:instrText>
+          <w:instrText xml:space="preserve"> PAGEREF _Toc243668436 \h </w:instrText>
         </w:r>
         <w:r>
           <w:rPr>
@@ -5882,7 +5876,7 @@
           <w14:ligatures w14:val="standardContextual"/>
         </w:rPr>
       </w:pPr>
-      <w:hyperlink w:anchor="_Toc243665230" w:history="1">
+      <w:hyperlink w:anchor="_Toc243668437" w:history="1">
         <w:r>
           <w:rPr>
             <w:rStyle w:val="Hyperlink"/>
@@ -5909,7 +5903,7 @@
             <w:noProof/>
             <w:webHidden/>
           </w:rPr>
-          <w:instrText xml:space="preserve"> PAGEREF _Toc243665230 \h </w:instrText>
+          <w:instrText xml:space="preserve"> PAGEREF _Toc243668437 \h </w:instrText>
         </w:r>
         <w:r>
           <w:rPr>
@@ -5953,7 +5947,7 @@
           <w14:ligatures w14:val="standardContextual"/>
         </w:rPr>
       </w:pPr>
-      <w:hyperlink w:anchor="_Toc243665231" w:history="1">
+      <w:hyperlink w:anchor="_Toc243668438" w:history="1">
         <w:r>
           <w:rPr>
             <w:rStyle w:val="Hyperlink"/>
@@ -5980,7 +5974,7 @@
             <w:noProof/>
             <w:webHidden/>
           </w:rPr>
-          <w:instrText xml:space="preserve"> PAGEREF _Toc243665231 \h </w:instrText>
+          <w:instrText xml:space="preserve"> PAGEREF _Toc243668438 \h </w:instrText>
         </w:r>
         <w:r>
           <w:rPr>
@@ -6024,7 +6018,7 @@
           <w14:ligatures w14:val="standardContextual"/>
         </w:rPr>
       </w:pPr>
-      <w:hyperlink w:anchor="_Toc243665232" w:history="1">
+      <w:hyperlink w:anchor="_Toc243668439" w:history="1">
         <w:r>
           <w:rPr>
             <w:rStyle w:val="Hyperlink"/>
@@ -6051,7 +6045,7 @@
             <w:noProof/>
             <w:webHidden/>
           </w:rPr>
-          <w:instrText xml:space="preserve"> PAGEREF _Toc243665232 \h </w:instrText>
+          <w:instrText xml:space="preserve"> PAGEREF _Toc243668439 \h </w:instrText>
         </w:r>
         <w:r>
           <w:rPr>
@@ -6095,7 +6089,7 @@
           <w14:ligatures w14:val="standardContextual"/>
         </w:rPr>
       </w:pPr>
-      <w:hyperlink w:anchor="_Toc243665233" w:history="1">
+      <w:hyperlink w:anchor="_Toc243668440" w:history="1">
         <w:r>
           <w:rPr>
             <w:rStyle w:val="Hyperlink"/>
@@ -6122,7 +6116,7 @@
             <w:noProof/>
             <w:webHidden/>
           </w:rPr>
-          <w:instrText xml:space="preserve"> PAGEREF _Toc243665233 \h </w:instrText>
+          <w:instrText xml:space="preserve"> PAGEREF _Toc243668440 \h </w:instrText>
         </w:r>
         <w:r>
           <w:rPr>
@@ -6166,7 +6160,7 @@
           <w14:ligatures w14:val="standardContextual"/>
         </w:rPr>
       </w:pPr>
-      <w:hyperlink w:anchor="_Toc243665234" w:history="1">
+      <w:hyperlink w:anchor="_Toc243668441" w:history="1">
         <w:r>
           <w:rPr>
             <w:rStyle w:val="Hyperlink"/>
@@ -6193,7 +6187,7 @@
             <w:noProof/>
             <w:webHidden/>
           </w:rPr>
-          <w:instrText xml:space="preserve"> PAGEREF _Toc243665234 \h </w:instrText>
+          <w:instrText xml:space="preserve"> PAGEREF _Toc243668441 \h </w:instrText>
         </w:r>
         <w:r>
           <w:rPr>
@@ -6237,7 +6231,7 @@
           <w14:ligatures w14:val="standardContextual"/>
         </w:rPr>
       </w:pPr>
-      <w:hyperlink w:anchor="_Toc243665235" w:history="1">
+      <w:hyperlink w:anchor="_Toc243668442" w:history="1">
         <w:r>
           <w:rPr>
             <w:rStyle w:val="Hyperlink"/>
@@ -6264,7 +6258,7 @@
             <w:noProof/>
             <w:webHidden/>
           </w:rPr>
-          <w:instrText xml:space="preserve"> PAGEREF _Toc243665235 \h </w:instrText>
+          <w:instrText xml:space="preserve"> PAGEREF _Toc243668442 \h </w:instrText>
         </w:r>
         <w:r>
           <w:rPr>
@@ -6308,7 +6302,7 @@
           <w14:ligatures w14:val="standardContextual"/>
         </w:rPr>
       </w:pPr>
-      <w:hyperlink w:anchor="_Toc243665236" w:history="1">
+      <w:hyperlink w:anchor="_Toc243668443" w:history="1">
         <w:r>
           <w:rPr>
             <w:rStyle w:val="Hyperlink"/>
@@ -6335,7 +6329,7 @@
             <w:noProof/>
             <w:webHidden/>
           </w:rPr>
-          <w:instrText xml:space="preserve"> PAGEREF _Toc243665236 \h </w:instrText>
+          <w:instrText xml:space="preserve"> PAGEREF _Toc243668443 \h </w:instrText>
         </w:r>
         <w:r>
           <w:rPr>
@@ -6379,7 +6373,7 @@
           <w14:ligatures w14:val="standardContextual"/>
         </w:rPr>
       </w:pPr>
-      <w:hyperlink w:anchor="_Toc243665237" w:history="1">
+      <w:hyperlink w:anchor="_Toc243668444" w:history="1">
         <w:r>
           <w:rPr>
             <w:rStyle w:val="Hyperlink"/>
@@ -6406,7 +6400,7 @@
             <w:noProof/>
             <w:webHidden/>
           </w:rPr>
-          <w:instrText xml:space="preserve"> PAGEREF _Toc243665237 \h </w:instrText>
+          <w:instrText xml:space="preserve"> PAGEREF _Toc243668444 \h </w:instrText>
         </w:r>
         <w:r>
           <w:rPr>
@@ -6450,7 +6444,7 @@
           <w14:ligatures w14:val="standardContextual"/>
         </w:rPr>
       </w:pPr>
-      <w:hyperlink w:anchor="_Toc243665238" w:history="1">
+      <w:hyperlink w:anchor="_Toc243668445" w:history="1">
         <w:r>
           <w:rPr>
             <w:rStyle w:val="Hyperlink"/>
@@ -6477,7 +6471,7 @@
             <w:noProof/>
             <w:webHidden/>
           </w:rPr>
-          <w:instrText xml:space="preserve"> PAGEREF _Toc243665238 \h </w:instrText>
+          <w:instrText xml:space="preserve"> PAGEREF _Toc243668445 \h </w:instrText>
         </w:r>
         <w:r>
           <w:rPr>
@@ -6521,7 +6515,7 @@
           <w14:ligatures w14:val="standardContextual"/>
         </w:rPr>
       </w:pPr>
-      <w:hyperlink w:anchor="_Toc243665239" w:history="1">
+      <w:hyperlink w:anchor="_Toc243668446" w:history="1">
         <w:r>
           <w:rPr>
             <w:rStyle w:val="Hyperlink"/>
@@ -6548,7 +6542,7 @@
             <w:noProof/>
             <w:webHidden/>
           </w:rPr>
-          <w:instrText xml:space="preserve"> PAGEREF _Toc243665239 \h </w:instrText>
+          <w:instrText xml:space="preserve"> PAGEREF _Toc243668446 \h </w:instrText>
         </w:r>
         <w:r>
           <w:rPr>
@@ -6592,13 +6586,13 @@
           <w14:ligatures w14:val="standardContextual"/>
         </w:rPr>
       </w:pPr>
-      <w:hyperlink w:anchor="_Toc243665240" w:history="1">
+      <w:hyperlink w:anchor="_Toc243668447" w:history="1">
         <w:r>
           <w:rPr>
             <w:rStyle w:val="Hyperlink"/>
             <w:noProof/>
           </w:rPr>
-          <w:t>4.3.5 Streaming Latency versus Quality (Full Test Subsets)</w:t>
+          <w:t>4.3.5 Results Across Three Smartphones</w:t>
         </w:r>
         <w:r>
           <w:rPr>
@@ -6619,7 +6613,7 @@
             <w:noProof/>
             <w:webHidden/>
           </w:rPr>
-          <w:instrText xml:space="preserve"> PAGEREF _Toc243665240 \h </w:instrText>
+          <w:instrText xml:space="preserve"> PAGEREF _Toc243668447 \h </w:instrText>
         </w:r>
         <w:r>
           <w:rPr>
@@ -6640,6 +6634,77 @@
             <w:webHidden/>
           </w:rPr>
           <w:t>25</w:t>
+        </w:r>
+        <w:r>
+          <w:rPr>
+            <w:noProof/>
+            <w:webHidden/>
+          </w:rPr>
+          <w:fldChar w:fldCharType="end"/>
+        </w:r>
+      </w:hyperlink>
+    </w:p>
+    <w:p>
+      <w:pPr>
+        <w:pStyle w:val="TOC3"/>
+        <w:tabs>
+          <w:tab w:val="right" w:leader="dot" w:pos="8656"/>
+        </w:tabs>
+        <w:rPr>
+          <w:rFonts w:asciiTheme="minorHAnsi" w:eastAsiaTheme="minorEastAsia" w:hAnsiTheme="minorHAnsi" w:cstheme="minorBidi"/>
+          <w:noProof/>
+          <w:kern w:val="2"/>
+          <w14:ligatures w14:val="standardContextual"/>
+        </w:rPr>
+      </w:pPr>
+      <w:hyperlink w:anchor="_Toc243668448" w:history="1">
+        <w:r>
+          <w:rPr>
+            <w:rStyle w:val="Hyperlink"/>
+            <w:noProof/>
+          </w:rPr>
+          <w:t>4.3.6 Streaming Latency versus Quality (Full Test Subsets)</w:t>
+        </w:r>
+        <w:r>
+          <w:rPr>
+            <w:noProof/>
+            <w:webHidden/>
+          </w:rPr>
+          <w:tab/>
+        </w:r>
+        <w:r>
+          <w:rPr>
+            <w:noProof/>
+            <w:webHidden/>
+          </w:rPr>
+          <w:fldChar w:fldCharType="begin"/>
+        </w:r>
+        <w:r>
+          <w:rPr>
+            <w:noProof/>
+            <w:webHidden/>
+          </w:rPr>
+          <w:instrText xml:space="preserve"> PAGEREF _Toc243668448 \h </w:instrText>
+        </w:r>
+        <w:r>
+          <w:rPr>
+            <w:noProof/>
+            <w:webHidden/>
+          </w:rPr>
+        </w:r>
+        <w:r>
+          <w:rPr>
+            <w:noProof/>
+            <w:webHidden/>
+          </w:rPr>
+          <w:fldChar w:fldCharType="separate"/>
+        </w:r>
+        <w:r>
+          <w:rPr>
+            <w:noProof/>
+            <w:webHidden/>
+          </w:rPr>
+          <w:t>26</w:t>
         </w:r>
         <w:r>
           <w:rPr>
@@ -6663,7 +6728,7 @@
           <w14:ligatures w14:val="standardContextual"/>
         </w:rPr>
       </w:pPr>
-      <w:hyperlink w:anchor="_Toc243665241" w:history="1">
+      <w:hyperlink w:anchor="_Toc243668449" w:history="1">
         <w:r>
           <w:rPr>
             <w:rStyle w:val="Hyperlink"/>
@@ -6690,7 +6755,7 @@
             <w:noProof/>
             <w:webHidden/>
           </w:rPr>
-          <w:instrText xml:space="preserve"> PAGEREF _Toc243665241 \h </w:instrText>
+          <w:instrText xml:space="preserve"> PAGEREF _Toc243668449 \h </w:instrText>
         </w:r>
         <w:r>
           <w:rPr>
@@ -6710,7 +6775,7 @@
             <w:noProof/>
             <w:webHidden/>
           </w:rPr>
-          <w:t>26</w:t>
+          <w:t>27</w:t>
         </w:r>
         <w:r>
           <w:rPr>
@@ -6734,7 +6799,7 @@
           <w14:ligatures w14:val="standardContextual"/>
         </w:rPr>
       </w:pPr>
-      <w:hyperlink w:anchor="_Toc243665242" w:history="1">
+      <w:hyperlink w:anchor="_Toc243668450" w:history="1">
         <w:r>
           <w:rPr>
             <w:rStyle w:val="Hyperlink"/>
@@ -6761,7 +6826,7 @@
             <w:noProof/>
             <w:webHidden/>
           </w:rPr>
-          <w:instrText xml:space="preserve"> PAGEREF _Toc243665242 \h </w:instrText>
+          <w:instrText xml:space="preserve"> PAGEREF _Toc243668450 \h </w:instrText>
         </w:r>
         <w:r>
           <w:rPr>
@@ -6781,7 +6846,7 @@
             <w:noProof/>
             <w:webHidden/>
           </w:rPr>
-          <w:t>27</w:t>
+          <w:t>28</w:t>
         </w:r>
         <w:r>
           <w:rPr>
@@ -6805,7 +6870,7 @@
           <w14:ligatures w14:val="standardContextual"/>
         </w:rPr>
       </w:pPr>
-      <w:hyperlink w:anchor="_Toc243665243" w:history="1">
+      <w:hyperlink w:anchor="_Toc243668451" w:history="1">
         <w:r>
           <w:rPr>
             <w:rStyle w:val="Hyperlink"/>
@@ -6832,7 +6897,7 @@
             <w:noProof/>
             <w:webHidden/>
           </w:rPr>
-          <w:instrText xml:space="preserve"> PAGEREF _Toc243665243 \h </w:instrText>
+          <w:instrText xml:space="preserve"> PAGEREF _Toc243668451 \h </w:instrText>
         </w:r>
         <w:r>
           <w:rPr>
@@ -6852,7 +6917,7 @@
             <w:noProof/>
             <w:webHidden/>
           </w:rPr>
-          <w:t>27</w:t>
+          <w:t>28</w:t>
         </w:r>
         <w:r>
           <w:rPr>
@@ -6876,7 +6941,7 @@
           <w14:ligatures w14:val="standardContextual"/>
         </w:rPr>
       </w:pPr>
-      <w:hyperlink w:anchor="_Toc243665244" w:history="1">
+      <w:hyperlink w:anchor="_Toc243668452" w:history="1">
         <w:r>
           <w:rPr>
             <w:rStyle w:val="Hyperlink"/>
@@ -6903,7 +6968,7 @@
             <w:noProof/>
             <w:webHidden/>
           </w:rPr>
-          <w:instrText xml:space="preserve"> PAGEREF _Toc243665244 \h </w:instrText>
+          <w:instrText xml:space="preserve"> PAGEREF _Toc243668452 \h </w:instrText>
         </w:r>
         <w:r>
           <w:rPr>
@@ -6923,7 +6988,7 @@
             <w:noProof/>
             <w:webHidden/>
           </w:rPr>
-          <w:t>29</w:t>
+          <w:t>30</w:t>
         </w:r>
         <w:r>
           <w:rPr>
@@ -6947,7 +7012,7 @@
           <w14:ligatures w14:val="standardContextual"/>
         </w:rPr>
       </w:pPr>
-      <w:hyperlink w:anchor="_Toc243665245" w:history="1">
+      <w:hyperlink w:anchor="_Toc243668453" w:history="1">
         <w:r>
           <w:rPr>
             <w:rStyle w:val="Hyperlink"/>
@@ -6974,7 +7039,7 @@
             <w:noProof/>
             <w:webHidden/>
           </w:rPr>
-          <w:instrText xml:space="preserve"> PAGEREF _Toc243665245 \h </w:instrText>
+          <w:instrText xml:space="preserve"> PAGEREF _Toc243668453 \h </w:instrText>
         </w:r>
         <w:r>
           <w:rPr>
@@ -6994,7 +7059,7 @@
             <w:noProof/>
             <w:webHidden/>
           </w:rPr>
-          <w:t>29</w:t>
+          <w:t>30</w:t>
         </w:r>
         <w:r>
           <w:rPr>
@@ -7018,7 +7083,7 @@
           <w14:ligatures w14:val="standardContextual"/>
         </w:rPr>
       </w:pPr>
-      <w:hyperlink w:anchor="_Toc243665246" w:history="1">
+      <w:hyperlink w:anchor="_Toc243668454" w:history="1">
         <w:r>
           <w:rPr>
             <w:rStyle w:val="Hyperlink"/>
@@ -7045,7 +7110,7 @@
             <w:noProof/>
             <w:webHidden/>
           </w:rPr>
-          <w:instrText xml:space="preserve"> PAGEREF _Toc243665246 \h </w:instrText>
+          <w:instrText xml:space="preserve"> PAGEREF _Toc243668454 \h </w:instrText>
         </w:r>
         <w:r>
           <w:rPr>
@@ -7065,7 +7130,7 @@
             <w:noProof/>
             <w:webHidden/>
           </w:rPr>
-          <w:t>29</w:t>
+          <w:t>30</w:t>
         </w:r>
         <w:r>
           <w:rPr>
@@ -7089,7 +7154,7 @@
           <w14:ligatures w14:val="standardContextual"/>
         </w:rPr>
       </w:pPr>
-      <w:hyperlink w:anchor="_Toc243665247" w:history="1">
+      <w:hyperlink w:anchor="_Toc243668455" w:history="1">
         <w:r>
           <w:rPr>
             <w:rStyle w:val="Hyperlink"/>
@@ -7116,7 +7181,7 @@
             <w:noProof/>
             <w:webHidden/>
           </w:rPr>
-          <w:instrText xml:space="preserve"> PAGEREF _Toc243665247 \h </w:instrText>
+          <w:instrText xml:space="preserve"> PAGEREF _Toc243668455 \h </w:instrText>
         </w:r>
         <w:r>
           <w:rPr>
@@ -7136,7 +7201,7 @@
             <w:noProof/>
             <w:webHidden/>
           </w:rPr>
-          <w:t>31</w:t>
+          <w:t>32</w:t>
         </w:r>
         <w:r>
           <w:rPr>
@@ -7160,7 +7225,7 @@
           <w14:ligatures w14:val="standardContextual"/>
         </w:rPr>
       </w:pPr>
-      <w:hyperlink w:anchor="_Toc243665248" w:history="1">
+      <w:hyperlink w:anchor="_Toc243668456" w:history="1">
         <w:r>
           <w:rPr>
             <w:rStyle w:val="Hyperlink"/>
@@ -7187,7 +7252,7 @@
             <w:noProof/>
             <w:webHidden/>
           </w:rPr>
-          <w:instrText xml:space="preserve"> PAGEREF _Toc243665248 \h </w:instrText>
+          <w:instrText xml:space="preserve"> PAGEREF _Toc243668456 \h </w:instrText>
         </w:r>
         <w:r>
           <w:rPr>
@@ -7207,7 +7272,7 @@
             <w:noProof/>
             <w:webHidden/>
           </w:rPr>
-          <w:t>36</w:t>
+          <w:t>37</w:t>
         </w:r>
         <w:r>
           <w:rPr>
@@ -7231,7 +7296,7 @@
           <w14:ligatures w14:val="standardContextual"/>
         </w:rPr>
       </w:pPr>
-      <w:hyperlink w:anchor="_Toc243665249" w:history="1">
+      <w:hyperlink w:anchor="_Toc243668457" w:history="1">
         <w:r>
           <w:rPr>
             <w:rStyle w:val="Hyperlink"/>
@@ -7258,7 +7323,7 @@
             <w:noProof/>
             <w:webHidden/>
           </w:rPr>
-          <w:instrText xml:space="preserve"> PAGEREF _Toc243665249 \h </w:instrText>
+          <w:instrText xml:space="preserve"> PAGEREF _Toc243668457 \h </w:instrText>
         </w:r>
         <w:r>
           <w:rPr>
@@ -7278,7 +7343,7 @@
             <w:noProof/>
             <w:webHidden/>
           </w:rPr>
-          <w:t>39</w:t>
+          <w:t>40</w:t>
         </w:r>
         <w:r>
           <w:rPr>
@@ -7329,7 +7394,7 @@
         </w:rPr>
         <w:instrText xml:space="preserve"> TC "</w:instrText>
       </w:r>
-      <w:bookmarkStart w:id="6" w:name="_Toc243665188"/>
+      <w:bookmarkStart w:id="6" w:name="_Toc243668395"/>
       <w:r>
         <w:rPr>
           <w:color w:val="000000"/>
@@ -7381,7 +7446,7 @@
         </w:rPr>
         <w:fldChar w:fldCharType="separate"/>
       </w:r>
-      <w:hyperlink w:anchor="_Toc243665250" w:history="1">
+      <w:hyperlink w:anchor="_Toc243668458" w:history="1">
         <w:r>
           <w:rPr>
             <w:rStyle w:val="Hyperlink"/>
@@ -7408,7 +7473,7 @@
             <w:noProof/>
             <w:webHidden/>
           </w:rPr>
-          <w:instrText xml:space="preserve"> PAGEREF _Toc243665250 \h </w:instrText>
+          <w:instrText xml:space="preserve"> PAGEREF _Toc243668458 \h </w:instrText>
         </w:r>
         <w:r>
           <w:rPr>
@@ -7452,7 +7517,7 @@
           <w14:ligatures w14:val="standardContextual"/>
         </w:rPr>
       </w:pPr>
-      <w:hyperlink w:anchor="_Toc243665251" w:history="1">
+      <w:hyperlink w:anchor="_Toc243668459" w:history="1">
         <w:r>
           <w:rPr>
             <w:rStyle w:val="Hyperlink"/>
@@ -7479,7 +7544,7 @@
             <w:noProof/>
             <w:webHidden/>
           </w:rPr>
-          <w:instrText xml:space="preserve"> PAGEREF _Toc243665251 \h </w:instrText>
+          <w:instrText xml:space="preserve"> PAGEREF _Toc243668459 \h </w:instrText>
         </w:r>
         <w:r>
           <w:rPr>
@@ -7523,7 +7588,7 @@
           <w14:ligatures w14:val="standardContextual"/>
         </w:rPr>
       </w:pPr>
-      <w:hyperlink w:anchor="_Toc243665252" w:history="1">
+      <w:hyperlink w:anchor="_Toc243668460" w:history="1">
         <w:r>
           <w:rPr>
             <w:rStyle w:val="Hyperlink"/>
@@ -7550,7 +7615,7 @@
             <w:noProof/>
             <w:webHidden/>
           </w:rPr>
-          <w:instrText xml:space="preserve"> PAGEREF _Toc243665252 \h </w:instrText>
+          <w:instrText xml:space="preserve"> PAGEREF _Toc243668460 \h </w:instrText>
         </w:r>
         <w:r>
           <w:rPr>
@@ -7594,7 +7659,7 @@
           <w14:ligatures w14:val="standardContextual"/>
         </w:rPr>
       </w:pPr>
-      <w:hyperlink w:anchor="_Toc243665253" w:history="1">
+      <w:hyperlink w:anchor="_Toc243668461" w:history="1">
         <w:r>
           <w:rPr>
             <w:rStyle w:val="Hyperlink"/>
@@ -7621,7 +7686,7 @@
             <w:noProof/>
             <w:webHidden/>
           </w:rPr>
-          <w:instrText xml:space="preserve"> PAGEREF _Toc243665253 \h </w:instrText>
+          <w:instrText xml:space="preserve"> PAGEREF _Toc243668461 \h </w:instrText>
         </w:r>
         <w:r>
           <w:rPr>
@@ -7665,7 +7730,7 @@
           <w14:ligatures w14:val="standardContextual"/>
         </w:rPr>
       </w:pPr>
-      <w:hyperlink w:anchor="_Toc243665254" w:history="1">
+      <w:hyperlink w:anchor="_Toc243668462" w:history="1">
         <w:r>
           <w:rPr>
             <w:rStyle w:val="Hyperlink"/>
@@ -7692,7 +7757,7 @@
             <w:noProof/>
             <w:webHidden/>
           </w:rPr>
-          <w:instrText xml:space="preserve"> PAGEREF _Toc243665254 \h </w:instrText>
+          <w:instrText xml:space="preserve"> PAGEREF _Toc243668462 \h </w:instrText>
         </w:r>
         <w:r>
           <w:rPr>
@@ -7736,7 +7801,7 @@
           <w14:ligatures w14:val="standardContextual"/>
         </w:rPr>
       </w:pPr>
-      <w:hyperlink w:anchor="_Toc243665255" w:history="1">
+      <w:hyperlink w:anchor="_Toc243668463" w:history="1">
         <w:r>
           <w:rPr>
             <w:rStyle w:val="Hyperlink"/>
@@ -7763,7 +7828,7 @@
             <w:noProof/>
             <w:webHidden/>
           </w:rPr>
-          <w:instrText xml:space="preserve"> PAGEREF _Toc243665255 \h </w:instrText>
+          <w:instrText xml:space="preserve"> PAGEREF _Toc243668463 \h </w:instrText>
         </w:r>
         <w:r>
           <w:rPr>
@@ -7807,7 +7872,7 @@
           <w14:ligatures w14:val="standardContextual"/>
         </w:rPr>
       </w:pPr>
-      <w:hyperlink w:anchor="_Toc243665256" w:history="1">
+      <w:hyperlink w:anchor="_Toc243668464" w:history="1">
         <w:r>
           <w:rPr>
             <w:rStyle w:val="Hyperlink"/>
@@ -7834,7 +7899,7 @@
             <w:noProof/>
             <w:webHidden/>
           </w:rPr>
-          <w:instrText xml:space="preserve"> PAGEREF _Toc243665256 \h </w:instrText>
+          <w:instrText xml:space="preserve"> PAGEREF _Toc243668464 \h </w:instrText>
         </w:r>
         <w:r>
           <w:rPr>
@@ -7878,7 +7943,7 @@
           <w14:ligatures w14:val="standardContextual"/>
         </w:rPr>
       </w:pPr>
-      <w:hyperlink w:anchor="_Toc243665257" w:history="1">
+      <w:hyperlink w:anchor="_Toc243668465" w:history="1">
         <w:r>
           <w:rPr>
             <w:rStyle w:val="Hyperlink"/>
@@ -7905,7 +7970,7 @@
             <w:noProof/>
             <w:webHidden/>
           </w:rPr>
-          <w:instrText xml:space="preserve"> PAGEREF _Toc243665257 \h </w:instrText>
+          <w:instrText xml:space="preserve"> PAGEREF _Toc243668465 \h </w:instrText>
         </w:r>
         <w:r>
           <w:rPr>
@@ -7949,7 +8014,7 @@
           <w14:ligatures w14:val="standardContextual"/>
         </w:rPr>
       </w:pPr>
-      <w:hyperlink w:anchor="_Toc243665258" w:history="1">
+      <w:hyperlink w:anchor="_Toc243668466" w:history="1">
         <w:r>
           <w:rPr>
             <w:rStyle w:val="Hyperlink"/>
@@ -7976,7 +8041,7 @@
             <w:noProof/>
             <w:webHidden/>
           </w:rPr>
-          <w:instrText xml:space="preserve"> PAGEREF _Toc243665258 \h </w:instrText>
+          <w:instrText xml:space="preserve"> PAGEREF _Toc243668466 \h </w:instrText>
         </w:r>
         <w:r>
           <w:rPr>
@@ -8020,7 +8085,7 @@
           <w14:ligatures w14:val="standardContextual"/>
         </w:rPr>
       </w:pPr>
-      <w:hyperlink w:anchor="_Toc243665259" w:history="1">
+      <w:hyperlink w:anchor="_Toc243668467" w:history="1">
         <w:r>
           <w:rPr>
             <w:rStyle w:val="Hyperlink"/>
@@ -8047,7 +8112,7 @@
             <w:noProof/>
             <w:webHidden/>
           </w:rPr>
-          <w:instrText xml:space="preserve"> PAGEREF _Toc243665259 \h </w:instrText>
+          <w:instrText xml:space="preserve"> PAGEREF _Toc243668467 \h </w:instrText>
         </w:r>
         <w:r>
           <w:rPr>
@@ -8091,7 +8156,7 @@
           <w14:ligatures w14:val="standardContextual"/>
         </w:rPr>
       </w:pPr>
-      <w:hyperlink w:anchor="_Toc243665260" w:history="1">
+      <w:hyperlink w:anchor="_Toc243668468" w:history="1">
         <w:r>
           <w:rPr>
             <w:rStyle w:val="Hyperlink"/>
@@ -8118,7 +8183,7 @@
             <w:noProof/>
             <w:webHidden/>
           </w:rPr>
-          <w:instrText xml:space="preserve"> PAGEREF _Toc243665260 \h </w:instrText>
+          <w:instrText xml:space="preserve"> PAGEREF _Toc243668468 \h </w:instrText>
         </w:r>
         <w:r>
           <w:rPr>
@@ -8162,7 +8227,7 @@
           <w14:ligatures w14:val="standardContextual"/>
         </w:rPr>
       </w:pPr>
-      <w:hyperlink w:anchor="_Toc243665261" w:history="1">
+      <w:hyperlink w:anchor="_Toc243668469" w:history="1">
         <w:r>
           <w:rPr>
             <w:rStyle w:val="Hyperlink"/>
@@ -8189,7 +8254,7 @@
             <w:noProof/>
             <w:webHidden/>
           </w:rPr>
-          <w:instrText xml:space="preserve"> PAGEREF _Toc243665261 \h </w:instrText>
+          <w:instrText xml:space="preserve"> PAGEREF _Toc243668469 \h </w:instrText>
         </w:r>
         <w:r>
           <w:rPr>
@@ -8233,7 +8298,7 @@
           <w14:ligatures w14:val="standardContextual"/>
         </w:rPr>
       </w:pPr>
-      <w:hyperlink w:anchor="_Toc243665262" w:history="1">
+      <w:hyperlink w:anchor="_Toc243668470" w:history="1">
         <w:r>
           <w:rPr>
             <w:rStyle w:val="Hyperlink"/>
@@ -8260,7 +8325,7 @@
             <w:noProof/>
             <w:webHidden/>
           </w:rPr>
-          <w:instrText xml:space="preserve"> PAGEREF _Toc243665262 \h </w:instrText>
+          <w:instrText xml:space="preserve"> PAGEREF _Toc243668470 \h </w:instrText>
         </w:r>
         <w:r>
           <w:rPr>
@@ -8304,7 +8369,7 @@
           <w14:ligatures w14:val="standardContextual"/>
         </w:rPr>
       </w:pPr>
-      <w:hyperlink w:anchor="_Toc243665263" w:history="1">
+      <w:hyperlink w:anchor="_Toc243668471" w:history="1">
         <w:r>
           <w:rPr>
             <w:rStyle w:val="Hyperlink"/>
@@ -8331,7 +8396,7 @@
             <w:noProof/>
             <w:webHidden/>
           </w:rPr>
-          <w:instrText xml:space="preserve"> PAGEREF _Toc243665263 \h </w:instrText>
+          <w:instrText xml:space="preserve"> PAGEREF _Toc243668471 \h </w:instrText>
         </w:r>
         <w:r>
           <w:rPr>
@@ -8351,7 +8416,7 @@
             <w:noProof/>
             <w:webHidden/>
           </w:rPr>
-          <w:t>26</w:t>
+          <w:t>27</w:t>
         </w:r>
         <w:r>
           <w:rPr>
@@ -8402,7 +8467,7 @@
         </w:rPr>
         <w:instrText xml:space="preserve"> TC "</w:instrText>
       </w:r>
-      <w:bookmarkStart w:id="7" w:name="_Toc243665189"/>
+      <w:bookmarkStart w:id="7" w:name="_Toc243668396"/>
       <w:r>
         <w:rPr>
           <w:color w:val="000000"/>
@@ -8454,7 +8519,7 @@
         </w:rPr>
         <w:fldChar w:fldCharType="separate"/>
       </w:r>
-      <w:hyperlink w:anchor="_Toc243665264" w:history="1">
+      <w:hyperlink w:anchor="_Toc243668472" w:history="1">
         <w:r>
           <w:rPr>
             <w:rStyle w:val="Hyperlink"/>
@@ -8481,7 +8546,7 @@
             <w:noProof/>
             <w:webHidden/>
           </w:rPr>
-          <w:instrText xml:space="preserve"> PAGEREF _Toc243665264 \h </w:instrText>
+          <w:instrText xml:space="preserve"> PAGEREF _Toc243668472 \h </w:instrText>
         </w:r>
         <w:r>
           <w:rPr>
@@ -8525,7 +8590,7 @@
           <w14:ligatures w14:val="standardContextual"/>
         </w:rPr>
       </w:pPr>
-      <w:hyperlink w:anchor="_Toc243665265" w:history="1">
+      <w:hyperlink w:anchor="_Toc243668473" w:history="1">
         <w:r>
           <w:rPr>
             <w:rStyle w:val="Hyperlink"/>
@@ -8552,7 +8617,7 @@
             <w:noProof/>
             <w:webHidden/>
           </w:rPr>
-          <w:instrText xml:space="preserve"> PAGEREF _Toc243665265 \h </w:instrText>
+          <w:instrText xml:space="preserve"> PAGEREF _Toc243668473 \h </w:instrText>
         </w:r>
         <w:r>
           <w:rPr>
@@ -8596,7 +8661,7 @@
           <w14:ligatures w14:val="standardContextual"/>
         </w:rPr>
       </w:pPr>
-      <w:hyperlink w:anchor="_Toc243665266" w:history="1">
+      <w:hyperlink w:anchor="_Toc243668474" w:history="1">
         <w:r>
           <w:rPr>
             <w:rStyle w:val="Hyperlink"/>
@@ -8623,7 +8688,7 @@
             <w:noProof/>
             <w:webHidden/>
           </w:rPr>
-          <w:instrText xml:space="preserve"> PAGEREF _Toc243665266 \h </w:instrText>
+          <w:instrText xml:space="preserve"> PAGEREF _Toc243668474 \h </w:instrText>
         </w:r>
         <w:r>
           <w:rPr>
@@ -8667,7 +8732,7 @@
           <w14:ligatures w14:val="standardContextual"/>
         </w:rPr>
       </w:pPr>
-      <w:hyperlink w:anchor="_Toc243665267" w:history="1">
+      <w:hyperlink w:anchor="_Toc243668475" w:history="1">
         <w:r>
           <w:rPr>
             <w:rStyle w:val="Hyperlink"/>
@@ -8694,7 +8759,7 @@
             <w:noProof/>
             <w:webHidden/>
           </w:rPr>
-          <w:instrText xml:space="preserve"> PAGEREF _Toc243665267 \h </w:instrText>
+          <w:instrText xml:space="preserve"> PAGEREF _Toc243668475 \h </w:instrText>
         </w:r>
         <w:r>
           <w:rPr>
@@ -8738,7 +8803,7 @@
           <w14:ligatures w14:val="standardContextual"/>
         </w:rPr>
       </w:pPr>
-      <w:hyperlink w:anchor="_Toc243665268" w:history="1">
+      <w:hyperlink w:anchor="_Toc243668476" w:history="1">
         <w:r>
           <w:rPr>
             <w:rStyle w:val="Hyperlink"/>
@@ -8765,7 +8830,7 @@
             <w:noProof/>
             <w:webHidden/>
           </w:rPr>
-          <w:instrText xml:space="preserve"> PAGEREF _Toc243665268 \h </w:instrText>
+          <w:instrText xml:space="preserve"> PAGEREF _Toc243668476 \h </w:instrText>
         </w:r>
         <w:r>
           <w:rPr>
@@ -8809,7 +8874,7 @@
           <w14:ligatures w14:val="standardContextual"/>
         </w:rPr>
       </w:pPr>
-      <w:hyperlink w:anchor="_Toc243665269" w:history="1">
+      <w:hyperlink w:anchor="_Toc243668477" w:history="1">
         <w:r>
           <w:rPr>
             <w:rStyle w:val="Hyperlink"/>
@@ -8836,7 +8901,7 @@
             <w:noProof/>
             <w:webHidden/>
           </w:rPr>
-          <w:instrText xml:space="preserve"> PAGEREF _Toc243665269 \h </w:instrText>
+          <w:instrText xml:space="preserve"> PAGEREF _Toc243668477 \h </w:instrText>
         </w:r>
         <w:r>
           <w:rPr>
@@ -8880,7 +8945,7 @@
           <w14:ligatures w14:val="standardContextual"/>
         </w:rPr>
       </w:pPr>
-      <w:hyperlink w:anchor="_Toc243665270" w:history="1">
+      <w:hyperlink w:anchor="_Toc243668478" w:history="1">
         <w:r>
           <w:rPr>
             <w:rStyle w:val="Hyperlink"/>
@@ -8907,7 +8972,7 @@
             <w:noProof/>
             <w:webHidden/>
           </w:rPr>
-          <w:instrText xml:space="preserve"> PAGEREF _Toc243665270 \h </w:instrText>
+          <w:instrText xml:space="preserve"> PAGEREF _Toc243668478 \h </w:instrText>
         </w:r>
         <w:r>
           <w:rPr>
@@ -8951,7 +9016,7 @@
           <w14:ligatures w14:val="standardContextual"/>
         </w:rPr>
       </w:pPr>
-      <w:hyperlink w:anchor="_Toc243665271" w:history="1">
+      <w:hyperlink w:anchor="_Toc243668479" w:history="1">
         <w:r>
           <w:rPr>
             <w:rStyle w:val="Hyperlink"/>
@@ -8978,7 +9043,7 @@
             <w:noProof/>
             <w:webHidden/>
           </w:rPr>
-          <w:instrText xml:space="preserve"> PAGEREF _Toc243665271 \h </w:instrText>
+          <w:instrText xml:space="preserve"> PAGEREF _Toc243668479 \h </w:instrText>
         </w:r>
         <w:r>
           <w:rPr>
@@ -9022,7 +9087,7 @@
           <w14:ligatures w14:val="standardContextual"/>
         </w:rPr>
       </w:pPr>
-      <w:hyperlink w:anchor="_Toc243665272" w:history="1">
+      <w:hyperlink w:anchor="_Toc243668480" w:history="1">
         <w:r>
           <w:rPr>
             <w:rStyle w:val="Hyperlink"/>
@@ -9049,7 +9114,7 @@
             <w:noProof/>
             <w:webHidden/>
           </w:rPr>
-          <w:instrText xml:space="preserve"> PAGEREF _Toc243665272 \h </w:instrText>
+          <w:instrText xml:space="preserve"> PAGEREF _Toc243668480 \h </w:instrText>
         </w:r>
         <w:r>
           <w:rPr>
@@ -9093,7 +9158,7 @@
           <w14:ligatures w14:val="standardContextual"/>
         </w:rPr>
       </w:pPr>
-      <w:hyperlink w:anchor="_Toc243665273" w:history="1">
+      <w:hyperlink w:anchor="_Toc243668481" w:history="1">
         <w:r>
           <w:rPr>
             <w:rStyle w:val="Hyperlink"/>
@@ -9120,7 +9185,7 @@
             <w:noProof/>
             <w:webHidden/>
           </w:rPr>
-          <w:instrText xml:space="preserve"> PAGEREF _Toc243665273 \h </w:instrText>
+          <w:instrText xml:space="preserve"> PAGEREF _Toc243668481 \h </w:instrText>
         </w:r>
         <w:r>
           <w:rPr>
@@ -9164,7 +9229,7 @@
           <w14:ligatures w14:val="standardContextual"/>
         </w:rPr>
       </w:pPr>
-      <w:hyperlink w:anchor="_Toc243665274" w:history="1">
+      <w:hyperlink w:anchor="_Toc243668482" w:history="1">
         <w:r>
           <w:rPr>
             <w:rStyle w:val="Hyperlink"/>
@@ -9191,7 +9256,7 @@
             <w:noProof/>
             <w:webHidden/>
           </w:rPr>
-          <w:instrText xml:space="preserve"> PAGEREF _Toc243665274 \h </w:instrText>
+          <w:instrText xml:space="preserve"> PAGEREF _Toc243668482 \h </w:instrText>
         </w:r>
         <w:r>
           <w:rPr>
@@ -9235,7 +9300,7 @@
           <w14:ligatures w14:val="standardContextual"/>
         </w:rPr>
       </w:pPr>
-      <w:hyperlink w:anchor="_Toc243665275" w:history="1">
+      <w:hyperlink w:anchor="_Toc243668483" w:history="1">
         <w:r>
           <w:rPr>
             <w:rStyle w:val="Hyperlink"/>
@@ -9262,7 +9327,7 @@
             <w:noProof/>
             <w:webHidden/>
           </w:rPr>
-          <w:instrText xml:space="preserve"> PAGEREF _Toc243665275 \h </w:instrText>
+          <w:instrText xml:space="preserve"> PAGEREF _Toc243668483 \h </w:instrText>
         </w:r>
         <w:r>
           <w:rPr>
@@ -9306,7 +9371,7 @@
           <w14:ligatures w14:val="standardContextual"/>
         </w:rPr>
       </w:pPr>
-      <w:hyperlink w:anchor="_Toc243665276" w:history="1">
+      <w:hyperlink w:anchor="_Toc243668484" w:history="1">
         <w:r>
           <w:rPr>
             <w:rStyle w:val="Hyperlink"/>
@@ -9333,7 +9398,7 @@
             <w:noProof/>
             <w:webHidden/>
           </w:rPr>
-          <w:instrText xml:space="preserve"> PAGEREF _Toc243665276 \h </w:instrText>
+          <w:instrText xml:space="preserve"> PAGEREF _Toc243668484 \h </w:instrText>
         </w:r>
         <w:r>
           <w:rPr>
@@ -9377,13 +9442,13 @@
           <w14:ligatures w14:val="standardContextual"/>
         </w:rPr>
       </w:pPr>
-      <w:hyperlink w:anchor="_Toc243665277" w:history="1">
+      <w:hyperlink w:anchor="_Toc243668485" w:history="1">
         <w:r>
           <w:rPr>
             <w:rStyle w:val="Hyperlink"/>
             <w:noProof/>
           </w:rPr>
-          <w:t>4.10 Streaming quality (SI-SDRi, dB) for different latencies (3 s window)</w:t>
+          <w:t>4.10 Time per 3 s window in ms (and speed relative to real time) on three smartphones, INT8</w:t>
         </w:r>
         <w:r>
           <w:rPr>
@@ -9404,7 +9469,7 @@
             <w:noProof/>
             <w:webHidden/>
           </w:rPr>
-          <w:instrText xml:space="preserve"> PAGEREF _Toc243665277 \h </w:instrText>
+          <w:instrText xml:space="preserve"> PAGEREF _Toc243668485 \h </w:instrText>
         </w:r>
         <w:r>
           <w:rPr>
@@ -9448,13 +9513,13 @@
           <w14:ligatures w14:val="standardContextual"/>
         </w:rPr>
       </w:pPr>
-      <w:hyperlink w:anchor="_Toc243665278" w:history="1">
+      <w:hyperlink w:anchor="_Toc243668486" w:history="1">
         <w:r>
           <w:rPr>
             <w:rStyle w:val="Hyperlink"/>
             <w:noProof/>
           </w:rPr>
-          <w:t>4.11 Capabilities of existing systems and the proposed system</w:t>
+          <w:t>4.11 Real-time streaming on each phone (3 s window; 0.4 s = 200 + 200 ms, 1 s = 500 + 500 ms latency)</w:t>
         </w:r>
         <w:r>
           <w:rPr>
@@ -9475,7 +9540,149 @@
             <w:noProof/>
             <w:webHidden/>
           </w:rPr>
-          <w:instrText xml:space="preserve"> PAGEREF _Toc243665278 \h </w:instrText>
+          <w:instrText xml:space="preserve"> PAGEREF _Toc243668486 \h </w:instrText>
+        </w:r>
+        <w:r>
+          <w:rPr>
+            <w:noProof/>
+            <w:webHidden/>
+          </w:rPr>
+        </w:r>
+        <w:r>
+          <w:rPr>
+            <w:noProof/>
+            <w:webHidden/>
+          </w:rPr>
+          <w:fldChar w:fldCharType="separate"/>
+        </w:r>
+        <w:r>
+          <w:rPr>
+            <w:noProof/>
+            <w:webHidden/>
+          </w:rPr>
+          <w:t>26</w:t>
+        </w:r>
+        <w:r>
+          <w:rPr>
+            <w:noProof/>
+            <w:webHidden/>
+          </w:rPr>
+          <w:fldChar w:fldCharType="end"/>
+        </w:r>
+      </w:hyperlink>
+    </w:p>
+    <w:p>
+      <w:pPr>
+        <w:pStyle w:val="TOC1"/>
+        <w:tabs>
+          <w:tab w:val="right" w:leader="dot" w:pos="8656"/>
+        </w:tabs>
+        <w:rPr>
+          <w:rFonts w:asciiTheme="minorHAnsi" w:eastAsiaTheme="minorEastAsia" w:hAnsiTheme="minorHAnsi" w:cstheme="minorBidi"/>
+          <w:noProof/>
+          <w:kern w:val="2"/>
+          <w14:ligatures w14:val="standardContextual"/>
+        </w:rPr>
+      </w:pPr>
+      <w:hyperlink w:anchor="_Toc243668487" w:history="1">
+        <w:r>
+          <w:rPr>
+            <w:rStyle w:val="Hyperlink"/>
+            <w:noProof/>
+          </w:rPr>
+          <w:t>4.12 Streaming quality (SI-SDRi, dB) for different latencies (3 s window)</w:t>
+        </w:r>
+        <w:r>
+          <w:rPr>
+            <w:noProof/>
+            <w:webHidden/>
+          </w:rPr>
+          <w:tab/>
+        </w:r>
+        <w:r>
+          <w:rPr>
+            <w:noProof/>
+            <w:webHidden/>
+          </w:rPr>
+          <w:fldChar w:fldCharType="begin"/>
+        </w:r>
+        <w:r>
+          <w:rPr>
+            <w:noProof/>
+            <w:webHidden/>
+          </w:rPr>
+          <w:instrText xml:space="preserve"> PAGEREF _Toc243668487 \h </w:instrText>
+        </w:r>
+        <w:r>
+          <w:rPr>
+            <w:noProof/>
+            <w:webHidden/>
+          </w:rPr>
+        </w:r>
+        <w:r>
+          <w:rPr>
+            <w:noProof/>
+            <w:webHidden/>
+          </w:rPr>
+          <w:fldChar w:fldCharType="separate"/>
+        </w:r>
+        <w:r>
+          <w:rPr>
+            <w:noProof/>
+            <w:webHidden/>
+          </w:rPr>
+          <w:t>26</w:t>
+        </w:r>
+        <w:r>
+          <w:rPr>
+            <w:noProof/>
+            <w:webHidden/>
+          </w:rPr>
+          <w:fldChar w:fldCharType="end"/>
+        </w:r>
+      </w:hyperlink>
+    </w:p>
+    <w:p>
+      <w:pPr>
+        <w:pStyle w:val="TOC1"/>
+        <w:tabs>
+          <w:tab w:val="right" w:leader="dot" w:pos="8656"/>
+        </w:tabs>
+        <w:rPr>
+          <w:rFonts w:asciiTheme="minorHAnsi" w:eastAsiaTheme="minorEastAsia" w:hAnsiTheme="minorHAnsi" w:cstheme="minorBidi"/>
+          <w:noProof/>
+          <w:kern w:val="2"/>
+          <w14:ligatures w14:val="standardContextual"/>
+        </w:rPr>
+      </w:pPr>
+      <w:hyperlink w:anchor="_Toc243668488" w:history="1">
+        <w:r>
+          <w:rPr>
+            <w:rStyle w:val="Hyperlink"/>
+            <w:noProof/>
+          </w:rPr>
+          <w:t>4.13 Capabilities of existing systems and the proposed system</w:t>
+        </w:r>
+        <w:r>
+          <w:rPr>
+            <w:noProof/>
+            <w:webHidden/>
+          </w:rPr>
+          <w:tab/>
+        </w:r>
+        <w:r>
+          <w:rPr>
+            <w:noProof/>
+            <w:webHidden/>
+          </w:rPr>
+          <w:fldChar w:fldCharType="begin"/>
+        </w:r>
+        <w:r>
+          <w:rPr>
+            <w:noProof/>
+            <w:webHidden/>
+          </w:rPr>
+          <w:instrText xml:space="preserve"> PAGEREF _Toc243668488 \h </w:instrText>
         </w:r>
         <w:r>
           <w:rPr>
@@ -9546,7 +9753,7 @@
         </w:rPr>
         <w:instrText xml:space="preserve"> TC "</w:instrText>
       </w:r>
-      <w:bookmarkStart w:id="8" w:name="_Toc243665190"/>
+      <w:bookmarkStart w:id="8" w:name="_Toc243668397"/>
       <w:r>
         <w:rPr>
           <w:color w:val="000000"/>
@@ -10868,7 +11075,7 @@
         </w:rPr>
         <w:instrText xml:space="preserve"> TC "</w:instrText>
       </w:r>
-      <w:bookmarkStart w:id="9" w:name="_Toc243665191"/>
+      <w:bookmarkStart w:id="9" w:name="_Toc243668398"/>
       <w:r>
         <w:rPr>
           <w:color w:val="000000"/>
@@ -10914,7 +11121,7 @@
         </w:rPr>
         <w:instrText xml:space="preserve"> TC "</w:instrText>
       </w:r>
-      <w:bookmarkStart w:id="10" w:name="_Toc243665192"/>
+      <w:bookmarkStart w:id="10" w:name="_Toc243668399"/>
       <w:r>
         <w:rPr>
           <w:color w:val="000000"/>
@@ -11009,7 +11216,7 @@
           <w:noProof/>
         </w:rPr>
         <w:drawing>
-          <wp:inline distT="0" distB="0" distL="0" distR="0" wp14:anchorId="0E99FA35" wp14:editId="44207A7A">
+          <wp:inline distT="0" distB="0" distL="0" distR="0" wp14:anchorId="406799BC" wp14:editId="618186C1">
             <wp:extent cx="5120640" cy="2014792"/>
             <wp:effectExtent l="0" t="0" r="0" b="0"/>
             <wp:docPr id="4" name="Picture 4"/>
@@ -11070,7 +11277,7 @@
         </w:rPr>
         <w:instrText xml:space="preserve"> TC "</w:instrText>
       </w:r>
-      <w:bookmarkStart w:id="11" w:name="_Toc243665250"/>
+      <w:bookmarkStart w:id="11" w:name="_Toc243668458"/>
       <w:r>
         <w:rPr>
           <w:color w:val="000000"/>
@@ -11116,7 +11323,7 @@
         </w:rPr>
         <w:instrText xml:space="preserve"> TC "</w:instrText>
       </w:r>
-      <w:bookmarkStart w:id="12" w:name="_Toc243665193"/>
+      <w:bookmarkStart w:id="12" w:name="_Toc243668400"/>
       <w:r>
         <w:rPr>
           <w:color w:val="000000"/>
@@ -11146,7 +11353,7 @@
         <w:rPr>
           <w:color w:val="000000"/>
         </w:rPr>
-        <w:t>The products that need TSE most are small, battery-powered devices: hearing aids, earbuds, smart speakers, conference-room units and mobile phones. Running the model on the device itself, at the edge, rather than in the cloud has four advantages:</w:t>
+        <w:t>The products that need TSE most are small and run on batteries: hearing aids, earbuds, smart speakers, conference-room units and phones. Running the model on the device, at the edge, rather than in the cloud helps in four ways:</w:t>
       </w:r>
     </w:p>
     <w:p>
@@ -11181,7 +11388,7 @@
         <w:rPr>
           <w:color w:val="000000"/>
         </w:rPr>
-        <w:t xml:space="preserve"> speech and the user's enrollment never leave the device, which matters for data-protection law and user trust.</w:t>
+        <w:t xml:space="preserve"> speech and the user's enrollment never leave the device, which matters under data protection law such as India's DPDP Act, 2023.</w:t>
       </w:r>
     </w:p>
     <w:p>
@@ -11217,7 +11424,7 @@
         <w:rPr>
           <w:color w:val="000000"/>
         </w:rPr>
-        <w:t xml:space="preserve"> a hearing aid or a call must respond within a few hundred milliseconds; a network round-trip alone can exceed this.</w:t>
+        <w:t xml:space="preserve"> ITU-T G.114 [36] recommends at most 150 ms of one-way delay for a conversation, and a round trip to a cloud server can use up much of that budget before any processing starts.</w:t>
       </w:r>
     </w:p>
     <w:p>
@@ -11281,13 +11488,13 @@
           <w:b/>
           <w:color w:val="000000"/>
         </w:rPr>
-        <w:t>Scalability:</w:t>
-      </w:r>
-      <w:r>
-        <w:rPr>
-          <w:color w:val="000000"/>
-        </w:rPr>
-        <w:t xml:space="preserve"> processing cost is spread over the devices instead of a central server.</w:t>
+        <w:t>Cost:</w:t>
+      </w:r>
+      <w:r>
+        <w:rPr>
+          <w:color w:val="000000"/>
+        </w:rPr>
+        <w:t xml:space="preserve"> each device does its own processing, so no server has to be paid for or scaled up as the number of users grows.</w:t>
       </w:r>
     </w:p>
     <w:p>
@@ -11299,7 +11506,7 @@
         <w:rPr>
           <w:color w:val="000000"/>
         </w:rPr>
-        <w:t>Edge hardware, however, has limited memory, compute and power. A TSE model for the edge must therefore be small, cheap to run per second of audio, robust to reduced numerical precision, and able to process a continuous audio stream.</w:t>
+        <w:t>The catch is that edge hardware is modest. The phones we tested share 7-11 GB of RAM with every other app, run on a battery, and our runtime uses only their CPU cores. A TSE model for the edge therefore has to be small and cheap per second of audio, tolerate reduced numerical precision, and keep up with a live stream.</w:t>
       </w:r>
     </w:p>
     <w:p>
@@ -11327,7 +11534,7 @@
         </w:rPr>
         <w:instrText xml:space="preserve"> TC "</w:instrText>
       </w:r>
-      <w:bookmarkStart w:id="13" w:name="_Toc243665194"/>
+      <w:bookmarkStart w:id="13" w:name="_Toc243668401"/>
       <w:r>
         <w:rPr>
           <w:color w:val="000000"/>
@@ -11357,7 +11564,7 @@
         <w:rPr>
           <w:color w:val="000000"/>
         </w:rPr>
-        <w:t xml:space="preserve">Given a single-channel mixture </w:t>
+        <w:t xml:space="preserve">One microphone records a mixture </w:t>
       </w:r>
       <w:r>
         <w:rPr>
@@ -11410,7 +11617,7 @@
         <w:rPr>
           <w:color w:val="000000"/>
         </w:rPr>
-        <w:t xml:space="preserve"> of a target speaker and one to three interfering speakers, and a separate enrollment utterance of the target speaker, estimate the target speech </w:t>
+        <w:t xml:space="preserve"> of a target talker and one to three interferers. A separate recording of the target talker alone is also available. From these two inputs we want to recover </w:t>
       </w:r>
       <w:r>
         <w:rPr>
@@ -11430,7 +11637,7 @@
         <w:rPr>
           <w:color w:val="000000"/>
         </w:rPr>
-        <w:t xml:space="preserve"> with high fidelity, using a model that fits the memory and compute budget of an edge device and can run in real time on streaming audio. The number of interfering speakers is not known in advance.</w:t>
+        <w:t xml:space="preserve"> as faithfully as possible. The model must fit the memory and compute of a phone and keep up with live audio, and nobody tells it in advance how many interferers there are.</w:t>
       </w:r>
     </w:p>
     <w:p>
@@ -11458,7 +11665,7 @@
         </w:rPr>
         <w:instrText xml:space="preserve"> TC "</w:instrText>
       </w:r>
-      <w:bookmarkStart w:id="14" w:name="_Toc243665195"/>
+      <w:bookmarkStart w:id="14" w:name="_Toc243668402"/>
       <w:r>
         <w:rPr>
           <w:color w:val="000000"/>
@@ -11499,7 +11706,12 @@
           <w:color w:val="000000"/>
         </w:rPr>
         <w:tab/>
-        <w:t>Build a complete, reproducible TSE pipeline: data indexing, enrollment selection, training, evaluation and inference, with no information leaking between data splits.</w:t>
+      </w:r>
+      <w:r>
+        <w:rPr>
+          <w:color w:val="000000"/>
+        </w:rPr>
+        <w:t>Build a TSE pipeline that anyone can rerun from scripts - indexing the data, choosing enrollments, training and testing - without a single test speaker leaking into training.</w:t>
       </w:r>
     </w:p>
     <w:p>
@@ -11522,7 +11734,7 @@
           <w:color w:val="000000"/>
         </w:rPr>
         <w:tab/>
-        <w:t>Design a compact time-domain TSE network with strong speaker conditioning.</w:t>
+        <w:t>Design a time-domain network small enough for a phone (below 15 M parameters) that uses the speaker embedding in every stage.</w:t>
       </w:r>
     </w:p>
     <w:p>
@@ -11545,12 +11757,7 @@
           <w:color w:val="000000"/>
         </w:rPr>
         <w:tab/>
-      </w:r>
-      <w:r>
-        <w:rPr>
-          <w:color w:val="000000"/>
-        </w:rPr>
-        <w:t>Train one model that handles two, three and four simultaneous speakers, and evaluate it separately on each case.</w:t>
+        <w:t>Train one model on mixtures of two to four talkers and test it separately on 2-, 3- and 4-speaker sets.</w:t>
       </w:r>
     </w:p>
     <w:p>
@@ -11573,7 +11780,12 @@
           <w:color w:val="000000"/>
         </w:rPr>
         <w:tab/>
-        <w:t>Evaluate quality with signal metrics (SI-SDR, SNR, SDR, SIR, SAR) and perceptual metrics (PESQ, STOI).</w:t>
+      </w:r>
+      <w:r>
+        <w:rPr>
+          <w:color w:val="000000"/>
+        </w:rPr>
+        <w:t>Measure quality with signal metrics (SI-SDR, SNR, SDR, SIR, SAR) and perceptual metrics (PESQ, STOI).</w:t>
       </w:r>
     </w:p>
     <w:p>
@@ -11596,7 +11808,7 @@
           <w:color w:val="000000"/>
         </w:rPr>
         <w:tab/>
-        <w:t>Prepare the model for edge deployment: graph splitting, ONNX export, INT8 quantisation and streaming inference, and measure model size, compute, latency and quality after each step.</w:t>
+        <w:t>Get the model onto a phone through ONNX export, INT8 quantisation and streaming, and check after each step that size, speed and quality are still acceptable.</w:t>
       </w:r>
     </w:p>
     <w:p>
@@ -11619,7 +11831,7 @@
           <w:color w:val="000000"/>
         </w:rPr>
         <w:tab/>
-        <w:t>Study whether multi-head or differential attention at the separator bottleneck improves the model.</w:t>
+        <w:t>Find out whether multi-head or differential attention at the separator bottleneck helps.</w:t>
       </w:r>
     </w:p>
     <w:p>
@@ -11648,7 +11860,7 @@
         </w:rPr>
         <w:instrText xml:space="preserve"> TC "</w:instrText>
       </w:r>
-      <w:bookmarkStart w:id="15" w:name="_Toc243665196"/>
+      <w:bookmarkStart w:id="15" w:name="_Toc243668403"/>
       <w:r>
         <w:rPr>
           <w:color w:val="000000"/>
@@ -11689,7 +11901,12 @@
           <w:color w:val="000000"/>
         </w:rPr>
         <w:tab/>
-        <w:t>A U-shaped convolutional TSE network (U-eConv-TSE) with FiLM speaker conditioning, gated embedding splitting and multi-stage gated aggregation; the deployed model has 13.4 M parameters.</w:t>
+      </w:r>
+      <w:r>
+        <w:rPr>
+          <w:color w:val="000000"/>
+        </w:rPr>
+        <w:t>U-eConv-TSE, a U-shaped convolutional network (13.4 M parameters when deployed) that injects the speaker embedding with FiLM and uses speaker-driven gates to split and merge features across stages.</w:t>
       </w:r>
     </w:p>
     <w:p>
@@ -11712,7 +11929,7 @@
           <w:color w:val="000000"/>
         </w:rPr>
         <w:tab/>
-        <w:t>Dynamic 2-4 speaker training, with which one model reaches 9.49 / 8.13 / 7.00 dB SI-SDRi on 2 / 3 / 4-speaker test sets, against 9.61 / 4.84 / 3.13 dB for the same design trained on two speakers only.</w:t>
+        <w:t>Dynamic 2-4 speaker training. With it, one model reaches 9.49 / 8.13 / 7.00 dB SI-SDRi on the 2 / 3 / 4-speaker test sets, against 9.61 / 4.84 / 3.13 dB for the same design trained on pairs only.</w:t>
       </w:r>
     </w:p>
     <w:p>
@@ -11740,7 +11957,7 @@
         <w:rPr>
           <w:color w:val="000000"/>
         </w:rPr>
-        <w:t>An edge deployment path (embedder/extractor split, ONNX, INT8, sliding-window streaming) with measured size, latency and accuracy at every step.</w:t>
+        <w:t>TSE Edge, an offline Android app built around the model. We measured every deployment step (ONNX, INT8, sliding-window streaming) and benchmarked the app on three phones.</w:t>
       </w:r>
     </w:p>
     <w:p>
@@ -11763,7 +11980,7 @@
           <w:color w:val="000000"/>
         </w:rPr>
         <w:tab/>
-        <w:t>An evaluation suite with eight metrics, a numpy implementation of BSS-eval verified against the reference implementation, and a breakdown of the remaining errors.</w:t>
+        <w:t>Eight metrics for every test sample, including our own BSS-eval code (checked against mir_eval to within 0.01 dB), and an analysis of which errors remain.</w:t>
       </w:r>
     </w:p>
     <w:p>
@@ -11786,7 +12003,7 @@
           <w:color w:val="000000"/>
         </w:rPr>
         <w:tab/>
-        <w:t>A controlled study of multi-head and differential attention in the separator bottleneck.</w:t>
+        <w:t>A controlled comparison of multi-head and differential attention in the separator bottleneck.</w:t>
       </w:r>
     </w:p>
     <w:p>
@@ -11814,7 +12031,7 @@
         </w:rPr>
         <w:instrText xml:space="preserve"> TC "</w:instrText>
       </w:r>
-      <w:bookmarkStart w:id="16" w:name="_Toc243665197"/>
+      <w:bookmarkStart w:id="16" w:name="_Toc243668404"/>
       <w:r>
         <w:rPr>
           <w:color w:val="000000"/>
@@ -11844,13 +12061,7 @@
         <w:rPr>
           <w:color w:val="000000"/>
         </w:rPr>
-        <w:t>Chapter 2 reviews prior work on speech separation, target speech extraction, conditioning and attention mechanisms, and efficient on-device speech processing, and lists the gaps this project addresses. Chapter 3 describes the model, the data pipeline, the training procedure, the evaluation metrics and the edge deployment pipeline. Chapter 4 presents and discusses the results: quality for two to four speakers, error analysis, the attention study and the edge deployment measurements. Chapter 5 concludes the r</w:t>
-      </w:r>
-      <w:r>
-        <w:rPr>
-          <w:color w:val="000000"/>
-        </w:rPr>
-        <w:t>eport and outlines future work.</w:t>
+        <w:t>Prior work on separation, extraction, conditioning, attention and on-device inference comes in Chapter 2, which ends with the gaps we target. Chapter 3 covers the model, the data, training, the metrics and the deployment pipeline. Results follow in Chapter 4: quality for two to four speakers, the error analysis, the attention study and the phone measurements. We conclude in Chapter 5.</w:t>
       </w:r>
     </w:p>
     <w:p>
@@ -11896,7 +12107,7 @@
         </w:rPr>
         <w:instrText xml:space="preserve"> TC "</w:instrText>
       </w:r>
-      <w:bookmarkStart w:id="17" w:name="_Toc243665198"/>
+      <w:bookmarkStart w:id="17" w:name="_Toc243668405"/>
       <w:r>
         <w:rPr>
           <w:color w:val="000000"/>
@@ -11942,7 +12153,7 @@
         </w:rPr>
         <w:instrText xml:space="preserve"> TC "</w:instrText>
       </w:r>
-      <w:bookmarkStart w:id="18" w:name="_Toc243665199"/>
+      <w:bookmarkStart w:id="18" w:name="_Toc243668406"/>
       <w:r>
         <w:rPr>
           <w:color w:val="000000"/>
@@ -11987,7 +12198,7 @@
         </w:rPr>
         <w:instrText xml:space="preserve"> TC "</w:instrText>
       </w:r>
-      <w:bookmarkStart w:id="19" w:name="_Toc243665200"/>
+      <w:bookmarkStart w:id="19" w:name="_Toc243668407"/>
       <w:r>
         <w:rPr>
           <w:color w:val="000000"/>
@@ -12050,7 +12261,7 @@
         </w:rPr>
         <w:instrText xml:space="preserve"> TC "</w:instrText>
       </w:r>
-      <w:bookmarkStart w:id="20" w:name="_Toc243665201"/>
+      <w:bookmarkStart w:id="20" w:name="_Toc243668408"/>
       <w:r>
         <w:rPr>
           <w:color w:val="000000"/>
@@ -12113,7 +12324,7 @@
         </w:rPr>
         <w:instrText xml:space="preserve"> TC "</w:instrText>
       </w:r>
-      <w:bookmarkStart w:id="21" w:name="_Toc243665202"/>
+      <w:bookmarkStart w:id="21" w:name="_Toc243668409"/>
       <w:r>
         <w:rPr>
           <w:color w:val="000000"/>
@@ -12177,7 +12388,7 @@
         </w:rPr>
         <w:instrText xml:space="preserve"> TC "</w:instrText>
       </w:r>
-      <w:bookmarkStart w:id="22" w:name="_Toc243665203"/>
+      <w:bookmarkStart w:id="22" w:name="_Toc243668410"/>
       <w:r>
         <w:rPr>
           <w:color w:val="000000"/>
@@ -12234,7 +12445,7 @@
         </w:rPr>
         <w:instrText xml:space="preserve"> TC "</w:instrText>
       </w:r>
-      <w:bookmarkStart w:id="23" w:name="_Toc243665204"/>
+      <w:bookmarkStart w:id="23" w:name="_Toc243668411"/>
       <w:r>
         <w:rPr>
           <w:color w:val="000000"/>
@@ -12291,7 +12502,7 @@
         </w:rPr>
         <w:instrText xml:space="preserve"> TC "</w:instrText>
       </w:r>
-      <w:bookmarkStart w:id="24" w:name="_Toc243665205"/>
+      <w:bookmarkStart w:id="24" w:name="_Toc243668412"/>
       <w:r>
         <w:rPr>
           <w:color w:val="000000"/>
@@ -12350,7 +12561,7 @@
         </w:rPr>
         <w:instrText xml:space="preserve"> TC "</w:instrText>
       </w:r>
-      <w:bookmarkStart w:id="25" w:name="_Toc243665264"/>
+      <w:bookmarkStart w:id="25" w:name="_Toc243668472"/>
       <w:r>
         <w:rPr>
           <w:color w:val="000000"/>
@@ -13261,7 +13472,7 @@
         </w:rPr>
         <w:instrText xml:space="preserve"> TC "</w:instrText>
       </w:r>
-      <w:bookmarkStart w:id="26" w:name="_Toc243665206"/>
+      <w:bookmarkStart w:id="26" w:name="_Toc243668413"/>
       <w:r>
         <w:rPr>
           <w:color w:val="000000"/>
@@ -13314,7 +13525,7 @@
         <w:rPr>
           <w:color w:val="000000"/>
         </w:rPr>
-        <w:t xml:space="preserve"> Most TSE systems are trained and tested only on two-speaker mixtures, although real scenes often contain more talkers. How a TSE model degrades with three or four speakers is rarely reported.</w:t>
+        <w:t xml:space="preserve"> Most TSE systems are trained and tested only on two-speaker mixtures, although real scenes often contain more talkers. Few papers show what happens when a third or fourth voice joins: in our tests a two-speaker model fell from 9.61 to 4.84 dB SI-SDRi once a third talker was added.</w:t>
       </w:r>
     </w:p>
     <w:p>
@@ -13385,7 +13596,7 @@
         <w:rPr>
           <w:color w:val="000000"/>
         </w:rPr>
-        <w:t xml:space="preserve"> When the interferer sounds like the target (same gender, similar voice), models extract the wrong speaker; this error is hidden by average scores.</w:t>
+        <w:t xml:space="preserve"> If the interferer sounds like the target, for example two male voices, a model can follow the wrong person. Average scores hide this: in our tests about 8% of the outputs were worse than the input mixture.</w:t>
       </w:r>
     </w:p>
     <w:p>
@@ -13420,7 +13631,7 @@
         <w:rPr>
           <w:color w:val="000000"/>
         </w:rPr>
-        <w:t xml:space="preserve"> Many works report only SI-SDR improvement, which does not separate leakage of other speakers from processing artifacts or perceived quality.</w:t>
+        <w:t xml:space="preserve"> Most papers report only the SI-SDR improvement. That one number cannot tell whether a poor output still contains the other talkers or is distorted by the processing, and it says nothing about how the result sounds.</w:t>
       </w:r>
     </w:p>
     <w:p>
@@ -13432,7 +13643,7 @@
         <w:rPr>
           <w:color w:val="000000"/>
         </w:rPr>
-        <w:t>This project addresses these gaps by training and evaluating one model for two to four speakers, by measuring the full deployment path from checkpoint to quantised streaming model, by analysing the wrong-speaker errors explicitly, and by reporting eight complementary metrics.</w:t>
+        <w:t>We address these gaps directly. One model is trained and tested for two to four speakers, the whole path from checkpoint to a quantised streaming model on a phone is measured, the wrong-speaker errors are analysed on their own, and every test sample is scored with eight metrics.</w:t>
       </w:r>
     </w:p>
     <w:p>
@@ -13478,7 +13689,7 @@
         </w:rPr>
         <w:instrText xml:space="preserve"> TC "</w:instrText>
       </w:r>
-      <w:bookmarkStart w:id="27" w:name="_Toc243665207"/>
+      <w:bookmarkStart w:id="27" w:name="_Toc243668414"/>
       <w:r>
         <w:rPr>
           <w:color w:val="000000"/>
@@ -13524,7 +13735,7 @@
         </w:rPr>
         <w:instrText xml:space="preserve"> TC "</w:instrText>
       </w:r>
-      <w:bookmarkStart w:id="28" w:name="_Toc243665208"/>
+      <w:bookmarkStart w:id="28" w:name="_Toc243668415"/>
       <w:r>
         <w:rPr>
           <w:color w:val="000000"/>
@@ -13569,7 +13780,7 @@
         </w:rPr>
         <w:instrText xml:space="preserve"> TC "</w:instrText>
       </w:r>
-      <w:bookmarkStart w:id="29" w:name="_Toc243665209"/>
+      <w:bookmarkStart w:id="29" w:name="_Toc243668416"/>
       <w:r>
         <w:rPr>
           <w:color w:val="000000"/>
@@ -13599,7 +13810,7 @@
         <w:rPr>
           <w:color w:val="000000"/>
         </w:rPr>
-        <w:t xml:space="preserve">The system has two inputs, a mixture waveform </w:t>
+        <w:t xml:space="preserve">Two signals go in: the mixture </w:t>
       </w:r>
       <w:r>
         <w:rPr>
@@ -13625,7 +13836,7 @@
         <w:rPr>
           <w:color w:val="000000"/>
         </w:rPr>
-        <w:t xml:space="preserve"> samples and an enrollment waveform of the target speaker, and one output, the estimate ŝ of the target speech. Figure 3.1 shows the complete network, called U-eConv-TSE. A learned convolutional encoder maps the mixture to a non-negative feature sequence. A speaker encoder turns the enrollment into a 256-dimensional embedding </w:t>
+        <w:t xml:space="preserve"> samples and a recording of the target speaker alone. One signal comes out: the estimate ŝ of the target speech. U-eConv-TSE, the network in between, is drawn in Figure 3.1. A learned convolutional encoder maps the mixture to a non-negative feature sequence, and a speaker encoder turns the enrollment into a 256-dimensional embedding </w:t>
       </w:r>
       <w:r>
         <w:rPr>
@@ -13638,7 +13849,7 @@
         <w:rPr>
           <w:color w:val="000000"/>
         </w:rPr>
-        <w:t xml:space="preserve">. A stack of </w:t>
+        <w:t>. Six separator stages (</w:t>
       </w:r>
       <w:r>
         <w:rPr>
@@ -13651,7 +13862,7 @@
         <w:rPr>
           <w:color w:val="000000"/>
         </w:rPr>
-        <w:t xml:space="preserve"> separator stages, each a U-shaped convolutional block conditioned on </w:t>
+        <w:t xml:space="preserve"> = 6) then refine the features. Each stage is a U-shaped convolutional block that receives </w:t>
       </w:r>
       <w:r>
         <w:rPr>
@@ -13664,7 +13875,7 @@
         <w:rPr>
           <w:color w:val="000000"/>
         </w:rPr>
-        <w:t>, refines the features; a gated embedding split after every stage produces target-specific features, which a gated aggregation combines across stages. A mask head and a transposed-convolution decoder finally produce the target waveform. All operations are in the time domain; there is no Fourier transform and no phase estimation.</w:t>
+        <w:t>. After every stage, a gated embedding split keeps the target-specific features, and a gated aggregation merges them across stages. Finally, a mask head and a transposed-convolution decoder turn the merged features back into a waveform. Because everything stays in the time domain, we never compute a Fourier transform or estimate phase.</w:t>
       </w:r>
     </w:p>
     <w:p>
@@ -13678,7 +13889,7 @@
           <w:noProof/>
         </w:rPr>
         <w:drawing>
-          <wp:inline distT="0" distB="0" distL="0" distR="0" wp14:anchorId="2D076F24" wp14:editId="113F833C">
+          <wp:inline distT="0" distB="0" distL="0" distR="0" wp14:anchorId="411B8290" wp14:editId="576CB018">
             <wp:extent cx="5486400" cy="4233691"/>
             <wp:effectExtent l="0" t="0" r="0" b="0"/>
             <wp:docPr id="5" name="Picture 5"/>
@@ -13739,7 +13950,7 @@
         </w:rPr>
         <w:instrText xml:space="preserve"> TC "</w:instrText>
       </w:r>
-      <w:bookmarkStart w:id="30" w:name="_Toc243665251"/>
+      <w:bookmarkStart w:id="30" w:name="_Toc243668459"/>
       <w:r>
         <w:rPr>
           <w:color w:val="000000"/>
@@ -13785,7 +13996,7 @@
         </w:rPr>
         <w:instrText xml:space="preserve"> TC "</w:instrText>
       </w:r>
-      <w:bookmarkStart w:id="31" w:name="_Toc243665210"/>
+      <w:bookmarkStart w:id="31" w:name="_Toc243668417"/>
       <w:r>
         <w:rPr>
           <w:color w:val="000000"/>
@@ -13815,7 +14026,7 @@
         <w:rPr>
           <w:color w:val="000000"/>
         </w:rPr>
-        <w:t xml:space="preserve">The encoder is a 1-D convolution with </w:t>
+        <w:t xml:space="preserve">We use a 1-D convolution with </w:t>
       </w:r>
       <w:r>
         <w:rPr>
@@ -13828,7 +14039,7 @@
         <w:rPr>
           <w:color w:val="000000"/>
         </w:rPr>
-        <w:t xml:space="preserve"> = 512 filters of length </w:t>
+        <w:t xml:space="preserve"> = 512 filters as the encoder. Each filter spans </w:t>
       </w:r>
       <w:r>
         <w:rPr>
@@ -13841,7 +14052,7 @@
         <w:rPr>
           <w:color w:val="000000"/>
         </w:rPr>
-        <w:t xml:space="preserve"> = 16 samples (2 ms at 8 kHz) and stride </w:t>
+        <w:t xml:space="preserve"> = 16 samples (2 ms at 8 kHz), the stride is </w:t>
       </w:r>
       <w:r>
         <w:rPr>
@@ -13854,7 +14065,7 @@
         <w:rPr>
           <w:color w:val="000000"/>
         </w:rPr>
-        <w:t xml:space="preserve"> = 8, followed by a ReLU, giving one 512-dimensional frame per millisecond. Global layer normalisation (gLN) and a 1×1 convolution reduce the frames to </w:t>
+        <w:t xml:space="preserve"> = 8, and a ReLU follows, so the encoder emits one 512-dimensional frame per millisecond. Before the separator, global layer normalisation (gLN) and a 1×1 convolution cut these frames down to </w:t>
       </w:r>
       <w:r>
         <w:rPr>
@@ -13867,7 +14078,7 @@
         <w:rPr>
           <w:color w:val="000000"/>
         </w:rPr>
-        <w:t xml:space="preserve"> = 128 channels for the separator. The decoder is the matching transposed convolution; it is applied to the encoder output multiplied by the estimated mask, so the network only has to decide </w:t>
+        <w:t xml:space="preserve"> = 128 channels. On the output side, a transposed convolution mirrors the encoder. It decodes the encoder output after multiplying it by the estimated mask. The network therefore only decides, for each encoder channel and each millisecond, </w:t>
       </w:r>
       <w:r>
         <w:rPr>
@@ -13880,7 +14091,7 @@
         <w:rPr>
           <w:color w:val="000000"/>
         </w:rPr>
-        <w:t xml:space="preserve"> of each encoder channel belongs to the target at each instant.</w:t>
+        <w:t xml:space="preserve"> belongs to the target.</w:t>
       </w:r>
     </w:p>
     <w:p>
@@ -13907,7 +14118,7 @@
         </w:rPr>
         <w:instrText xml:space="preserve"> TC "</w:instrText>
       </w:r>
-      <w:bookmarkStart w:id="32" w:name="_Toc243665211"/>
+      <w:bookmarkStart w:id="32" w:name="_Toc243668418"/>
       <w:r>
         <w:rPr>
           <w:color w:val="000000"/>
@@ -13937,7 +14148,7 @@
         <w:rPr>
           <w:color w:val="000000"/>
         </w:rPr>
-        <w:t xml:space="preserve">The enrollment is passed through the </w:t>
+        <w:t xml:space="preserve">We feed the enrollment through the </w:t>
       </w:r>
       <w:r>
         <w:rPr>
@@ -13950,7 +14161,7 @@
         <w:rPr>
           <w:color w:val="000000"/>
         </w:rPr>
-        <w:t xml:space="preserve"> encoder as the mixture, so that the speaker cue and the mixture features live in the same learned representation. A gLN, a 1×1 convolution and three residual blocks (convolution, batch normalisation, PReLU, max-pooling by 3) follow, then mean pooling over time and a linear layer give the 256-dimensional embedding </w:t>
+        <w:t xml:space="preserve"> encoder that processes the mixture. Speaker cue and mixture features then share one learned representation. On top sit a gLN, a 1×1 convolution and three residual blocks, each built from convolutions, batch normalisation, PReLU and max-pooling by 3. Mean pooling over time and a linear layer then produce the 256-dimensional embedding </w:t>
       </w:r>
       <w:r>
         <w:rPr>
@@ -14016,7 +14227,7 @@
         </w:rPr>
         <w:instrText xml:space="preserve"> TC "</w:instrText>
       </w:r>
-      <w:bookmarkStart w:id="33" w:name="_Toc243665212"/>
+      <w:bookmarkStart w:id="33" w:name="_Toc243668419"/>
       <w:r>
         <w:rPr>
           <w:color w:val="000000"/>
@@ -14122,7 +14333,7 @@
         </w:rPr>
         <w:lastRenderedPageBreak/>
         <w:drawing>
-          <wp:inline distT="0" distB="0" distL="0" distR="0" wp14:anchorId="4C9A4F64" wp14:editId="56E48AD1">
+          <wp:inline distT="0" distB="0" distL="0" distR="0" wp14:anchorId="7FAC6421" wp14:editId="138A36E9">
             <wp:extent cx="5486400" cy="2837926"/>
             <wp:effectExtent l="0" t="0" r="0" b="0"/>
             <wp:docPr id="6" name="Picture 6"/>
@@ -14183,7 +14394,7 @@
         </w:rPr>
         <w:instrText xml:space="preserve"> TC "</w:instrText>
       </w:r>
-      <w:bookmarkStart w:id="34" w:name="_Toc243665252"/>
+      <w:bookmarkStart w:id="34" w:name="_Toc243668460"/>
       <w:r>
         <w:rPr>
           <w:color w:val="000000"/>
@@ -14228,7 +14439,7 @@
         </w:rPr>
         <w:instrText xml:space="preserve"> TC "</w:instrText>
       </w:r>
-      <w:bookmarkStart w:id="35" w:name="_Toc243665213"/>
+      <w:bookmarkStart w:id="35" w:name="_Toc243668420"/>
       <w:r>
         <w:rPr>
           <w:color w:val="000000"/>
@@ -14464,7 +14675,7 @@
         </w:rPr>
         <w:instrText xml:space="preserve"> TC "</w:instrText>
       </w:r>
-      <w:bookmarkStart w:id="36" w:name="_Toc243665214"/>
+      <w:bookmarkStart w:id="36" w:name="_Toc243668421"/>
       <w:r>
         <w:rPr>
           <w:color w:val="000000"/>
@@ -14650,7 +14861,7 @@
         <w:rPr>
           <w:color w:val="000000"/>
         </w:rPr>
-        <w:t>, and a per-head RMS normalisation scaled by (1 − λ_init). Two heads of double width are used, so both variants have exactly the same number of parameters. In both, the output projection is initialised to zero, so the block starts as an identity mapping and training is stable. For extraction, the differential form is attractive because the mixture contains speech that resembles the target: attention that responds to all speech alike is exactly the common-mode part that the subtraction removes.</w:t>
+        <w:t>, and a per-head RMS normalisation scaled by (1 − λ_init). Two heads of double width are used, so both variants have exactly the same number of parameters. We initialise the output projection of both variants to zero. Each attention block therefore starts as an identity mapping, which keeps early training stable. Differential attention suits extraction well. A mixture contains speech that resembles the target, and attention that reacts to any speech is precisely the common part that the subtraction cancels.</w:t>
       </w:r>
     </w:p>
     <w:p>
@@ -14678,7 +14889,7 @@
         </w:rPr>
         <w:instrText xml:space="preserve"> TC "</w:instrText>
       </w:r>
-      <w:bookmarkStart w:id="37" w:name="_Toc243665215"/>
+      <w:bookmarkStart w:id="37" w:name="_Toc243668422"/>
       <w:r>
         <w:rPr>
           <w:color w:val="000000"/>
@@ -14723,7 +14934,7 @@
         </w:rPr>
         <w:instrText xml:space="preserve"> TC "</w:instrText>
       </w:r>
-      <w:bookmarkStart w:id="38" w:name="_Toc243665216"/>
+      <w:bookmarkStart w:id="38" w:name="_Toc243668423"/>
       <w:r>
         <w:rPr>
           <w:color w:val="000000"/>
@@ -14808,7 +15019,7 @@
         </w:rPr>
         <w:instrText xml:space="preserve"> TC "</w:instrText>
       </w:r>
-      <w:bookmarkStart w:id="39" w:name="_Toc243665265"/>
+      <w:bookmarkStart w:id="39" w:name="_Toc243668473"/>
       <w:r>
         <w:rPr>
           <w:color w:val="000000"/>
@@ -15774,7 +15985,7 @@
         </w:rPr>
         <w:instrText xml:space="preserve"> TC "</w:instrText>
       </w:r>
-      <w:bookmarkStart w:id="40" w:name="_Toc243665217"/>
+      <w:bookmarkStart w:id="40" w:name="_Toc243668424"/>
       <w:r>
         <w:rPr>
           <w:color w:val="000000"/>
@@ -15870,7 +16081,7 @@
         </w:rPr>
         <w:instrText xml:space="preserve"> TC "</w:instrText>
       </w:r>
-      <w:bookmarkStart w:id="41" w:name="_Toc243665218"/>
+      <w:bookmarkStart w:id="41" w:name="_Toc243668425"/>
       <w:r>
         <w:rPr>
           <w:color w:val="000000"/>
@@ -15920,7 +16131,7 @@
           <w:noProof/>
         </w:rPr>
         <w:drawing>
-          <wp:inline distT="0" distB="0" distL="0" distR="0" wp14:anchorId="18AE4573" wp14:editId="70AB183A">
+          <wp:inline distT="0" distB="0" distL="0" distR="0" wp14:anchorId="386931EE" wp14:editId="36AD5486">
             <wp:extent cx="5486400" cy="2234770"/>
             <wp:effectExtent l="0" t="0" r="0" b="0"/>
             <wp:docPr id="7" name="Picture 7"/>
@@ -15981,7 +16192,7 @@
         </w:rPr>
         <w:instrText xml:space="preserve"> TC "</w:instrText>
       </w:r>
-      <w:bookmarkStart w:id="42" w:name="_Toc243665253"/>
+      <w:bookmarkStart w:id="42" w:name="_Toc243668461"/>
       <w:r>
         <w:rPr>
           <w:color w:val="000000"/>
@@ -16027,7 +16238,7 @@
         </w:rPr>
         <w:instrText xml:space="preserve"> TC "</w:instrText>
       </w:r>
-      <w:bookmarkStart w:id="43" w:name="_Toc243665219"/>
+      <w:bookmarkStart w:id="43" w:name="_Toc243668426"/>
       <w:r>
         <w:rPr>
           <w:color w:val="000000"/>
@@ -16191,7 +16402,7 @@
         </w:rPr>
         <w:instrText xml:space="preserve"> TC "</w:instrText>
       </w:r>
-      <w:bookmarkStart w:id="44" w:name="_Toc243665266"/>
+      <w:bookmarkStart w:id="44" w:name="_Toc243668474"/>
       <w:r>
         <w:rPr>
           <w:color w:val="000000"/>
@@ -16874,7 +17085,7 @@
         </w:rPr>
         <w:instrText xml:space="preserve"> TC "</w:instrText>
       </w:r>
-      <w:bookmarkStart w:id="45" w:name="_Toc243665220"/>
+      <w:bookmarkStart w:id="45" w:name="_Toc243668427"/>
       <w:r>
         <w:rPr>
           <w:color w:val="000000"/>
@@ -16904,20 +17115,20 @@
         <w:rPr>
           <w:color w:val="000000"/>
         </w:rPr>
-        <w:t xml:space="preserve">Every test sample is scored with the following metrics; the </w:t>
+        <w:t xml:space="preserve">We score each of the 27,000 test samples with the metrics below. A trailing </w:t>
       </w:r>
       <w:r>
         <w:rPr>
           <w:i/>
           <w:color w:val="000000"/>
         </w:rPr>
-        <w:t>improvement</w:t>
-      </w:r>
-      <w:r>
-        <w:rPr>
-          <w:color w:val="000000"/>
-        </w:rPr>
-        <w:t xml:space="preserve"> versions (suffix i) subtract the value obtained by the unprocessed mixture.</w:t>
+        <w:t>i</w:t>
+      </w:r>
+      <w:r>
+        <w:rPr>
+          <w:color w:val="000000"/>
+        </w:rPr>
+        <w:t xml:space="preserve"> means improvement: the metric of the output minus the same metric computed on the unprocessed mixture.</w:t>
       </w:r>
     </w:p>
     <w:p>
@@ -17022,7 +17233,14 @@
         <w:rPr>
           <w:color w:val="000000"/>
         </w:rPr>
-        <w:t xml:space="preserve"> [22]: BSS-eval decomposition. The estimate is projected (512-tap filters) onto the target alone and onto all sources (each interfering speaker separately). SIR measures leakage of the other speakers, SAR the artifacts introduced by processing, SDR both.</w:t>
+        <w:t xml:space="preserve"> [22]: BSS-eval decomposition. The estimate is projected (512-tap filters) onto the target alone and onto all sources (each interfering speaker </w:t>
+      </w:r>
+      <w:r>
+        <w:rPr>
+          <w:color w:val="000000"/>
+        </w:rPr>
+        <w:lastRenderedPageBreak/>
+        <w:t>separately). SIR measures leakage of the other speakers, SAR the artifacts introduced by processing, SDR both.</w:t>
       </w:r>
     </w:p>
     <w:p>
@@ -17038,7 +17256,6 @@
         <w:rPr>
           <w:color w:val="000000"/>
         </w:rPr>
-        <w:lastRenderedPageBreak/>
         <w:t>•</w:t>
       </w:r>
       <w:r>
@@ -17153,7 +17370,7 @@
         <w:rPr>
           <w:color w:val="000000"/>
         </w:rPr>
-        <w:t xml:space="preserve">The BSS-eval metrics were implemented directly with NumPy and SciPy (Cholesky solution of the block-Toeplitz projection), because the available library failed with NumPy 2. The implementation was verified against the reference </w:t>
+        <w:t xml:space="preserve">The available BSS-eval library failed under NumPy 2, so we wrote the projection ourselves with NumPy and SciPy (a Cholesky solve of the block-Toeplitz system). On real three-speaker mixtures it agrees with the reference </w:t>
       </w:r>
       <w:r>
         <w:rPr>
@@ -17166,7 +17383,7 @@
         <w:rPr>
           <w:color w:val="000000"/>
         </w:rPr>
-        <w:t xml:space="preserve"> implementation on real three-speaker mixtures (agreement within 0.01 dB) and against the SDR values reported earlier in the project (mean difference below 0.001 dB), and is about 20 times faster.</w:t>
+        <w:t xml:space="preserve"> code to within 0.01 dB, it reproduces our earlier SDR values (mean difference below 0.001 dB), and it runs about 20 times faster.</w:t>
       </w:r>
     </w:p>
     <w:p>
@@ -17194,7 +17411,7 @@
         </w:rPr>
         <w:instrText xml:space="preserve"> TC "</w:instrText>
       </w:r>
-      <w:bookmarkStart w:id="46" w:name="_Toc243665221"/>
+      <w:bookmarkStart w:id="46" w:name="_Toc243668428"/>
       <w:r>
         <w:rPr>
           <w:color w:val="000000"/>
@@ -17239,7 +17456,7 @@
         </w:rPr>
         <w:instrText xml:space="preserve"> TC "</w:instrText>
       </w:r>
-      <w:bookmarkStart w:id="47" w:name="_Toc243665222"/>
+      <w:bookmarkStart w:id="47" w:name="_Toc243668429"/>
       <w:r>
         <w:rPr>
           <w:color w:val="000000"/>
@@ -17269,7 +17486,7 @@
         <w:rPr>
           <w:color w:val="000000"/>
         </w:rPr>
-        <w:t xml:space="preserve">At inference time the enrollment is processed only once per target speaker, while the mixture is processed continuously. The network is therefore split into two graphs (Figure 3.4): an </w:t>
+        <w:t xml:space="preserve">A device needs the enrollment only once per target speaker, but it processes the mixture all the time. We therefore split the network into two graphs (Figure 3.4). The </w:t>
       </w:r>
       <w:r>
         <w:rPr>
@@ -17282,7 +17499,7 @@
         <w:rPr>
           <w:color w:val="000000"/>
         </w:rPr>
-        <w:t xml:space="preserve"> (enrollment → 256-d embedding) and an </w:t>
+        <w:t xml:space="preserve"> maps an enrollment to a 256-d embedding; the </w:t>
       </w:r>
       <w:r>
         <w:rPr>
@@ -17295,7 +17512,7 @@
         <w:rPr>
           <w:color w:val="000000"/>
         </w:rPr>
-        <w:t xml:space="preserve"> (mixture window + embedding → target window). The training-only parts (speaker classifier, interference decoder) are removed. Both graphs are exported to ONNX (operator set 17) with a dynamic time axis, so any window length can be processed. The exported graphs were checked against PyTorch at lengths different from the export length.</w:t>
+        <w:t xml:space="preserve"> maps a mixture window plus that embedding to the target window. Training-only parts, the speaker classifier and the interference decoder, are dropped. We exported both graphs to ONNX (operator set 17) with a dynamic time axis, so they accept any window length, and compared them with PyTorch on inputs of other lengths than the one used for export.</w:t>
       </w:r>
     </w:p>
     <w:p>
@@ -17309,7 +17526,7 @@
           <w:noProof/>
         </w:rPr>
         <w:drawing>
-          <wp:inline distT="0" distB="0" distL="0" distR="0" wp14:anchorId="6ECD65E6" wp14:editId="58CB1A12">
+          <wp:inline distT="0" distB="0" distL="0" distR="0" wp14:anchorId="32906316" wp14:editId="683604A1">
             <wp:extent cx="5486400" cy="2323697"/>
             <wp:effectExtent l="0" t="0" r="0" b="0"/>
             <wp:docPr id="8" name="Picture 8"/>
@@ -17370,7 +17587,7 @@
         </w:rPr>
         <w:instrText xml:space="preserve"> TC "</w:instrText>
       </w:r>
-      <w:bookmarkStart w:id="48" w:name="_Toc243665254"/>
+      <w:bookmarkStart w:id="48" w:name="_Toc243668462"/>
       <w:r>
         <w:rPr>
           <w:color w:val="000000"/>
@@ -17416,7 +17633,7 @@
         </w:rPr>
         <w:instrText xml:space="preserve"> TC "</w:instrText>
       </w:r>
-      <w:bookmarkStart w:id="49" w:name="_Toc243665223"/>
+      <w:bookmarkStart w:id="49" w:name="_Toc243668430"/>
       <w:r>
         <w:rPr>
           <w:color w:val="000000"/>
@@ -17446,7 +17663,7 @@
         <w:rPr>
           <w:color w:val="000000"/>
         </w:rPr>
-        <w:t xml:space="preserve">Two reduced-precision versions are produced: </w:t>
+        <w:t xml:space="preserve">We tried two reduced-precision versions. </w:t>
       </w:r>
       <w:r>
         <w:rPr>
@@ -17459,7 +17676,7 @@
         <w:rPr>
           <w:color w:val="000000"/>
         </w:rPr>
-        <w:t xml:space="preserve">, where weights and activations use 16-bit floats, and </w:t>
+        <w:t xml:space="preserve"> stores weights and activations as 16-bit floats. </w:t>
       </w:r>
       <w:r>
         <w:rPr>
@@ -17472,7 +17689,7 @@
         <w:rPr>
           <w:color w:val="000000"/>
         </w:rPr>
-        <w:t>, using ONNX Runtime dynamic quantisation with per-channel 8-bit weights; activations are quantised on the fly. INT8 reduces the stored model to about a quarter of its FP32 size and allows integer arithmetic on edge CPUs. No retraining or calibration data are needed.</w:t>
+        <w:t xml:space="preserve"> uses ONNX Runtime dynamic quantisation: weights become per-channel 8-bit integers, and ONNX Runtime quantises the activations on the fly. INT8 shrinks the R = 6 model files from 51 MB to 14 MB and lets phone CPUs use their integer instructions. Neither version needs retraining or calibration data.</w:t>
       </w:r>
     </w:p>
     <w:p>
@@ -17499,7 +17716,7 @@
         </w:rPr>
         <w:instrText xml:space="preserve"> TC "</w:instrText>
       </w:r>
-      <w:bookmarkStart w:id="50" w:name="_Toc243665224"/>
+      <w:bookmarkStart w:id="50" w:name="_Toc243668431"/>
       <w:r>
         <w:rPr>
           <w:color w:val="000000"/>
@@ -17582,7 +17799,7 @@
           <w:noProof/>
         </w:rPr>
         <w:drawing>
-          <wp:inline distT="0" distB="0" distL="0" distR="0" wp14:anchorId="02B40593" wp14:editId="4F46947F">
+          <wp:inline distT="0" distB="0" distL="0" distR="0" wp14:anchorId="7B5C72D2" wp14:editId="24ADD66E">
             <wp:extent cx="5486400" cy="1570457"/>
             <wp:effectExtent l="0" t="0" r="0" b="0"/>
             <wp:docPr id="9" name="Picture 9"/>
@@ -17643,7 +17860,7 @@
         </w:rPr>
         <w:instrText xml:space="preserve"> TC "</w:instrText>
       </w:r>
-      <w:bookmarkStart w:id="51" w:name="_Toc243665255"/>
+      <w:bookmarkStart w:id="51" w:name="_Toc243668463"/>
       <w:r>
         <w:rPr>
           <w:color w:val="000000"/>
@@ -17688,7 +17905,7 @@
         </w:rPr>
         <w:instrText xml:space="preserve"> TC "</w:instrText>
       </w:r>
-      <w:bookmarkStart w:id="52" w:name="_Toc243665225"/>
+      <w:bookmarkStart w:id="52" w:name="_Toc243668432"/>
       <w:r>
         <w:rPr>
           <w:color w:val="000000"/>
@@ -17793,14 +18010,7 @@
         <w:rPr>
           <w:color w:val="000000"/>
         </w:rPr>
-        <w:t xml:space="preserve">, Java): loads the two ONNX graphs from the application package, computes the speaker embedding once per enrollment, runs the extractor on whole recordings or on 3 s streaming windows, and implements the </w:t>
-      </w:r>
-      <w:r>
-        <w:rPr>
-          <w:color w:val="000000"/>
-        </w:rPr>
-        <w:lastRenderedPageBreak/>
-        <w:t>same sliding-window streaming (least-squares level matching, 20 ms crossfade) as the PC implementation.</w:t>
+        <w:t>, Java). It loads both ONNX graphs from the app package and computes the speaker embedding once per enrollment. Extraction runs on a whole recording or on 3 s windows, with the same sliding-window streaming as our PC code (least-squares level matching, 20 ms crossfade).</w:t>
       </w:r>
     </w:p>
     <w:p>
@@ -17816,6 +18026,7 @@
         <w:rPr>
           <w:color w:val="000000"/>
         </w:rPr>
+        <w:lastRenderedPageBreak/>
         <w:t>•</w:t>
       </w:r>
       <w:r>
@@ -17829,13 +18040,13 @@
           <w:b/>
           <w:color w:val="000000"/>
         </w:rPr>
-        <w:t>Audio</w:t>
-      </w:r>
-      <w:r>
-        <w:rPr>
-          <w:color w:val="000000"/>
-        </w:rPr>
-        <w:t xml:space="preserve">: recording with the Android </w:t>
+        <w:t>Audio.</w:t>
+      </w:r>
+      <w:r>
+        <w:rPr>
+          <w:color w:val="000000"/>
+        </w:rPr>
+        <w:t xml:space="preserve"> The app records mono audio through Android's </w:t>
       </w:r>
       <w:r>
         <w:rPr>
@@ -17849,7 +18060,7 @@
         <w:rPr>
           <w:color w:val="000000"/>
         </w:rPr>
-        <w:t xml:space="preserve"> API at 8 kHz mono (16 kHz with a 31-tap low-pass decimation filter where 8 kHz is unsupported), playback with </w:t>
+        <w:t xml:space="preserve"> at 8 kHz. Phones without an 8 kHz mode record at 16, 44.1 or 48 kHz, and the app resamples to 8 kHz behind a 63-tap low-pass filter. Playback goes through </w:t>
       </w:r>
       <w:r>
         <w:rPr>
@@ -17892,13 +18103,13 @@
           <w:b/>
           <w:color w:val="000000"/>
         </w:rPr>
-        <w:t>User flow</w:t>
-      </w:r>
-      <w:r>
-        <w:rPr>
-          <w:color w:val="000000"/>
-        </w:rPr>
-        <w:t>: (1) record the user's voice alone for 6 s (enrollment); (2) record or receive a multi-talker mixture; (3) the phone extracts and plays back only the enrolled voice.</w:t>
+        <w:t>User flow.</w:t>
+      </w:r>
+      <w:r>
+        <w:rPr>
+          <w:color w:val="000000"/>
+        </w:rPr>
+        <w:t xml:space="preserve"> The user first records 6 s of their own voice. Next they record a conversation with other people talking. The phone then plays back only the enrolled voice.</w:t>
       </w:r>
     </w:p>
     <w:p>
@@ -17927,13 +18138,13 @@
           <w:b/>
           <w:color w:val="000000"/>
         </w:rPr>
-        <w:t>Built-in benchmark</w:t>
-      </w:r>
-      <w:r>
-        <w:rPr>
-          <w:color w:val="000000"/>
-        </w:rPr>
-        <w:t>: measures model load time, enrollment time, time per 3 s window and real-time factor for 1 and 4 CPU threads, the SI-SDRi on bundled test mixtures (compared with the PC result for the same files), and two streaming latency settings; the results can be shared from the phone.</w:t>
+        <w:t>Built-in benchmark.</w:t>
+      </w:r>
+      <w:r>
+        <w:rPr>
+          <w:color w:val="000000"/>
+        </w:rPr>
+        <w:t xml:space="preserve"> It times model loading, enrollment and one 3 s window with 1 and 4 CPU threads and reports the real-time factor. It also scores nine bundled test mixtures against the PC result for the same files and tries two streaming latencies. A share button sends everything as text.</w:t>
       </w:r>
     </w:p>
     <w:p>
@@ -17980,7 +18191,7 @@
         <w:rPr>
           <w:color w:val="000000"/>
         </w:rPr>
-        <w:t>The measurements in Section 4.3 were made on a Samsung SM-S731B smartphone (Exynos 2400 SoC, 10 cores CPU, 7.0 GB RAM, Android 17). The application targets Android 7.0 (API 24) and newer on 64-bit and 32-bit ARM phones.</w:t>
+        <w:t>The detailed measurements in Section 4.3 were made on a Samsung SM-S731B smartphone (Exynos 2400 SoC, 10 cores CPU, 7.0 GB RAM, Android 17); the application was also benchmarked on a vivo I2217 (Snapdragon 8+ Gen 1) and a Nothing A063 (mid-range Snapdragon 778G-class) phone. The application targets Android 7.0 (API 24) and newer on 64-bit and 32-bit ARM phones.</w:t>
       </w:r>
     </w:p>
     <w:p>
@@ -17995,7 +18206,7 @@
         </w:rPr>
         <w:lastRenderedPageBreak/>
         <w:drawing>
-          <wp:inline distT="0" distB="0" distL="0" distR="0" wp14:anchorId="61BB998A" wp14:editId="74FE25F6">
+          <wp:inline distT="0" distB="0" distL="0" distR="0" wp14:anchorId="3C08026B" wp14:editId="1A518F27">
             <wp:extent cx="5486400" cy="3751243"/>
             <wp:effectExtent l="0" t="0" r="0" b="0"/>
             <wp:docPr id="10" name="Picture 10"/>
@@ -18056,7 +18267,7 @@
         </w:rPr>
         <w:instrText xml:space="preserve"> TC "</w:instrText>
       </w:r>
-      <w:bookmarkStart w:id="53" w:name="_Toc243665256"/>
+      <w:bookmarkStart w:id="53" w:name="_Toc243668464"/>
       <w:r>
         <w:rPr>
           <w:color w:val="000000"/>
@@ -18102,7 +18313,7 @@
         </w:rPr>
         <w:instrText xml:space="preserve"> TC "</w:instrText>
       </w:r>
-      <w:bookmarkStart w:id="54" w:name="_Toc243665226"/>
+      <w:bookmarkStart w:id="54" w:name="_Toc243668433"/>
       <w:r>
         <w:rPr>
           <w:color w:val="000000"/>
@@ -18149,7 +18360,7 @@
         </w:rPr>
         <w:instrText xml:space="preserve"> TC "</w:instrText>
       </w:r>
-      <w:bookmarkStart w:id="55" w:name="_Toc243665267"/>
+      <w:bookmarkStart w:id="55" w:name="_Toc243668475"/>
       <w:r>
         <w:rPr>
           <w:color w:val="000000"/>
@@ -18494,7 +18705,7 @@
                 <w:color w:val="000000"/>
                 <w:sz w:val="20"/>
               </w:rPr>
-              <w:t>Edge device</w:t>
+              <w:t>Edge devices</w:t>
             </w:r>
           </w:p>
         </w:tc>
@@ -18511,7 +18722,7 @@
                 <w:color w:val="000000"/>
                 <w:sz w:val="20"/>
               </w:rPr>
-              <w:t>Samsung SM-S731B smartphone (Exynos 2400 SoC, 10 cores CPU, 7.0 GB RAM, Android 17); ONNX Runtime Android 1.20 (CPU, ARM64)</w:t>
+              <w:t>Samsung SM-S731B smartphone (Exynos 2400 SoC, 10 cores CPU, 7.0 GB RAM, Android 17); vivo I2217 (Snapdragon 8+ Gen 1); Nothing A063 (Snapdragon 778G-class); ONNX Runtime Android 1.20 (CPU, ARM64)</w:t>
             </w:r>
           </w:p>
         </w:tc>
@@ -18604,7 +18815,7 @@
         </w:rPr>
         <w:instrText xml:space="preserve"> TC "</w:instrText>
       </w:r>
-      <w:bookmarkStart w:id="56" w:name="_Toc243665227"/>
+      <w:bookmarkStart w:id="56" w:name="_Toc243668434"/>
       <w:r>
         <w:rPr>
           <w:color w:val="000000"/>
@@ -18662,7 +18873,7 @@
         </w:rPr>
         <w:instrText xml:space="preserve"> TC "</w:instrText>
       </w:r>
-      <w:bookmarkStart w:id="57" w:name="_Toc243665228"/>
+      <w:bookmarkStart w:id="57" w:name="_Toc243668435"/>
       <w:r>
         <w:rPr>
           <w:color w:val="000000"/>
@@ -18707,7 +18918,7 @@
         </w:rPr>
         <w:instrText xml:space="preserve"> TC "</w:instrText>
       </w:r>
-      <w:bookmarkStart w:id="58" w:name="_Toc243665229"/>
+      <w:bookmarkStart w:id="58" w:name="_Toc243668436"/>
       <w:r>
         <w:rPr>
           <w:color w:val="000000"/>
@@ -18754,7 +18965,7 @@
         </w:rPr>
         <w:instrText xml:space="preserve"> TC "</w:instrText>
       </w:r>
-      <w:bookmarkStart w:id="59" w:name="_Toc243665268"/>
+      <w:bookmarkStart w:id="59" w:name="_Toc243668476"/>
       <w:r>
         <w:rPr>
           <w:color w:val="000000"/>
@@ -20142,7 +20353,7 @@
           <w:noProof/>
         </w:rPr>
         <w:drawing>
-          <wp:inline distT="0" distB="0" distL="0" distR="0" wp14:anchorId="55033E9C" wp14:editId="7885C467">
+          <wp:inline distT="0" distB="0" distL="0" distR="0" wp14:anchorId="45ED7B32" wp14:editId="429C1790">
             <wp:extent cx="5486400" cy="2526396"/>
             <wp:effectExtent l="0" t="0" r="0" b="0"/>
             <wp:docPr id="11" name="Picture 11"/>
@@ -20203,7 +20414,7 @@
         </w:rPr>
         <w:instrText xml:space="preserve"> TC "</w:instrText>
       </w:r>
-      <w:bookmarkStart w:id="60" w:name="_Toc243665257"/>
+      <w:bookmarkStart w:id="60" w:name="_Toc243668465"/>
       <w:r>
         <w:rPr>
           <w:color w:val="000000"/>
@@ -20240,7 +20451,7 @@
           <w:color w:val="000000"/>
         </w:rPr>
         <w:lastRenderedPageBreak/>
-        <w:t>when a third speaker is added (4.84 dB) and more with a fourth (3.13 dB); 76.9% of its four-speaker outputs improve by less than 5 dB. Training with dynamic 2-4 speaker mixing removes most of this loss. The proposed R = 6 model reaches 8.13 dB on three speakers (+3.29 dB) and 7.00 dB on four (+3.88 dB), while keeping two-speaker quality within 0.12 dB of the specialised model. A single model can therefore serve scenes with an unknown number of talkers.</w:t>
+        <w:t>when a third speaker is added (4.84 dB) and more with a fourth (3.13 dB); 76.9% of its four-speaker outputs improve by less than 5 dB. Training with dynamic 2-4 speaker mixing removes most of this loss. With our R = 6 model the numbers rise to 8.13 dB on three speakers and 7.00 dB on four, gains of 3.29 and 3.88 dB. On two speakers it stays within 0.12 dB of the specialised model. One model is therefore enough, whether two, three or four people are talking.</w:t>
       </w:r>
     </w:p>
     <w:p>
@@ -20252,7 +20463,7 @@
         <w:rPr>
           <w:color w:val="000000"/>
         </w:rPr>
-        <w:t>Fine-tuning the existing two-speaker model is a cheaper route: it recovers most of the multi-speaker quality in 25 epochs, but it costs 0.9 dB on two speakers and stays about 1 dB behind the proposed model on three and four speakers. Two things differ between the fine-tuned and the proposed model (depth 3 → 6 and 25 fine-tuning epochs → 80 epochs from scratch), so the gain cannot be attributed to depth alone.</w:t>
+        <w:t>Fine-tuning the existing two-speaker model is a cheaper route: it recovers most of the multi-speaker quality in 25 epochs, but it costs 0.9 dB on two speakers and stays about 1 dB behind the proposed model on three and four speakers. Between these two models we changed two things at once: the depth (3 → 6 stages) and the training (25 fine-tuning epochs → 80 epochs from scratch). We therefore cannot credit the gain to depth alone.</w:t>
       </w:r>
     </w:p>
     <w:p>
@@ -20279,7 +20490,7 @@
         </w:rPr>
         <w:instrText xml:space="preserve"> TC "</w:instrText>
       </w:r>
-      <w:bookmarkStart w:id="61" w:name="_Toc243665230"/>
+      <w:bookmarkStart w:id="61" w:name="_Toc243668437"/>
       <w:r>
         <w:rPr>
           <w:color w:val="000000"/>
@@ -20326,7 +20537,7 @@
         </w:rPr>
         <w:instrText xml:space="preserve"> TC "</w:instrText>
       </w:r>
-      <w:bookmarkStart w:id="62" w:name="_Toc243665269"/>
+      <w:bookmarkStart w:id="62" w:name="_Toc243668477"/>
       <w:r>
         <w:rPr>
           <w:color w:val="000000"/>
@@ -21751,7 +21962,7 @@
         </w:rPr>
         <w:instrText xml:space="preserve"> TC "</w:instrText>
       </w:r>
-      <w:bookmarkStart w:id="63" w:name="_Toc243665231"/>
+      <w:bookmarkStart w:id="63" w:name="_Toc243668438"/>
       <w:r>
         <w:rPr>
           <w:color w:val="000000"/>
@@ -21783,7 +21994,7 @@
           <w:noProof/>
         </w:rPr>
         <w:drawing>
-          <wp:inline distT="0" distB="0" distL="0" distR="0" wp14:anchorId="3ECCAC8A" wp14:editId="4D03ED31">
+          <wp:inline distT="0" distB="0" distL="0" distR="0" wp14:anchorId="7940C673" wp14:editId="450A337F">
             <wp:extent cx="5486400" cy="2626735"/>
             <wp:effectExtent l="0" t="0" r="0" b="0"/>
             <wp:docPr id="12" name="Picture 12"/>
@@ -21844,7 +22055,7 @@
         </w:rPr>
         <w:instrText xml:space="preserve"> TC "</w:instrText>
       </w:r>
-      <w:bookmarkStart w:id="64" w:name="_Toc243665258"/>
+      <w:bookmarkStart w:id="64" w:name="_Toc243668466"/>
       <w:r>
         <w:rPr>
           <w:color w:val="000000"/>
@@ -21901,7 +22112,7 @@
         </w:rPr>
         <w:instrText xml:space="preserve"> TC "</w:instrText>
       </w:r>
-      <w:bookmarkStart w:id="65" w:name="_Toc243665232"/>
+      <w:bookmarkStart w:id="65" w:name="_Toc243668439"/>
       <w:r>
         <w:rPr>
           <w:color w:val="000000"/>
@@ -21933,7 +22144,7 @@
           <w:noProof/>
         </w:rPr>
         <w:drawing>
-          <wp:inline distT="0" distB="0" distL="0" distR="0" wp14:anchorId="2AAF6072" wp14:editId="2513C19E">
+          <wp:inline distT="0" distB="0" distL="0" distR="0" wp14:anchorId="33666395" wp14:editId="7A0719CD">
             <wp:extent cx="5486400" cy="2609689"/>
             <wp:effectExtent l="0" t="0" r="0" b="0"/>
             <wp:docPr id="13" name="Picture 13"/>
@@ -21994,7 +22205,7 @@
         </w:rPr>
         <w:instrText xml:space="preserve"> TC "</w:instrText>
       </w:r>
-      <w:bookmarkStart w:id="66" w:name="_Toc243665259"/>
+      <w:bookmarkStart w:id="66" w:name="_Toc243668467"/>
       <w:r>
         <w:rPr>
           <w:color w:val="000000"/>
@@ -22060,7 +22271,7 @@
         </w:rPr>
         <w:instrText xml:space="preserve"> TC "</w:instrText>
       </w:r>
-      <w:bookmarkStart w:id="67" w:name="_Toc243665270"/>
+      <w:bookmarkStart w:id="67" w:name="_Toc243668478"/>
       <w:r>
         <w:rPr>
           <w:color w:val="000000"/>
@@ -22547,7 +22758,7 @@
         </w:rPr>
         <w:instrText xml:space="preserve"> TC "</w:instrText>
       </w:r>
-      <w:bookmarkStart w:id="68" w:name="_Toc243665233"/>
+      <w:bookmarkStart w:id="68" w:name="_Toc243668440"/>
       <w:r>
         <w:rPr>
           <w:color w:val="000000"/>
@@ -22579,7 +22790,7 @@
           <w:noProof/>
         </w:rPr>
         <w:drawing>
-          <wp:inline distT="0" distB="0" distL="0" distR="0" wp14:anchorId="01F799D4" wp14:editId="12D4FBD0">
+          <wp:inline distT="0" distB="0" distL="0" distR="0" wp14:anchorId="7D75C308" wp14:editId="29C809F6">
             <wp:extent cx="5486400" cy="3867359"/>
             <wp:effectExtent l="0" t="0" r="0" b="0"/>
             <wp:docPr id="14" name="Picture 14"/>
@@ -22640,7 +22851,7 @@
         </w:rPr>
         <w:instrText xml:space="preserve"> TC "</w:instrText>
       </w:r>
-      <w:bookmarkStart w:id="69" w:name="_Toc243665260"/>
+      <w:bookmarkStart w:id="69" w:name="_Toc243668468"/>
       <w:r>
         <w:rPr>
           <w:color w:val="000000"/>
@@ -22699,7 +22910,7 @@
         </w:rPr>
         <w:instrText xml:space="preserve"> TC "</w:instrText>
       </w:r>
-      <w:bookmarkStart w:id="70" w:name="_Toc243665234"/>
+      <w:bookmarkStart w:id="70" w:name="_Toc243668441"/>
       <w:r>
         <w:rPr>
           <w:color w:val="000000"/>
@@ -22783,7 +22994,7 @@
         </w:rPr>
         <w:instrText xml:space="preserve"> TC "</w:instrText>
       </w:r>
-      <w:bookmarkStart w:id="71" w:name="_Toc243665271"/>
+      <w:bookmarkStart w:id="71" w:name="_Toc243668479"/>
       <w:r>
         <w:rPr>
           <w:color w:val="000000"/>
@@ -23389,7 +23600,7 @@
           <w:noProof/>
         </w:rPr>
         <w:drawing>
-          <wp:inline distT="0" distB="0" distL="0" distR="0" wp14:anchorId="0FCD0AF9" wp14:editId="482AA39C">
+          <wp:inline distT="0" distB="0" distL="0" distR="0" wp14:anchorId="7A32E62D" wp14:editId="0DB534F3">
             <wp:extent cx="5486400" cy="2553180"/>
             <wp:effectExtent l="0" t="0" r="0" b="0"/>
             <wp:docPr id="15" name="Picture 15"/>
@@ -23450,7 +23661,7 @@
         </w:rPr>
         <w:instrText xml:space="preserve"> TC "</w:instrText>
       </w:r>
-      <w:bookmarkStart w:id="72" w:name="_Toc243665261"/>
+      <w:bookmarkStart w:id="72" w:name="_Toc243668469"/>
       <w:r>
         <w:rPr>
           <w:color w:val="000000"/>
@@ -23521,7 +23732,7 @@
         </w:rPr>
         <w:instrText xml:space="preserve"> TC "</w:instrText>
       </w:r>
-      <w:bookmarkStart w:id="73" w:name="_Toc243665235"/>
+      <w:bookmarkStart w:id="73" w:name="_Toc243668442"/>
       <w:r>
         <w:rPr>
           <w:color w:val="000000"/>
@@ -23566,7 +23777,7 @@
         </w:rPr>
         <w:instrText xml:space="preserve"> TC "</w:instrText>
       </w:r>
-      <w:bookmarkStart w:id="74" w:name="_Toc243665236"/>
+      <w:bookmarkStart w:id="74" w:name="_Toc243668443"/>
       <w:r>
         <w:rPr>
           <w:color w:val="000000"/>
@@ -23613,7 +23824,7 @@
         </w:rPr>
         <w:instrText xml:space="preserve"> TC "</w:instrText>
       </w:r>
-      <w:bookmarkStart w:id="75" w:name="_Toc243665272"/>
+      <w:bookmarkStart w:id="75" w:name="_Toc243668480"/>
       <w:r>
         <w:rPr>
           <w:color w:val="000000"/>
@@ -24083,7 +24294,7 @@
           <w:color w:val="000000"/>
           <w:sz w:val="19"/>
         </w:rPr>
-        <w:t>FLOPs count a multiply-add as two operations. Sizes are the ONNX files of both graphs together.</w:t>
+        <w:t>One multiply-add counts as two FLOPs; the sizes add up the ONNX files of both graphs.</w:t>
       </w:r>
     </w:p>
     <w:p>
@@ -24095,13 +24306,13 @@
         <w:rPr>
           <w:color w:val="000000"/>
         </w:rPr>
-        <w:t>Splitting the network pays off: the embedder costs 9.15 GFLOPs but runs only once per enrolled speaker, while the extractor costs 5.46 GFLOPs per second of audio for R = 6 and about half that for R = 3. INT8 quantisation cuts the stored model to about a quarter of its size, which fits comfortably in the memory of embedded processors. The exported ONNX graphs reproduce the PyTorch outputs: the SI-SDR between the ONNX and the PyTorch output was 53.4 dB for R = 6 and 58.6 dB for R = 3, i.e. numerically identic</w:t>
-      </w:r>
-      <w:r>
-        <w:rPr>
-          <w:color w:val="000000"/>
-        </w:rPr>
-        <w:t>al for audio purposes.</w:t>
+        <w:t>The split pays off. Enrollment costs 9.15 GFLOPs, but only once per speaker. The extractor, which runs all the time, needs 5.46 GFLOPs per second of audio for R = 6 and about half of that for R = 3. INT8 quantisation cuts the stored model to about a quarter of its size, which fits comfortably in the memory of embedded processors. The exported ONNX graphs reproduce the PyTorch outputs: the SI-SDR between the ONNX and the PyTorch output was 53.4 dB for R = 6 and 58.6 dB for R = 3, i.e. numerically identical f</w:t>
+      </w:r>
+      <w:r>
+        <w:rPr>
+          <w:color w:val="000000"/>
+        </w:rPr>
+        <w:t>or audio purposes.</w:t>
       </w:r>
     </w:p>
     <w:p>
@@ -24129,7 +24340,7 @@
         </w:rPr>
         <w:instrText xml:space="preserve"> TC "</w:instrText>
       </w:r>
-      <w:bookmarkStart w:id="76" w:name="_Toc243665237"/>
+      <w:bookmarkStart w:id="76" w:name="_Toc243668444"/>
       <w:r>
         <w:rPr>
           <w:color w:val="000000"/>
@@ -24176,7 +24387,7 @@
         </w:rPr>
         <w:instrText xml:space="preserve"> TC "</w:instrText>
       </w:r>
-      <w:bookmarkStart w:id="77" w:name="_Toc243665273"/>
+      <w:bookmarkStart w:id="77" w:name="_Toc243668481"/>
       <w:r>
         <w:rPr>
           <w:color w:val="000000"/>
@@ -25267,7 +25478,7 @@
           <w:noProof/>
         </w:rPr>
         <w:drawing>
-          <wp:inline distT="0" distB="0" distL="0" distR="0" wp14:anchorId="26D37782" wp14:editId="199C75EB">
+          <wp:inline distT="0" distB="0" distL="0" distR="0" wp14:anchorId="7BBD17A1" wp14:editId="20407506">
             <wp:extent cx="5486400" cy="2547897"/>
             <wp:effectExtent l="0" t="0" r="0" b="0"/>
             <wp:docPr id="16" name="Picture 16"/>
@@ -25328,7 +25539,7 @@
         </w:rPr>
         <w:instrText xml:space="preserve"> TC "</w:instrText>
       </w:r>
-      <w:bookmarkStart w:id="78" w:name="_Toc243665262"/>
+      <w:bookmarkStart w:id="78" w:name="_Toc243668470"/>
       <w:r>
         <w:rPr>
           <w:color w:val="000000"/>
@@ -25358,7 +25569,7 @@
         <w:rPr>
           <w:color w:val="000000"/>
         </w:rPr>
-        <w:t xml:space="preserve">The exported ONNX FP32 graph reproduces the PyTorch reference exactly. INT8 quantisation changes SI-SDRi on two, three and four speakers by -0.13, +0.02, -0.07 dB for the proposed R = 6 model; and by -0.06, -0.09, -0.04 dB for the compact R = 3 model, a negligible loss for a four-fold smaller model, which makes INT8 the deployment format. Pure FP16 inference, in contrast, </w:t>
+        <w:t xml:space="preserve">The exported ONNX FP32 graph reproduces the PyTorch reference exactly. INT8 quantisation changes SI-SDRi on two, three and four speakers by -0.13, +0.02, -0.07 dB for the proposed R = 6 model; and by -0.06, -0.09, -0.04 dB for the compact R = 3 model, a negligible loss for a four-fold smaller model, which makes INT8 the deployment format. Pure FP16 inference, by contrast, </w:t>
       </w:r>
       <w:r>
         <w:rPr>
@@ -25371,20 +25582,20 @@
         <w:rPr>
           <w:color w:val="000000"/>
         </w:rPr>
-        <w:t xml:space="preserve"> and produces non-finite outputs. Tracing the FP16 forward pass located the first non-finite values in the gated embedding split (GES): its group normalisation computes statistics from activations that reach about 2×10⁴ in the FP32 model, and their squares (about 4×10⁸) far exceed the largest FP16 value (65,504). The network was trained in FP32 with a scale-invariant loss, which leaves internal levels unconstrained. FP16 deployment would need the normalisation layers kept in FP32 or precision-aware fine-tun</w:t>
-      </w:r>
-      <w:r>
-        <w:rPr>
-          <w:color w:val="000000"/>
-        </w:rPr>
-        <w:t xml:space="preserve">ing. This is an instructive edge-deployment result: 8-bit integer </w:t>
+        <w:t>: the outputs contain non-finite values. To find out why, we traced the FP16 forward pass. The first bad values appear in the gated embedding split (GES). Its group normalisation squares activations that reach about 2×10⁴ in the FP32 model, giving roughly 4×10⁸, while FP16 cannot hold anything above 65,504. We trained in FP32 with a scale-invariant loss, and nothing in that setup keeps internal levels small. Running in FP16 would need the normalisation layers kept in FP32, or a short precision-</w:t>
       </w:r>
       <w:r>
         <w:rPr>
           <w:color w:val="000000"/>
         </w:rPr>
         <w:lastRenderedPageBreak/>
-        <w:t>weights with FP32 activations are safer for this model than halving the floating-point precision.</w:t>
+        <w:t>aware fine-tu</w:t>
+      </w:r>
+      <w:r>
+        <w:rPr>
+          <w:color w:val="000000"/>
+        </w:rPr>
+        <w:t>ning. The lesson for deployment: for this model, 8-bit weights with FP32 activations are safer than simply halving the float precision.</w:t>
       </w:r>
     </w:p>
     <w:p>
@@ -25411,7 +25622,7 @@
         </w:rPr>
         <w:instrText xml:space="preserve"> TC "</w:instrText>
       </w:r>
-      <w:bookmarkStart w:id="79" w:name="_Toc243665238"/>
+      <w:bookmarkStart w:id="79" w:name="_Toc243668445"/>
       <w:r>
         <w:rPr>
           <w:color w:val="000000"/>
@@ -25470,7 +25681,7 @@
         </w:rPr>
         <w:instrText xml:space="preserve"> TC "</w:instrText>
       </w:r>
-      <w:bookmarkStart w:id="80" w:name="_Toc243665274"/>
+      <w:bookmarkStart w:id="80" w:name="_Toc243668482"/>
       <w:r>
         <w:rPr>
           <w:color w:val="000000"/>
@@ -26095,7 +26306,7 @@
         </w:rPr>
         <w:instrText xml:space="preserve"> TC "</w:instrText>
       </w:r>
-      <w:bookmarkStart w:id="81" w:name="_Toc243665275"/>
+      <w:bookmarkStart w:id="81" w:name="_Toc243668483"/>
       <w:r>
         <w:rPr>
           <w:color w:val="000000"/>
@@ -26869,7 +27080,7 @@
         </w:rPr>
         <w:instrText xml:space="preserve"> TC "</w:instrText>
       </w:r>
-      <w:bookmarkStart w:id="82" w:name="_Toc243665239"/>
+      <w:bookmarkStart w:id="82" w:name="_Toc243668446"/>
       <w:r>
         <w:rPr>
           <w:color w:val="000000"/>
@@ -26916,7 +27127,7 @@
         </w:rPr>
         <w:instrText xml:space="preserve"> TC "</w:instrText>
       </w:r>
-      <w:bookmarkStart w:id="83" w:name="_Toc243665276"/>
+      <w:bookmarkStart w:id="83" w:name="_Toc243668484"/>
       <w:r>
         <w:rPr>
           <w:color w:val="000000"/>
@@ -28375,7 +28586,7 @@
           <w:b/>
           <w:color w:val="000000"/>
         </w:rPr>
-        <w:t>4.3.5 Streaming Latency versus Quality (Full Test Subsets)</w:t>
+        <w:t>4.3.5 Results Across Three Smartphones</w:t>
       </w:r>
       <w:r>
         <w:rPr>
@@ -28389,12 +28600,12 @@
         </w:rPr>
         <w:instrText xml:space="preserve"> TC "</w:instrText>
       </w:r>
-      <w:bookmarkStart w:id="84" w:name="_Toc243665240"/>
-      <w:r>
-        <w:rPr>
-          <w:color w:val="000000"/>
-        </w:rPr>
-        <w:instrText>4.3.5 Streaming Latency versus Quality (Full Test Subsets)</w:instrText>
+      <w:bookmarkStart w:id="84" w:name="_Toc243668447"/>
+      <w:r>
+        <w:rPr>
+          <w:color w:val="000000"/>
+        </w:rPr>
+        <w:instrText>4.3.5 Results Across Three Smartphones</w:instrText>
       </w:r>
       <w:bookmarkEnd w:id="84"/>
       <w:r>
@@ -28422,7 +28633,7 @@
           <w:color w:val="000000"/>
           <w:sz w:val="22"/>
         </w:rPr>
-        <w:t>Table 4.10: Streaming quality (SI-SDRi, dB) for different latencies (3 s window)</w:t>
+        <w:t>Table 4.10: Time per 3 s window in ms (and speed relative to real time) on three smartphones, INT8</w:t>
       </w:r>
       <w:r>
         <w:rPr>
@@ -28436,14 +28647,1488 @@
         </w:rPr>
         <w:instrText xml:space="preserve"> TC "</w:instrText>
       </w:r>
-      <w:bookmarkStart w:id="85" w:name="_Toc243665277"/>
-      <w:r>
-        <w:rPr>
-          <w:color w:val="000000"/>
-        </w:rPr>
-        <w:instrText>4.10 Streaming quality (SI-SDRi, dB) for different latencies (3 s window)</w:instrText>
+      <w:bookmarkStart w:id="85" w:name="_Toc243668485"/>
+      <w:r>
+        <w:rPr>
+          <w:color w:val="000000"/>
+        </w:rPr>
+        <w:instrText>4.10 Time per 3 s window in ms (and speed relative to real time) on three smartphones, INT8</w:instrText>
       </w:r>
       <w:bookmarkEnd w:id="85"/>
+      <w:r>
+        <w:rPr>
+          <w:color w:val="000000"/>
+        </w:rPr>
+        <w:instrText xml:space="preserve">" \f T \l 1 </w:instrText>
+      </w:r>
+      <w:r>
+        <w:rPr>
+          <w:color w:val="000000"/>
+        </w:rPr>
+        <w:fldChar w:fldCharType="end"/>
+      </w:r>
+    </w:p>
+    <w:tbl>
+      <w:tblPr>
+        <w:tblStyle w:val="TableNormal0"/>
+        <w:tblW w:w="0" w:type="auto"/>
+        <w:jc w:val="center"/>
+        <w:tblInd w:w="0" w:type="dxa"/>
+        <w:tblBorders>
+          <w:top w:val="single" w:sz="4" w:space="0" w:color="7F7F7F"/>
+          <w:left w:val="single" w:sz="4" w:space="0" w:color="7F7F7F"/>
+          <w:bottom w:val="single" w:sz="4" w:space="0" w:color="7F7F7F"/>
+          <w:right w:val="single" w:sz="4" w:space="0" w:color="7F7F7F"/>
+          <w:insideH w:val="single" w:sz="4" w:space="0" w:color="7F7F7F"/>
+          <w:insideV w:val="single" w:sz="4" w:space="0" w:color="7F7F7F"/>
+        </w:tblBorders>
+        <w:tblLayout w:type="fixed"/>
+        <w:tblCellMar>
+          <w:top w:w="20" w:type="dxa"/>
+          <w:left w:w="70" w:type="dxa"/>
+          <w:bottom w:w="20" w:type="dxa"/>
+          <w:right w:w="70" w:type="dxa"/>
+        </w:tblCellMar>
+        <w:tblLook w:val="04A0" w:firstRow="1" w:lastRow="0" w:firstColumn="1" w:lastColumn="0" w:noHBand="0" w:noVBand="1"/>
+      </w:tblPr>
+      <w:tblGrid>
+        <w:gridCol w:w="1440"/>
+        <w:gridCol w:w="1944"/>
+        <w:gridCol w:w="1080"/>
+        <w:gridCol w:w="1080"/>
+        <w:gridCol w:w="1152"/>
+        <w:gridCol w:w="1152"/>
+        <w:gridCol w:w="1368"/>
+      </w:tblGrid>
+      <w:tr>
+        <w:trPr>
+          <w:tblHeader/>
+          <w:jc w:val="center"/>
+        </w:trPr>
+        <w:tc>
+          <w:tcPr>
+            <w:tcW w:w="1440" w:type="dxa"/>
+            <w:shd w:val="clear" w:color="auto" w:fill="D9E2F3"/>
+          </w:tcPr>
+          <w:p>
+            <w:pPr>
+              <w:spacing w:before="20" w:after="20"/>
+              <w:jc w:val="center"/>
+            </w:pPr>
+            <w:r>
+              <w:rPr>
+                <w:b/>
+                <w:color w:val="000000"/>
+                <w:sz w:val="18"/>
+              </w:rPr>
+              <w:t>Phone</w:t>
+            </w:r>
+          </w:p>
+        </w:tc>
+        <w:tc>
+          <w:tcPr>
+            <w:tcW w:w="1944" w:type="dxa"/>
+            <w:shd w:val="clear" w:color="auto" w:fill="D9E2F3"/>
+          </w:tcPr>
+          <w:p>
+            <w:pPr>
+              <w:spacing w:before="20" w:after="20"/>
+              <w:jc w:val="center"/>
+            </w:pPr>
+            <w:r>
+              <w:rPr>
+                <w:b/>
+                <w:color w:val="000000"/>
+                <w:sz w:val="18"/>
+              </w:rPr>
+              <w:t>SoC</w:t>
+            </w:r>
+          </w:p>
+        </w:tc>
+        <w:tc>
+          <w:tcPr>
+            <w:tcW w:w="1080" w:type="dxa"/>
+            <w:shd w:val="clear" w:color="auto" w:fill="D9E2F3"/>
+          </w:tcPr>
+          <w:p>
+            <w:pPr>
+              <w:spacing w:before="20" w:after="20"/>
+              <w:jc w:val="center"/>
+            </w:pPr>
+            <w:r>
+              <w:rPr>
+                <w:b/>
+                <w:color w:val="000000"/>
+                <w:sz w:val="18"/>
+              </w:rPr>
+              <w:t>Compact 1 thr.</w:t>
+            </w:r>
+          </w:p>
+        </w:tc>
+        <w:tc>
+          <w:tcPr>
+            <w:tcW w:w="1080" w:type="dxa"/>
+            <w:shd w:val="clear" w:color="auto" w:fill="D9E2F3"/>
+          </w:tcPr>
+          <w:p>
+            <w:pPr>
+              <w:spacing w:before="20" w:after="20"/>
+              <w:jc w:val="center"/>
+            </w:pPr>
+            <w:r>
+              <w:rPr>
+                <w:b/>
+                <w:color w:val="000000"/>
+                <w:sz w:val="18"/>
+              </w:rPr>
+              <w:t>Compact 4 thr.</w:t>
+            </w:r>
+          </w:p>
+        </w:tc>
+        <w:tc>
+          <w:tcPr>
+            <w:tcW w:w="1152" w:type="dxa"/>
+            <w:shd w:val="clear" w:color="auto" w:fill="D9E2F3"/>
+          </w:tcPr>
+          <w:p>
+            <w:pPr>
+              <w:spacing w:before="20" w:after="20"/>
+              <w:jc w:val="center"/>
+            </w:pPr>
+            <w:r>
+              <w:rPr>
+                <w:b/>
+                <w:color w:val="000000"/>
+                <w:sz w:val="18"/>
+              </w:rPr>
+              <w:t>Accurate 1 thr.</w:t>
+            </w:r>
+          </w:p>
+        </w:tc>
+        <w:tc>
+          <w:tcPr>
+            <w:tcW w:w="1152" w:type="dxa"/>
+            <w:shd w:val="clear" w:color="auto" w:fill="D9E2F3"/>
+          </w:tcPr>
+          <w:p>
+            <w:pPr>
+              <w:spacing w:before="20" w:after="20"/>
+              <w:jc w:val="center"/>
+            </w:pPr>
+            <w:r>
+              <w:rPr>
+                <w:b/>
+                <w:color w:val="000000"/>
+                <w:sz w:val="18"/>
+              </w:rPr>
+              <w:t>Accurate 4 thr.</w:t>
+            </w:r>
+          </w:p>
+        </w:tc>
+        <w:tc>
+          <w:tcPr>
+            <w:tcW w:w="1368" w:type="dxa"/>
+            <w:shd w:val="clear" w:color="auto" w:fill="D9E2F3"/>
+          </w:tcPr>
+          <w:p>
+            <w:pPr>
+              <w:spacing w:before="20" w:after="20"/>
+              <w:jc w:val="center"/>
+            </w:pPr>
+            <w:r>
+              <w:rPr>
+                <w:b/>
+                <w:color w:val="000000"/>
+                <w:sz w:val="18"/>
+              </w:rPr>
+              <w:t>SI-SDRi compact / accurate</w:t>
+            </w:r>
+          </w:p>
+        </w:tc>
+      </w:tr>
+      <w:tr>
+        <w:trPr>
+          <w:jc w:val="center"/>
+        </w:trPr>
+        <w:tc>
+          <w:tcPr>
+            <w:tcW w:w="1440" w:type="dxa"/>
+          </w:tcPr>
+          <w:p>
+            <w:pPr>
+              <w:spacing w:before="20" w:after="20"/>
+            </w:pPr>
+            <w:r>
+              <w:rPr>
+                <w:color w:val="000000"/>
+                <w:sz w:val="18"/>
+              </w:rPr>
+              <w:t>Samsung SM-S731B</w:t>
+            </w:r>
+          </w:p>
+        </w:tc>
+        <w:tc>
+          <w:tcPr>
+            <w:tcW w:w="1944" w:type="dxa"/>
+          </w:tcPr>
+          <w:p>
+            <w:pPr>
+              <w:spacing w:before="20" w:after="20"/>
+            </w:pPr>
+            <w:r>
+              <w:rPr>
+                <w:color w:val="000000"/>
+                <w:sz w:val="18"/>
+              </w:rPr>
+              <w:t>Exynos 2400 (s5e9945), flagship</w:t>
+            </w:r>
+          </w:p>
+        </w:tc>
+        <w:tc>
+          <w:tcPr>
+            <w:tcW w:w="1080" w:type="dxa"/>
+          </w:tcPr>
+          <w:p>
+            <w:pPr>
+              <w:spacing w:before="20" w:after="20"/>
+              <w:jc w:val="center"/>
+            </w:pPr>
+            <w:r>
+              <w:rPr>
+                <w:color w:val="000000"/>
+                <w:sz w:val="18"/>
+              </w:rPr>
+              <w:t>145 (21x)</w:t>
+            </w:r>
+          </w:p>
+        </w:tc>
+        <w:tc>
+          <w:tcPr>
+            <w:tcW w:w="1080" w:type="dxa"/>
+          </w:tcPr>
+          <w:p>
+            <w:pPr>
+              <w:spacing w:before="20" w:after="20"/>
+              <w:jc w:val="center"/>
+            </w:pPr>
+            <w:r>
+              <w:rPr>
+                <w:color w:val="000000"/>
+                <w:sz w:val="18"/>
+              </w:rPr>
+              <w:t>116 (26x)</w:t>
+            </w:r>
+          </w:p>
+        </w:tc>
+        <w:tc>
+          <w:tcPr>
+            <w:tcW w:w="1152" w:type="dxa"/>
+          </w:tcPr>
+          <w:p>
+            <w:pPr>
+              <w:spacing w:before="20" w:after="20"/>
+              <w:jc w:val="center"/>
+            </w:pPr>
+            <w:r>
+              <w:rPr>
+                <w:color w:val="000000"/>
+                <w:sz w:val="18"/>
+              </w:rPr>
+              <w:t>275 (11x)</w:t>
+            </w:r>
+          </w:p>
+        </w:tc>
+        <w:tc>
+          <w:tcPr>
+            <w:tcW w:w="1152" w:type="dxa"/>
+          </w:tcPr>
+          <w:p>
+            <w:pPr>
+              <w:spacing w:before="20" w:after="20"/>
+              <w:jc w:val="center"/>
+            </w:pPr>
+            <w:r>
+              <w:rPr>
+                <w:color w:val="000000"/>
+                <w:sz w:val="18"/>
+              </w:rPr>
+              <w:t>228 (13x)</w:t>
+            </w:r>
+          </w:p>
+        </w:tc>
+        <w:tc>
+          <w:tcPr>
+            <w:tcW w:w="1368" w:type="dxa"/>
+          </w:tcPr>
+          <w:p>
+            <w:pPr>
+              <w:spacing w:before="20" w:after="20"/>
+              <w:jc w:val="center"/>
+            </w:pPr>
+            <w:r>
+              <w:rPr>
+                <w:color w:val="000000"/>
+                <w:sz w:val="18"/>
+              </w:rPr>
+              <w:t>9.08 / 9.84</w:t>
+            </w:r>
+          </w:p>
+        </w:tc>
+      </w:tr>
+      <w:tr>
+        <w:trPr>
+          <w:jc w:val="center"/>
+        </w:trPr>
+        <w:tc>
+          <w:tcPr>
+            <w:tcW w:w="1440" w:type="dxa"/>
+          </w:tcPr>
+          <w:p>
+            <w:pPr>
+              <w:spacing w:before="20" w:after="20"/>
+            </w:pPr>
+            <w:r>
+              <w:rPr>
+                <w:color w:val="000000"/>
+                <w:sz w:val="18"/>
+              </w:rPr>
+              <w:lastRenderedPageBreak/>
+              <w:t>vivo I2217</w:t>
+            </w:r>
+          </w:p>
+        </w:tc>
+        <w:tc>
+          <w:tcPr>
+            <w:tcW w:w="1944" w:type="dxa"/>
+          </w:tcPr>
+          <w:p>
+            <w:pPr>
+              <w:spacing w:before="20" w:after="20"/>
+            </w:pPr>
+            <w:r>
+              <w:rPr>
+                <w:color w:val="000000"/>
+                <w:sz w:val="18"/>
+              </w:rPr>
+              <w:t>Snapdragon 8+ Gen 1 (SM8475), flagship</w:t>
+            </w:r>
+          </w:p>
+        </w:tc>
+        <w:tc>
+          <w:tcPr>
+            <w:tcW w:w="1080" w:type="dxa"/>
+          </w:tcPr>
+          <w:p>
+            <w:pPr>
+              <w:spacing w:before="20" w:after="20"/>
+              <w:jc w:val="center"/>
+            </w:pPr>
+            <w:r>
+              <w:rPr>
+                <w:color w:val="000000"/>
+                <w:sz w:val="18"/>
+              </w:rPr>
+              <w:t>192 (16x)</w:t>
+            </w:r>
+          </w:p>
+        </w:tc>
+        <w:tc>
+          <w:tcPr>
+            <w:tcW w:w="1080" w:type="dxa"/>
+          </w:tcPr>
+          <w:p>
+            <w:pPr>
+              <w:spacing w:before="20" w:after="20"/>
+              <w:jc w:val="center"/>
+            </w:pPr>
+            <w:r>
+              <w:rPr>
+                <w:color w:val="000000"/>
+                <w:sz w:val="18"/>
+              </w:rPr>
+              <w:t>162 (19x)</w:t>
+            </w:r>
+          </w:p>
+        </w:tc>
+        <w:tc>
+          <w:tcPr>
+            <w:tcW w:w="1152" w:type="dxa"/>
+          </w:tcPr>
+          <w:p>
+            <w:pPr>
+              <w:spacing w:before="20" w:after="20"/>
+              <w:jc w:val="center"/>
+            </w:pPr>
+            <w:r>
+              <w:rPr>
+                <w:color w:val="000000"/>
+                <w:sz w:val="18"/>
+              </w:rPr>
+              <w:t>342 (9x)</w:t>
+            </w:r>
+          </w:p>
+        </w:tc>
+        <w:tc>
+          <w:tcPr>
+            <w:tcW w:w="1152" w:type="dxa"/>
+          </w:tcPr>
+          <w:p>
+            <w:pPr>
+              <w:spacing w:before="20" w:after="20"/>
+              <w:jc w:val="center"/>
+            </w:pPr>
+            <w:r>
+              <w:rPr>
+                <w:color w:val="000000"/>
+                <w:sz w:val="18"/>
+              </w:rPr>
+              <w:t>307 (10x)</w:t>
+            </w:r>
+          </w:p>
+        </w:tc>
+        <w:tc>
+          <w:tcPr>
+            <w:tcW w:w="1368" w:type="dxa"/>
+          </w:tcPr>
+          <w:p>
+            <w:pPr>
+              <w:spacing w:before="20" w:after="20"/>
+              <w:jc w:val="center"/>
+            </w:pPr>
+            <w:r>
+              <w:rPr>
+                <w:color w:val="000000"/>
+                <w:sz w:val="18"/>
+              </w:rPr>
+              <w:t>9.08 / 9.84</w:t>
+            </w:r>
+          </w:p>
+        </w:tc>
+      </w:tr>
+      <w:tr>
+        <w:trPr>
+          <w:jc w:val="center"/>
+        </w:trPr>
+        <w:tc>
+          <w:tcPr>
+            <w:tcW w:w="1440" w:type="dxa"/>
+          </w:tcPr>
+          <w:p>
+            <w:pPr>
+              <w:spacing w:before="20" w:after="20"/>
+            </w:pPr>
+            <w:r>
+              <w:rPr>
+                <w:color w:val="000000"/>
+                <w:sz w:val="18"/>
+              </w:rPr>
+              <w:t>Nothing A063</w:t>
+            </w:r>
+          </w:p>
+        </w:tc>
+        <w:tc>
+          <w:tcPr>
+            <w:tcW w:w="1944" w:type="dxa"/>
+          </w:tcPr>
+          <w:p>
+            <w:pPr>
+              <w:spacing w:before="20" w:after="20"/>
+            </w:pPr>
+            <w:r>
+              <w:rPr>
+                <w:color w:val="000000"/>
+                <w:sz w:val="18"/>
+              </w:rPr>
+              <w:t>Snapdragon 778G-class (SM7325), mid-range</w:t>
+            </w:r>
+          </w:p>
+        </w:tc>
+        <w:tc>
+          <w:tcPr>
+            <w:tcW w:w="1080" w:type="dxa"/>
+          </w:tcPr>
+          <w:p>
+            <w:pPr>
+              <w:spacing w:before="20" w:after="20"/>
+              <w:jc w:val="center"/>
+            </w:pPr>
+            <w:r>
+              <w:rPr>
+                <w:color w:val="000000"/>
+                <w:sz w:val="18"/>
+              </w:rPr>
+              <w:t>291 (10x)</w:t>
+            </w:r>
+          </w:p>
+        </w:tc>
+        <w:tc>
+          <w:tcPr>
+            <w:tcW w:w="1080" w:type="dxa"/>
+          </w:tcPr>
+          <w:p>
+            <w:pPr>
+              <w:spacing w:before="20" w:after="20"/>
+              <w:jc w:val="center"/>
+            </w:pPr>
+            <w:r>
+              <w:rPr>
+                <w:color w:val="000000"/>
+                <w:sz w:val="18"/>
+              </w:rPr>
+              <w:t>230 (13x)</w:t>
+            </w:r>
+          </w:p>
+        </w:tc>
+        <w:tc>
+          <w:tcPr>
+            <w:tcW w:w="1152" w:type="dxa"/>
+          </w:tcPr>
+          <w:p>
+            <w:pPr>
+              <w:spacing w:before="20" w:after="20"/>
+              <w:jc w:val="center"/>
+            </w:pPr>
+            <w:r>
+              <w:rPr>
+                <w:color w:val="000000"/>
+                <w:sz w:val="18"/>
+              </w:rPr>
+              <w:t>534 (6x)</w:t>
+            </w:r>
+          </w:p>
+        </w:tc>
+        <w:tc>
+          <w:tcPr>
+            <w:tcW w:w="1152" w:type="dxa"/>
+          </w:tcPr>
+          <w:p>
+            <w:pPr>
+              <w:spacing w:before="20" w:after="20"/>
+              <w:jc w:val="center"/>
+            </w:pPr>
+            <w:r>
+              <w:rPr>
+                <w:color w:val="000000"/>
+                <w:sz w:val="18"/>
+              </w:rPr>
+              <w:t>431 (7x)</w:t>
+            </w:r>
+          </w:p>
+        </w:tc>
+        <w:tc>
+          <w:tcPr>
+            <w:tcW w:w="1368" w:type="dxa"/>
+          </w:tcPr>
+          <w:p>
+            <w:pPr>
+              <w:spacing w:before="20" w:after="20"/>
+              <w:jc w:val="center"/>
+            </w:pPr>
+            <w:r>
+              <w:rPr>
+                <w:color w:val="000000"/>
+                <w:sz w:val="18"/>
+              </w:rPr>
+              <w:t>9.08 / 9.84</w:t>
+            </w:r>
+          </w:p>
+        </w:tc>
+      </w:tr>
+    </w:tbl>
+    <w:p>
+      <w:pPr>
+        <w:spacing w:after="120"/>
+      </w:pPr>
+    </w:p>
+    <w:p>
+      <w:pPr>
+        <w:keepNext/>
+        <w:spacing w:before="160" w:after="80"/>
+        <w:jc w:val="center"/>
+      </w:pPr>
+      <w:r>
+        <w:rPr>
+          <w:i/>
+          <w:color w:val="000000"/>
+          <w:sz w:val="22"/>
+        </w:rPr>
+        <w:t>Table 4.11: Real-time streaming on each phone (3 s window; 0.4 s = 200 + 200 ms, 1 s = 500 + 500 ms latency)</w:t>
+      </w:r>
+      <w:r>
+        <w:rPr>
+          <w:color w:val="000000"/>
+        </w:rPr>
+        <w:fldChar w:fldCharType="begin"/>
+      </w:r>
+      <w:r>
+        <w:rPr>
+          <w:color w:val="000000"/>
+        </w:rPr>
+        <w:instrText xml:space="preserve"> TC "</w:instrText>
+      </w:r>
+      <w:bookmarkStart w:id="86" w:name="_Toc243668486"/>
+      <w:r>
+        <w:rPr>
+          <w:color w:val="000000"/>
+        </w:rPr>
+        <w:instrText>4.11 Real-time streaming on each phone (3 s window; 0.4 s = 200 + 200 ms, 1 s = 500 + 500 ms latency)</w:instrText>
+      </w:r>
+      <w:bookmarkEnd w:id="86"/>
+      <w:r>
+        <w:rPr>
+          <w:color w:val="000000"/>
+        </w:rPr>
+        <w:instrText xml:space="preserve">" \f T \l 1 </w:instrText>
+      </w:r>
+      <w:r>
+        <w:rPr>
+          <w:color w:val="000000"/>
+        </w:rPr>
+        <w:fldChar w:fldCharType="end"/>
+      </w:r>
+    </w:p>
+    <w:tbl>
+      <w:tblPr>
+        <w:tblStyle w:val="TableNormal0"/>
+        <w:tblW w:w="0" w:type="auto"/>
+        <w:jc w:val="center"/>
+        <w:tblInd w:w="0" w:type="dxa"/>
+        <w:tblBorders>
+          <w:top w:val="single" w:sz="4" w:space="0" w:color="7F7F7F"/>
+          <w:left w:val="single" w:sz="4" w:space="0" w:color="7F7F7F"/>
+          <w:bottom w:val="single" w:sz="4" w:space="0" w:color="7F7F7F"/>
+          <w:right w:val="single" w:sz="4" w:space="0" w:color="7F7F7F"/>
+          <w:insideH w:val="single" w:sz="4" w:space="0" w:color="7F7F7F"/>
+          <w:insideV w:val="single" w:sz="4" w:space="0" w:color="7F7F7F"/>
+        </w:tblBorders>
+        <w:tblLayout w:type="fixed"/>
+        <w:tblCellMar>
+          <w:top w:w="20" w:type="dxa"/>
+          <w:left w:w="70" w:type="dxa"/>
+          <w:bottom w:w="20" w:type="dxa"/>
+          <w:right w:w="70" w:type="dxa"/>
+        </w:tblCellMar>
+        <w:tblLook w:val="04A0" w:firstRow="1" w:lastRow="0" w:firstColumn="1" w:lastColumn="0" w:noHBand="0" w:noVBand="1"/>
+      </w:tblPr>
+      <w:tblGrid>
+        <w:gridCol w:w="1512"/>
+        <w:gridCol w:w="1008"/>
+        <w:gridCol w:w="648"/>
+        <w:gridCol w:w="1008"/>
+        <w:gridCol w:w="648"/>
+        <w:gridCol w:w="1008"/>
+        <w:gridCol w:w="648"/>
+        <w:gridCol w:w="1008"/>
+        <w:gridCol w:w="648"/>
+      </w:tblGrid>
+      <w:tr>
+        <w:trPr>
+          <w:tblHeader/>
+          <w:jc w:val="center"/>
+        </w:trPr>
+        <w:tc>
+          <w:tcPr>
+            <w:tcW w:w="1512" w:type="dxa"/>
+            <w:shd w:val="clear" w:color="auto" w:fill="D9E2F3"/>
+          </w:tcPr>
+          <w:p>
+            <w:pPr>
+              <w:spacing w:before="20" w:after="20"/>
+              <w:jc w:val="center"/>
+            </w:pPr>
+            <w:r>
+              <w:rPr>
+                <w:b/>
+                <w:color w:val="000000"/>
+                <w:sz w:val="17"/>
+              </w:rPr>
+              <w:t>Phone</w:t>
+            </w:r>
+          </w:p>
+        </w:tc>
+        <w:tc>
+          <w:tcPr>
+            <w:tcW w:w="1008" w:type="dxa"/>
+            <w:shd w:val="clear" w:color="auto" w:fill="D9E2F3"/>
+          </w:tcPr>
+          <w:p>
+            <w:pPr>
+              <w:spacing w:before="20" w:after="20"/>
+              <w:jc w:val="center"/>
+            </w:pPr>
+            <w:r>
+              <w:rPr>
+                <w:b/>
+                <w:color w:val="000000"/>
+                <w:sz w:val="17"/>
+              </w:rPr>
+              <w:t>Compact 1 thr. 0.4 s</w:t>
+            </w:r>
+          </w:p>
+        </w:tc>
+        <w:tc>
+          <w:tcPr>
+            <w:tcW w:w="648" w:type="dxa"/>
+            <w:shd w:val="clear" w:color="auto" w:fill="D9E2F3"/>
+          </w:tcPr>
+          <w:p>
+            <w:pPr>
+              <w:spacing w:before="20" w:after="20"/>
+              <w:jc w:val="center"/>
+            </w:pPr>
+            <w:r>
+              <w:rPr>
+                <w:b/>
+                <w:color w:val="000000"/>
+                <w:sz w:val="17"/>
+              </w:rPr>
+              <w:t>1 s</w:t>
+            </w:r>
+          </w:p>
+        </w:tc>
+        <w:tc>
+          <w:tcPr>
+            <w:tcW w:w="1008" w:type="dxa"/>
+            <w:shd w:val="clear" w:color="auto" w:fill="D9E2F3"/>
+          </w:tcPr>
+          <w:p>
+            <w:pPr>
+              <w:spacing w:before="20" w:after="20"/>
+              <w:jc w:val="center"/>
+            </w:pPr>
+            <w:r>
+              <w:rPr>
+                <w:b/>
+                <w:color w:val="000000"/>
+                <w:sz w:val="17"/>
+              </w:rPr>
+              <w:t>Compact 4 thr. 0.4 s</w:t>
+            </w:r>
+          </w:p>
+        </w:tc>
+        <w:tc>
+          <w:tcPr>
+            <w:tcW w:w="648" w:type="dxa"/>
+            <w:shd w:val="clear" w:color="auto" w:fill="D9E2F3"/>
+          </w:tcPr>
+          <w:p>
+            <w:pPr>
+              <w:spacing w:before="20" w:after="20"/>
+              <w:jc w:val="center"/>
+            </w:pPr>
+            <w:r>
+              <w:rPr>
+                <w:b/>
+                <w:color w:val="000000"/>
+                <w:sz w:val="17"/>
+              </w:rPr>
+              <w:t>1 s</w:t>
+            </w:r>
+          </w:p>
+        </w:tc>
+        <w:tc>
+          <w:tcPr>
+            <w:tcW w:w="1008" w:type="dxa"/>
+            <w:shd w:val="clear" w:color="auto" w:fill="D9E2F3"/>
+          </w:tcPr>
+          <w:p>
+            <w:pPr>
+              <w:spacing w:before="20" w:after="20"/>
+              <w:jc w:val="center"/>
+            </w:pPr>
+            <w:r>
+              <w:rPr>
+                <w:b/>
+                <w:color w:val="000000"/>
+                <w:sz w:val="17"/>
+              </w:rPr>
+              <w:t>Accurate 1 thr. 0.4 s</w:t>
+            </w:r>
+          </w:p>
+        </w:tc>
+        <w:tc>
+          <w:tcPr>
+            <w:tcW w:w="648" w:type="dxa"/>
+            <w:shd w:val="clear" w:color="auto" w:fill="D9E2F3"/>
+          </w:tcPr>
+          <w:p>
+            <w:pPr>
+              <w:spacing w:before="20" w:after="20"/>
+              <w:jc w:val="center"/>
+            </w:pPr>
+            <w:r>
+              <w:rPr>
+                <w:b/>
+                <w:color w:val="000000"/>
+                <w:sz w:val="17"/>
+              </w:rPr>
+              <w:t>1 s</w:t>
+            </w:r>
+          </w:p>
+        </w:tc>
+        <w:tc>
+          <w:tcPr>
+            <w:tcW w:w="1008" w:type="dxa"/>
+            <w:shd w:val="clear" w:color="auto" w:fill="D9E2F3"/>
+          </w:tcPr>
+          <w:p>
+            <w:pPr>
+              <w:spacing w:before="20" w:after="20"/>
+              <w:jc w:val="center"/>
+            </w:pPr>
+            <w:r>
+              <w:rPr>
+                <w:b/>
+                <w:color w:val="000000"/>
+                <w:sz w:val="17"/>
+              </w:rPr>
+              <w:t>Accurate 4 thr. 0.4 s</w:t>
+            </w:r>
+          </w:p>
+        </w:tc>
+        <w:tc>
+          <w:tcPr>
+            <w:tcW w:w="648" w:type="dxa"/>
+            <w:shd w:val="clear" w:color="auto" w:fill="D9E2F3"/>
+          </w:tcPr>
+          <w:p>
+            <w:pPr>
+              <w:spacing w:before="20" w:after="20"/>
+              <w:jc w:val="center"/>
+            </w:pPr>
+            <w:r>
+              <w:rPr>
+                <w:b/>
+                <w:color w:val="000000"/>
+                <w:sz w:val="17"/>
+              </w:rPr>
+              <w:t>1 s</w:t>
+            </w:r>
+          </w:p>
+        </w:tc>
+      </w:tr>
+      <w:tr>
+        <w:trPr>
+          <w:jc w:val="center"/>
+        </w:trPr>
+        <w:tc>
+          <w:tcPr>
+            <w:tcW w:w="1512" w:type="dxa"/>
+          </w:tcPr>
+          <w:p>
+            <w:pPr>
+              <w:spacing w:before="20" w:after="20"/>
+            </w:pPr>
+            <w:r>
+              <w:rPr>
+                <w:color w:val="000000"/>
+                <w:sz w:val="17"/>
+              </w:rPr>
+              <w:t>Samsung SM-S731B</w:t>
+            </w:r>
+          </w:p>
+        </w:tc>
+        <w:tc>
+          <w:tcPr>
+            <w:tcW w:w="1008" w:type="dxa"/>
+          </w:tcPr>
+          <w:p>
+            <w:pPr>
+              <w:spacing w:before="20" w:after="20"/>
+              <w:jc w:val="center"/>
+            </w:pPr>
+            <w:r>
+              <w:rPr>
+                <w:color w:val="000000"/>
+                <w:sz w:val="17"/>
+              </w:rPr>
+              <w:t>yes</w:t>
+            </w:r>
+          </w:p>
+        </w:tc>
+        <w:tc>
+          <w:tcPr>
+            <w:tcW w:w="648" w:type="dxa"/>
+          </w:tcPr>
+          <w:p>
+            <w:pPr>
+              <w:spacing w:before="20" w:after="20"/>
+              <w:jc w:val="center"/>
+            </w:pPr>
+            <w:r>
+              <w:rPr>
+                <w:color w:val="000000"/>
+                <w:sz w:val="17"/>
+              </w:rPr>
+              <w:t>yes</w:t>
+            </w:r>
+          </w:p>
+        </w:tc>
+        <w:tc>
+          <w:tcPr>
+            <w:tcW w:w="1008" w:type="dxa"/>
+          </w:tcPr>
+          <w:p>
+            <w:pPr>
+              <w:spacing w:before="20" w:after="20"/>
+              <w:jc w:val="center"/>
+            </w:pPr>
+            <w:r>
+              <w:rPr>
+                <w:color w:val="000000"/>
+                <w:sz w:val="17"/>
+              </w:rPr>
+              <w:t>yes</w:t>
+            </w:r>
+          </w:p>
+        </w:tc>
+        <w:tc>
+          <w:tcPr>
+            <w:tcW w:w="648" w:type="dxa"/>
+          </w:tcPr>
+          <w:p>
+            <w:pPr>
+              <w:spacing w:before="20" w:after="20"/>
+              <w:jc w:val="center"/>
+            </w:pPr>
+            <w:r>
+              <w:rPr>
+                <w:color w:val="000000"/>
+                <w:sz w:val="17"/>
+              </w:rPr>
+              <w:t>yes</w:t>
+            </w:r>
+          </w:p>
+        </w:tc>
+        <w:tc>
+          <w:tcPr>
+            <w:tcW w:w="1008" w:type="dxa"/>
+          </w:tcPr>
+          <w:p>
+            <w:pPr>
+              <w:spacing w:before="20" w:after="20"/>
+              <w:jc w:val="center"/>
+            </w:pPr>
+            <w:r>
+              <w:rPr>
+                <w:color w:val="000000"/>
+                <w:sz w:val="17"/>
+              </w:rPr>
+              <w:t>no</w:t>
+            </w:r>
+          </w:p>
+        </w:tc>
+        <w:tc>
+          <w:tcPr>
+            <w:tcW w:w="648" w:type="dxa"/>
+          </w:tcPr>
+          <w:p>
+            <w:pPr>
+              <w:spacing w:before="20" w:after="20"/>
+              <w:jc w:val="center"/>
+            </w:pPr>
+            <w:r>
+              <w:rPr>
+                <w:color w:val="000000"/>
+                <w:sz w:val="17"/>
+              </w:rPr>
+              <w:t>yes</w:t>
+            </w:r>
+          </w:p>
+        </w:tc>
+        <w:tc>
+          <w:tcPr>
+            <w:tcW w:w="1008" w:type="dxa"/>
+          </w:tcPr>
+          <w:p>
+            <w:pPr>
+              <w:spacing w:before="20" w:after="20"/>
+              <w:jc w:val="center"/>
+            </w:pPr>
+            <w:r>
+              <w:rPr>
+                <w:color w:val="000000"/>
+                <w:sz w:val="17"/>
+              </w:rPr>
+              <w:t>no</w:t>
+            </w:r>
+          </w:p>
+        </w:tc>
+        <w:tc>
+          <w:tcPr>
+            <w:tcW w:w="648" w:type="dxa"/>
+          </w:tcPr>
+          <w:p>
+            <w:pPr>
+              <w:spacing w:before="20" w:after="20"/>
+              <w:jc w:val="center"/>
+            </w:pPr>
+            <w:r>
+              <w:rPr>
+                <w:color w:val="000000"/>
+                <w:sz w:val="17"/>
+              </w:rPr>
+              <w:t>yes</w:t>
+            </w:r>
+          </w:p>
+        </w:tc>
+      </w:tr>
+      <w:tr>
+        <w:trPr>
+          <w:jc w:val="center"/>
+        </w:trPr>
+        <w:tc>
+          <w:tcPr>
+            <w:tcW w:w="1512" w:type="dxa"/>
+          </w:tcPr>
+          <w:p>
+            <w:pPr>
+              <w:spacing w:before="20" w:after="20"/>
+            </w:pPr>
+            <w:r>
+              <w:rPr>
+                <w:color w:val="000000"/>
+                <w:sz w:val="17"/>
+              </w:rPr>
+              <w:t>vivo I2217</w:t>
+            </w:r>
+          </w:p>
+        </w:tc>
+        <w:tc>
+          <w:tcPr>
+            <w:tcW w:w="1008" w:type="dxa"/>
+          </w:tcPr>
+          <w:p>
+            <w:pPr>
+              <w:spacing w:before="20" w:after="20"/>
+              <w:jc w:val="center"/>
+            </w:pPr>
+            <w:r>
+              <w:rPr>
+                <w:color w:val="000000"/>
+                <w:sz w:val="17"/>
+              </w:rPr>
+              <w:t>yes</w:t>
+            </w:r>
+          </w:p>
+        </w:tc>
+        <w:tc>
+          <w:tcPr>
+            <w:tcW w:w="648" w:type="dxa"/>
+          </w:tcPr>
+          <w:p>
+            <w:pPr>
+              <w:spacing w:before="20" w:after="20"/>
+              <w:jc w:val="center"/>
+            </w:pPr>
+            <w:r>
+              <w:rPr>
+                <w:color w:val="000000"/>
+                <w:sz w:val="17"/>
+              </w:rPr>
+              <w:t>yes</w:t>
+            </w:r>
+          </w:p>
+        </w:tc>
+        <w:tc>
+          <w:tcPr>
+            <w:tcW w:w="1008" w:type="dxa"/>
+          </w:tcPr>
+          <w:p>
+            <w:pPr>
+              <w:spacing w:before="20" w:after="20"/>
+              <w:jc w:val="center"/>
+            </w:pPr>
+            <w:r>
+              <w:rPr>
+                <w:color w:val="000000"/>
+                <w:sz w:val="17"/>
+              </w:rPr>
+              <w:t>no</w:t>
+            </w:r>
+          </w:p>
+        </w:tc>
+        <w:tc>
+          <w:tcPr>
+            <w:tcW w:w="648" w:type="dxa"/>
+          </w:tcPr>
+          <w:p>
+            <w:pPr>
+              <w:spacing w:before="20" w:after="20"/>
+              <w:jc w:val="center"/>
+            </w:pPr>
+            <w:r>
+              <w:rPr>
+                <w:color w:val="000000"/>
+                <w:sz w:val="17"/>
+              </w:rPr>
+              <w:t>yes</w:t>
+            </w:r>
+          </w:p>
+        </w:tc>
+        <w:tc>
+          <w:tcPr>
+            <w:tcW w:w="1008" w:type="dxa"/>
+          </w:tcPr>
+          <w:p>
+            <w:pPr>
+              <w:spacing w:before="20" w:after="20"/>
+              <w:jc w:val="center"/>
+            </w:pPr>
+            <w:r>
+              <w:rPr>
+                <w:color w:val="000000"/>
+                <w:sz w:val="17"/>
+              </w:rPr>
+              <w:t>no</w:t>
+            </w:r>
+          </w:p>
+        </w:tc>
+        <w:tc>
+          <w:tcPr>
+            <w:tcW w:w="648" w:type="dxa"/>
+          </w:tcPr>
+          <w:p>
+            <w:pPr>
+              <w:spacing w:before="20" w:after="20"/>
+              <w:jc w:val="center"/>
+            </w:pPr>
+            <w:r>
+              <w:rPr>
+                <w:color w:val="000000"/>
+                <w:sz w:val="17"/>
+              </w:rPr>
+              <w:t>yes</w:t>
+            </w:r>
+          </w:p>
+        </w:tc>
+        <w:tc>
+          <w:tcPr>
+            <w:tcW w:w="1008" w:type="dxa"/>
+          </w:tcPr>
+          <w:p>
+            <w:pPr>
+              <w:spacing w:before="20" w:after="20"/>
+              <w:jc w:val="center"/>
+            </w:pPr>
+            <w:r>
+              <w:rPr>
+                <w:color w:val="000000"/>
+                <w:sz w:val="17"/>
+              </w:rPr>
+              <w:t>no</w:t>
+            </w:r>
+          </w:p>
+        </w:tc>
+        <w:tc>
+          <w:tcPr>
+            <w:tcW w:w="648" w:type="dxa"/>
+          </w:tcPr>
+          <w:p>
+            <w:pPr>
+              <w:spacing w:before="20" w:after="20"/>
+              <w:jc w:val="center"/>
+            </w:pPr>
+            <w:r>
+              <w:rPr>
+                <w:color w:val="000000"/>
+                <w:sz w:val="17"/>
+              </w:rPr>
+              <w:t>yes</w:t>
+            </w:r>
+          </w:p>
+        </w:tc>
+      </w:tr>
+      <w:tr>
+        <w:trPr>
+          <w:jc w:val="center"/>
+        </w:trPr>
+        <w:tc>
+          <w:tcPr>
+            <w:tcW w:w="1512" w:type="dxa"/>
+          </w:tcPr>
+          <w:p>
+            <w:pPr>
+              <w:spacing w:before="20" w:after="20"/>
+            </w:pPr>
+            <w:r>
+              <w:rPr>
+                <w:color w:val="000000"/>
+                <w:sz w:val="17"/>
+              </w:rPr>
+              <w:t>Nothing A063</w:t>
+            </w:r>
+          </w:p>
+        </w:tc>
+        <w:tc>
+          <w:tcPr>
+            <w:tcW w:w="1008" w:type="dxa"/>
+          </w:tcPr>
+          <w:p>
+            <w:pPr>
+              <w:spacing w:before="20" w:after="20"/>
+              <w:jc w:val="center"/>
+            </w:pPr>
+            <w:r>
+              <w:rPr>
+                <w:color w:val="000000"/>
+                <w:sz w:val="17"/>
+              </w:rPr>
+              <w:t>no</w:t>
+            </w:r>
+          </w:p>
+        </w:tc>
+        <w:tc>
+          <w:tcPr>
+            <w:tcW w:w="648" w:type="dxa"/>
+          </w:tcPr>
+          <w:p>
+            <w:pPr>
+              <w:spacing w:before="20" w:after="20"/>
+              <w:jc w:val="center"/>
+            </w:pPr>
+            <w:r>
+              <w:rPr>
+                <w:color w:val="000000"/>
+                <w:sz w:val="17"/>
+              </w:rPr>
+              <w:t>yes</w:t>
+            </w:r>
+          </w:p>
+        </w:tc>
+        <w:tc>
+          <w:tcPr>
+            <w:tcW w:w="1008" w:type="dxa"/>
+          </w:tcPr>
+          <w:p>
+            <w:pPr>
+              <w:spacing w:before="20" w:after="20"/>
+              <w:jc w:val="center"/>
+            </w:pPr>
+            <w:r>
+              <w:rPr>
+                <w:color w:val="000000"/>
+                <w:sz w:val="17"/>
+              </w:rPr>
+              <w:t>no</w:t>
+            </w:r>
+          </w:p>
+        </w:tc>
+        <w:tc>
+          <w:tcPr>
+            <w:tcW w:w="648" w:type="dxa"/>
+          </w:tcPr>
+          <w:p>
+            <w:pPr>
+              <w:spacing w:before="20" w:after="20"/>
+              <w:jc w:val="center"/>
+            </w:pPr>
+            <w:r>
+              <w:rPr>
+                <w:color w:val="000000"/>
+                <w:sz w:val="17"/>
+              </w:rPr>
+              <w:t>yes</w:t>
+            </w:r>
+          </w:p>
+        </w:tc>
+        <w:tc>
+          <w:tcPr>
+            <w:tcW w:w="1008" w:type="dxa"/>
+          </w:tcPr>
+          <w:p>
+            <w:pPr>
+              <w:spacing w:before="20" w:after="20"/>
+              <w:jc w:val="center"/>
+            </w:pPr>
+            <w:r>
+              <w:rPr>
+                <w:color w:val="000000"/>
+                <w:sz w:val="17"/>
+              </w:rPr>
+              <w:t>no</w:t>
+            </w:r>
+          </w:p>
+        </w:tc>
+        <w:tc>
+          <w:tcPr>
+            <w:tcW w:w="648" w:type="dxa"/>
+          </w:tcPr>
+          <w:p>
+            <w:pPr>
+              <w:spacing w:before="20" w:after="20"/>
+              <w:jc w:val="center"/>
+            </w:pPr>
+            <w:r>
+              <w:rPr>
+                <w:color w:val="000000"/>
+                <w:sz w:val="17"/>
+              </w:rPr>
+              <w:t>no</w:t>
+            </w:r>
+          </w:p>
+        </w:tc>
+        <w:tc>
+          <w:tcPr>
+            <w:tcW w:w="1008" w:type="dxa"/>
+          </w:tcPr>
+          <w:p>
+            <w:pPr>
+              <w:spacing w:before="20" w:after="20"/>
+              <w:jc w:val="center"/>
+            </w:pPr>
+            <w:r>
+              <w:rPr>
+                <w:color w:val="000000"/>
+                <w:sz w:val="17"/>
+              </w:rPr>
+              <w:t>no</w:t>
+            </w:r>
+          </w:p>
+        </w:tc>
+        <w:tc>
+          <w:tcPr>
+            <w:tcW w:w="648" w:type="dxa"/>
+          </w:tcPr>
+          <w:p>
+            <w:pPr>
+              <w:spacing w:before="20" w:after="20"/>
+              <w:jc w:val="center"/>
+            </w:pPr>
+            <w:r>
+              <w:rPr>
+                <w:color w:val="000000"/>
+                <w:sz w:val="17"/>
+              </w:rPr>
+              <w:t>n/r</w:t>
+            </w:r>
+          </w:p>
+        </w:tc>
+      </w:tr>
+    </w:tbl>
+    <w:p>
+      <w:pPr>
+        <w:spacing w:before="60" w:after="200"/>
+      </w:pPr>
+      <w:r>
+        <w:rPr>
+          <w:i/>
+          <w:color w:val="000000"/>
+          <w:sz w:val="19"/>
+        </w:rPr>
+        <w:t>n/r: not recorded (the log of this phone was cut off before the last result).</w:t>
+      </w:r>
+    </w:p>
+    <w:p>
+      <w:pPr>
+        <w:spacing w:after="160" w:line="360" w:lineRule="auto"/>
+        <w:jc w:val="both"/>
+      </w:pPr>
+      <w:r>
+        <w:rPr>
+          <w:color w:val="000000"/>
+        </w:rPr>
+        <w:t xml:space="preserve">We also ran the app on two more phones (Tables 4.10 and 4.11). The extraction quality came out </w:t>
+      </w:r>
+      <w:r>
+        <w:rPr>
+          <w:b/>
+          <w:color w:val="000000"/>
+        </w:rPr>
+        <w:t>identical on every phone</w:t>
+      </w:r>
+      <w:r>
+        <w:rPr>
+          <w:color w:val="000000"/>
+        </w:rPr>
+        <w:t>: 9.08 dB for the compact and 9.84 dB for the accurate model on the nine bundled mixtures, the same as on the PC. The INT8 models thus behave the same on Samsung Exynos and Qualcomm Snapdragon chips. Speed varies with the hardware, but every phone runs both models many times faster than real time; even the mid-range Nothing A063 handles a 3 s window with the accurate model in 431 ms (7x real time). How much latency a phone can stream in real time depends on its class. On both flagships the compact model str</w:t>
+      </w:r>
+      <w:r>
+        <w:rPr>
+          <w:color w:val="000000"/>
+        </w:rPr>
+        <w:t>eams with 0.4 s of delay on a single core and the accurate model with 1 s, while the mid-range phone needs the 1 s setting even for the compact model. On the vivo I2217 the four-thread runs showed occasional slow hops (up to 1322 ms) while the single-thread runs were steady, which supports running the model on one core: it is more predictable and leaves the other cores free.</w:t>
+      </w:r>
+    </w:p>
+    <w:p>
+      <w:pPr>
+        <w:keepNext/>
+        <w:spacing w:before="200" w:after="80"/>
+      </w:pPr>
+      <w:r>
+        <w:rPr>
+          <w:b/>
+          <w:color w:val="000000"/>
+        </w:rPr>
+        <w:t>4.3.6 Streaming Latency versus Quality (Full Test Subsets)</w:t>
+      </w:r>
+      <w:r>
+        <w:rPr>
+          <w:color w:val="000000"/>
+        </w:rPr>
+        <w:fldChar w:fldCharType="begin"/>
+      </w:r>
+      <w:r>
+        <w:rPr>
+          <w:color w:val="000000"/>
+        </w:rPr>
+        <w:instrText xml:space="preserve"> TC "</w:instrText>
+      </w:r>
+      <w:bookmarkStart w:id="87" w:name="_Toc243668448"/>
+      <w:r>
+        <w:rPr>
+          <w:color w:val="000000"/>
+        </w:rPr>
+        <w:instrText>4.3.6 Streaming Latency versus Quality (Full Test Subsets)</w:instrText>
+      </w:r>
+      <w:bookmarkEnd w:id="87"/>
+      <w:r>
+        <w:rPr>
+          <w:color w:val="000000"/>
+        </w:rPr>
+        <w:instrText xml:space="preserve">" \f C \l 3 </w:instrText>
+      </w:r>
+      <w:r>
+        <w:rPr>
+          <w:color w:val="000000"/>
+        </w:rPr>
+        <w:fldChar w:fldCharType="end"/>
+      </w:r>
+    </w:p>
+    <w:p>
+      <w:pPr>
+        <w:keepNext/>
+        <w:spacing w:before="160" w:after="80"/>
+        <w:jc w:val="center"/>
+      </w:pPr>
+      <w:r>
+        <w:rPr>
+          <w:i/>
+          <w:color w:val="000000"/>
+          <w:sz w:val="22"/>
+        </w:rPr>
+        <w:t>Table 4.12: Streaming quality (SI-SDRi, dB) for different latencies (3 s window)</w:t>
+      </w:r>
+      <w:r>
+        <w:rPr>
+          <w:color w:val="000000"/>
+        </w:rPr>
+        <w:fldChar w:fldCharType="begin"/>
+      </w:r>
+      <w:r>
+        <w:rPr>
+          <w:color w:val="000000"/>
+        </w:rPr>
+        <w:instrText xml:space="preserve"> TC "</w:instrText>
+      </w:r>
+      <w:bookmarkStart w:id="88" w:name="_Toc243668487"/>
+      <w:r>
+        <w:rPr>
+          <w:color w:val="000000"/>
+        </w:rPr>
+        <w:instrText>4.12 Streaming quality (SI-SDRi, dB) for different latencies (3 s window)</w:instrText>
+      </w:r>
+      <w:bookmarkEnd w:id="88"/>
       <w:r>
         <w:rPr>
           <w:color w:val="000000"/>
@@ -29042,7 +30727,6 @@
                 <w:color w:val="000000"/>
                 <w:sz w:val="19"/>
               </w:rPr>
-              <w:lastRenderedPageBreak/>
               <w:t>R=6</w:t>
             </w:r>
           </w:p>
@@ -29693,6 +31377,7 @@
                 <w:color w:val="000000"/>
                 <w:sz w:val="19"/>
               </w:rPr>
+              <w:lastRenderedPageBreak/>
               <w:t>R=3</w:t>
             </w:r>
           </w:p>
@@ -30481,7 +32166,7 @@
           <w:noProof/>
         </w:rPr>
         <w:drawing>
-          <wp:inline distT="0" distB="0" distL="0" distR="0" wp14:anchorId="22647AFC" wp14:editId="03CEDB62">
+          <wp:inline distT="0" distB="0" distL="0" distR="0" wp14:anchorId="63D632A1" wp14:editId="2B614752">
             <wp:extent cx="5486400" cy="2734241"/>
             <wp:effectExtent l="0" t="0" r="0" b="0"/>
             <wp:docPr id="17" name="Picture 17"/>
@@ -30542,14 +32227,14 @@
         </w:rPr>
         <w:instrText xml:space="preserve"> TC "</w:instrText>
       </w:r>
-      <w:bookmarkStart w:id="86" w:name="_Toc243665263"/>
+      <w:bookmarkStart w:id="89" w:name="_Toc243668471"/>
       <w:r>
         <w:rPr>
           <w:color w:val="000000"/>
         </w:rPr>
         <w:instrText>4.7 Streaming quality of the proposed model against algorithmic latency; dashed lines: whole-utterance (offline) processing</w:instrText>
       </w:r>
-      <w:bookmarkEnd w:id="86"/>
+      <w:bookmarkEnd w:id="89"/>
       <w:r>
         <w:rPr>
           <w:color w:val="000000"/>
@@ -30600,14 +32285,14 @@
         </w:rPr>
         <w:instrText xml:space="preserve"> TC "</w:instrText>
       </w:r>
-      <w:bookmarkStart w:id="87" w:name="_Toc243665241"/>
+      <w:bookmarkStart w:id="90" w:name="_Toc243668449"/>
       <w:r>
         <w:rPr>
           <w:color w:val="000000"/>
         </w:rPr>
         <w:instrText>4.4 Comparison of Existing Systems and the Proposed System</w:instrText>
       </w:r>
-      <w:bookmarkEnd w:id="87"/>
+      <w:bookmarkEnd w:id="90"/>
       <w:r>
         <w:rPr>
           <w:color w:val="000000"/>
@@ -30645,8 +32330,7 @@
           <w:color w:val="000000"/>
           <w:sz w:val="22"/>
         </w:rPr>
-        <w:lastRenderedPageBreak/>
-        <w:t>Table 4.11: Capabilities of existing systems and the proposed system</w:t>
+        <w:t>Table 4.13: Capabilities of existing systems and the proposed system</w:t>
       </w:r>
       <w:r>
         <w:rPr>
@@ -30660,14 +32344,14 @@
         </w:rPr>
         <w:instrText xml:space="preserve"> TC "</w:instrText>
       </w:r>
-      <w:bookmarkStart w:id="88" w:name="_Toc243665278"/>
-      <w:r>
-        <w:rPr>
-          <w:color w:val="000000"/>
-        </w:rPr>
-        <w:instrText>4.11 Capabilities of existing systems and the proposed system</w:instrText>
-      </w:r>
-      <w:bookmarkEnd w:id="88"/>
+      <w:bookmarkStart w:id="91" w:name="_Toc243668488"/>
+      <w:r>
+        <w:rPr>
+          <w:color w:val="000000"/>
+        </w:rPr>
+        <w:instrText>4.13 Capabilities of existing systems and the proposed system</w:instrText>
+      </w:r>
+      <w:bookmarkEnd w:id="91"/>
       <w:r>
         <w:rPr>
           <w:color w:val="000000"/>
@@ -30904,6 +32588,7 @@
                 <w:color w:val="000000"/>
                 <w:sz w:val="19"/>
               </w:rPr>
+              <w:lastRenderedPageBreak/>
               <w:t>Metrics</w:t>
             </w:r>
           </w:p>
@@ -31142,14 +32827,14 @@
         </w:rPr>
         <w:instrText xml:space="preserve"> TC "</w:instrText>
       </w:r>
-      <w:bookmarkStart w:id="89" w:name="_Toc243665242"/>
+      <w:bookmarkStart w:id="92" w:name="_Toc243668450"/>
       <w:r>
         <w:rPr>
           <w:color w:val="000000"/>
         </w:rPr>
         <w:instrText>4.5 Negative Results</w:instrText>
       </w:r>
-      <w:bookmarkEnd w:id="89"/>
+      <w:bookmarkEnd w:id="92"/>
       <w:r>
         <w:rPr>
           <w:color w:val="000000"/>
@@ -31282,14 +32967,14 @@
         </w:rPr>
         <w:instrText xml:space="preserve"> TC "</w:instrText>
       </w:r>
-      <w:bookmarkStart w:id="90" w:name="_Toc243665243"/>
+      <w:bookmarkStart w:id="93" w:name="_Toc243668451"/>
       <w:r>
         <w:rPr>
           <w:color w:val="000000"/>
         </w:rPr>
         <w:instrText>4.6 Limitations</w:instrText>
       </w:r>
-      <w:bookmarkEnd w:id="90"/>
+      <w:bookmarkEnd w:id="93"/>
       <w:r>
         <w:rPr>
           <w:color w:val="000000"/>
@@ -31346,7 +33031,7 @@
           <w:color w:val="000000"/>
         </w:rPr>
         <w:tab/>
-        <w:t>The four-speaker test set is this project's own extension, not an official benchmark.</w:t>
+        <w:t>Our four-speaker test set (12,000 samples) is home-made: we built it from Libri3Mix, and no official four-speaker benchmark exists to compare against.</w:t>
       </w:r>
     </w:p>
     <w:p>
@@ -31370,7 +33055,7 @@
           <w:color w:val="000000"/>
         </w:rPr>
         <w:tab/>
-        <w:t>The model is non-causal; streaming relies on a sliding window, which sets a lower bound of a few hundred milliseconds on latency.</w:t>
+        <w:t>Because the model looks at future samples, streaming needs a sliding window, and on our phones that meant at least 0.4 s of delay.</w:t>
       </w:r>
     </w:p>
     <w:p>
@@ -31398,7 +33083,7 @@
         <w:rPr>
           <w:color w:val="000000"/>
         </w:rPr>
-        <w:t>The attention study is preliminary (Section 4.2): the runs were stopped early, so only the first epochs of training are compared.</w:t>
+        <w:t>We stopped the attention runs after 15-17 of 80 epochs (Section 4.2), so that comparison covers only early training.</w:t>
       </w:r>
     </w:p>
     <w:p>
@@ -31421,7 +33106,7 @@
           <w:color w:val="000000"/>
         </w:rPr>
         <w:tab/>
-        <w:t>On-device results come from one phone model and the accurate (R = 6) model with 4 threads; power and battery consumption were not measured.</w:t>
+        <w:t>On-device results come from three phones (two flagship, one mid-range); power and battery consumption were not measured.</w:t>
       </w:r>
     </w:p>
     <w:p>
@@ -31467,14 +33152,14 @@
         </w:rPr>
         <w:instrText xml:space="preserve"> TC "</w:instrText>
       </w:r>
-      <w:bookmarkStart w:id="91" w:name="_Toc243665244"/>
+      <w:bookmarkStart w:id="94" w:name="_Toc243668452"/>
       <w:r>
         <w:rPr>
           <w:color w:val="000000"/>
         </w:rPr>
         <w:instrText>5 Conclusion and Future Work</w:instrText>
       </w:r>
-      <w:bookmarkEnd w:id="91"/>
+      <w:bookmarkEnd w:id="94"/>
       <w:r>
         <w:rPr>
           <w:color w:val="000000"/>
@@ -31513,14 +33198,14 @@
         </w:rPr>
         <w:instrText xml:space="preserve"> TC "</w:instrText>
       </w:r>
-      <w:bookmarkStart w:id="92" w:name="_Toc243665245"/>
+      <w:bookmarkStart w:id="95" w:name="_Toc243668453"/>
       <w:r>
         <w:rPr>
           <w:color w:val="000000"/>
         </w:rPr>
         <w:instrText>5.1 Conclusion</w:instrText>
       </w:r>
-      <w:bookmarkEnd w:id="92"/>
+      <w:bookmarkEnd w:id="95"/>
       <w:r>
         <w:rPr>
           <w:color w:val="000000"/>
@@ -31543,7 +33228,7 @@
         <w:rPr>
           <w:color w:val="000000"/>
         </w:rPr>
-        <w:t>This project built a complete target speech extraction system for edge devices: a reproducible data and training pipeline, a compact speaker-conditioned U-shaped convolutional network, an evaluation suite with eight metrics, and a deployment path through ONNX export, INT8 quantisation and sliding-window streaming.</w:t>
+        <w:t>We built a target speech extraction system that runs on a phone. It covers the data and training pipeline, a compact speaker-conditioned U-shaped network and an evaluation with eight metrics. It also covers the route onto the device through ONNX, INT8 and sliding-window streaming.</w:t>
       </w:r>
     </w:p>
     <w:p>
@@ -31555,13 +33240,13 @@
         <w:rPr>
           <w:color w:val="000000"/>
         </w:rPr>
-        <w:t>The main finding is that one model trained with dynamic 2-4 speaker mixing handles an unknown number of talkers: 9.49, 8.13 and 7.00 dB SI-SDRi on two, three and four speakers, whereas the same design trained on two speakers only drops to 3.13 dB on four. The improvement comes from suppressing the additional talkers (higher SIRi), and it carries over to perceived quality and intelligibility (PESQ and STOI). The remaining errors are wrong-speaker extractions between similar voices, which two ECAPA-based atte</w:t>
-      </w:r>
-      <w:r>
-        <w:rPr>
-          <w:color w:val="000000"/>
-        </w:rPr>
-        <w:t>mpts did not fix, pointing to the speaker cue as the next lever.</w:t>
+        <w:t>Our main result is that dynamic 2-4 speaker training gives one model for all of these cases. It scores 9.49, 8.13 and 7.00 dB SI-SDRi on two, three and four speakers. The same design trained only on pairs falls to 3.13 dB with four. Most of the gain is better suppression of the extra talkers: on four speakers the SIRi rises from 4.69 to 11.93 dB, and PESQ and STOI rise with it. What remains are mostly wrong-speaker outputs between similar voices. Two ECAPA-based fixes did not help, so a stronger speaker cue</w:t>
+      </w:r>
+      <w:r>
+        <w:rPr>
+          <w:color w:val="000000"/>
+        </w:rPr>
+        <w:t xml:space="preserve"> is the next thing to work on.</w:t>
       </w:r>
     </w:p>
     <w:p>
@@ -31573,13 +33258,13 @@
         <w:rPr>
           <w:color w:val="000000"/>
         </w:rPr>
-        <w:t>For deployment, the network splits naturally into a once-per-speaker embedder and a streaming extractor; the exported ONNX graphs reproduce the PyTorch outputs, and INT8 quantisation reduces the model to about a quarter of its size with a small loss in quality. Replacing the channel attention of the separator bottleneck by multi-head or differential attention did not help with the same training recipe (the runs fell steadily behind and were stopped early), although differential attention lagged less than st</w:t>
-      </w:r>
-      <w:r>
-        <w:rPr>
-          <w:color w:val="000000"/>
-        </w:rPr>
-        <w:t>andard attention. On a commercial smartphone (Samsung SM-S731B) the offline Android application runs the proposed model 13 times faster than real time, reproduces the PC extraction quality (9.84 vs 9.83 dB) and streams in real time with 1 s of latency, while the compact model streams with 0.4 s of latency on a single CPU core - target speech extraction on an edge device is practical today.</w:t>
+        <w:t>On the deployment side, the embedder/extractor split worked well. The ONNX graphs match PyTorch, and INT8 cuts the model to a quarter of its size for a small loss in quality. Swapping the bottleneck's channel attention for multi-head or differential attention did not help with our training recipe. Both runs fell behind and we stopped them early, although the differential version lagged less. On a Samsung SM-S731B the offline app runs the proposed model 13 times faster than real time and matches the PC quali</w:t>
+      </w:r>
+      <w:r>
+        <w:rPr>
+          <w:color w:val="000000"/>
+        </w:rPr>
+        <w:t>ty (9.84 vs 9.83 dB). It streams in real time with 1 s of delay, and the compact model manages 0.4 s on a single core. Target speech extraction on a phone is practical today.</w:t>
       </w:r>
     </w:p>
     <w:p>
@@ -31607,14 +33292,14 @@
         </w:rPr>
         <w:instrText xml:space="preserve"> TC "</w:instrText>
       </w:r>
-      <w:bookmarkStart w:id="93" w:name="_Toc243665246"/>
+      <w:bookmarkStart w:id="96" w:name="_Toc243668454"/>
       <w:r>
         <w:rPr>
           <w:color w:val="000000"/>
         </w:rPr>
         <w:instrText>5.2 Future Work</w:instrText>
       </w:r>
-      <w:bookmarkEnd w:id="93"/>
+      <w:bookmarkEnd w:id="96"/>
       <w:r>
         <w:rPr>
           <w:color w:val="000000"/>
@@ -31676,7 +33361,6 @@
         <w:rPr>
           <w:color w:val="000000"/>
         </w:rPr>
-        <w:lastRenderedPageBreak/>
         <w:t>•</w:t>
       </w:r>
       <w:r>
@@ -31712,6 +33396,7 @@
         <w:rPr>
           <w:color w:val="000000"/>
         </w:rPr>
+        <w:lastRenderedPageBreak/>
         <w:t>•</w:t>
       </w:r>
       <w:r>
@@ -31867,14 +33552,14 @@
         </w:rPr>
         <w:instrText xml:space="preserve"> TC "</w:instrText>
       </w:r>
-      <w:bookmarkStart w:id="94" w:name="_Toc243665247"/>
+      <w:bookmarkStart w:id="97" w:name="_Toc243668455"/>
       <w:r>
         <w:rPr>
           <w:color w:val="000000"/>
         </w:rPr>
         <w:instrText>Appendix</w:instrText>
       </w:r>
-      <w:bookmarkEnd w:id="94"/>
+      <w:bookmarkEnd w:id="97"/>
       <w:r>
         <w:rPr>
           <w:color w:val="000000"/>
@@ -31897,7 +33582,7 @@
         <w:rPr>
           <w:color w:val="000000"/>
         </w:rPr>
-        <w:t>The complete source code (about 6,000 lines of Python with 81 automated tests) is in the project repository https://github.com/im-Johaan/PJT1-TSE, together with the Android application and all result files. The appendices list the parts most relevant to this report.</w:t>
+        <w:t>The complete source code (about 6,000 lines of Python with 81 automated tests) is in the project repository https://github.com/rinolj-12/PJT1-TSE, together with the Android application and all result files. The appendices list the parts most relevant to this report.</w:t>
       </w:r>
     </w:p>
     <w:p>
@@ -35013,14 +36698,14 @@
         </w:rPr>
         <w:instrText xml:space="preserve"> TC "</w:instrText>
       </w:r>
-      <w:bookmarkStart w:id="95" w:name="_Toc243665248"/>
+      <w:bookmarkStart w:id="98" w:name="_Toc243668456"/>
       <w:r>
         <w:rPr>
           <w:color w:val="000000"/>
         </w:rPr>
         <w:instrText>Bibliography</w:instrText>
       </w:r>
-      <w:bookmarkEnd w:id="95"/>
+      <w:bookmarkEnd w:id="98"/>
       <w:r>
         <w:rPr>
           <w:color w:val="000000"/>
@@ -36441,6 +38126,31 @@
     </w:p>
     <w:p>
       <w:pPr>
+        <w:tabs>
+          <w:tab w:val="left" w:pos="648"/>
+        </w:tabs>
+        <w:spacing w:before="40" w:after="120" w:line="276" w:lineRule="auto"/>
+        <w:ind w:left="648" w:hanging="648"/>
+        <w:jc w:val="both"/>
+      </w:pPr>
+      <w:r>
+        <w:rPr>
+          <w:color w:val="000000"/>
+          <w:sz w:val="22"/>
+        </w:rPr>
+        <w:t>[36]</w:t>
+      </w:r>
+      <w:r>
+        <w:rPr>
+          <w:color w:val="000000"/>
+          <w:sz w:val="22"/>
+        </w:rPr>
+        <w:tab/>
+        <w:t>ITU-T Recommendation G.114, “One-way transmission time,” International Telecommunication Union, 2003.</w:t>
+      </w:r>
+    </w:p>
+    <w:p>
+      <w:pPr>
         <w:keepNext/>
         <w:pageBreakBefore/>
         <w:spacing w:after="280"/>
@@ -36467,14 +38177,14 @@
         </w:rPr>
         <w:instrText xml:space="preserve"> TC "</w:instrText>
       </w:r>
-      <w:bookmarkStart w:id="96" w:name="_Toc243665249"/>
+      <w:bookmarkStart w:id="99" w:name="_Toc243668457"/>
       <w:r>
         <w:rPr>
           <w:color w:val="000000"/>
         </w:rPr>
         <w:instrText>Biodata</w:instrText>
       </w:r>
-      <w:bookmarkEnd w:id="96"/>
+      <w:bookmarkEnd w:id="99"/>
       <w:r>
         <w:rPr>
           <w:color w:val="000000"/>
@@ -36974,9 +38684,9 @@
 <file path=word/numbering.xml><?xml version="1.0" encoding="utf-8"?>
 <w:numbering xmlns:wpc="http://schemas.microsoft.com/office/word/2010/wordprocessingCanvas" xmlns:cx="http://schemas.microsoft.com/office/drawing/2014/chartex" xmlns:cx1="http://schemas.microsoft.com/office/drawing/2015/9/8/chartex" xmlns:cx2="http://schemas.microsoft.com/office/drawing/2015/10/21/chartex" xmlns:cx3="http://schemas.microsoft.com/office/drawing/2016/5/9/chartex" xmlns:cx4="http://schemas.microsoft.com/office/drawing/2016/5/10/chartex" xmlns:cx5="http://schemas.microsoft.com/office/drawing/2016/5/11/chartex" xmlns:cx6="http://schemas.microsoft.com/office/drawing/2016/5/12/chartex" xmlns:cx7="http://schemas.microsoft.com/office/drawing/2016/5/13/chartex" xmlns:cx8="http://schemas.microsoft.com/office/drawing/2016/5/14/chartex" xmlns:mc="http://schemas.openxmlformats.org/markup-compatibility/2006" xmlns:aink="http://schemas.microsoft.com/office/drawing/2016/ink" xmlns:am3d="http://schemas.microsoft.com/office/drawing/2017/model3d" xmlns:o="urn:schemas-microsoft-com:office:office" xmlns:oel="http://schemas.microsoft.com/office/2019/extlst" xmlns:r="http://schemas.openxmlformats.org/officeDocument/2006/relationships" xmlns:m="http://schemas.openxmlformats.org/officeDocument/2006/math" xmlns:v="urn:schemas-microsoft-com:vml" xmlns:wp14="http://schemas.microsoft.com/office/word/2010/wordprocessingDrawing" xmlns:wp="http://schemas.openxmlformats.org/drawingml/2006/wordprocessingDrawing" xmlns:w10="urn:schemas-microsoft-com:office:word" xmlns:w="http://schemas.openxmlformats.org/wordprocessingml/2006/main" xmlns:w14="http://schemas.microsoft.com/office/word/2010/wordml" xmlns:w15="http://schemas.microsoft.com/office/word/2012/wordml" xmlns:w16cex="http://schemas.microsoft.com/office/word/2018/wordml/cex" xmlns:w16cid="http://schemas.microsoft.com/office/word/2016/wordml/cid" xmlns:w16="http://schemas.microsoft.com/office/word/2018/wordml" xmlns:w16du="http://schemas.microsoft.com/office/word/2023/wordml/word16du" xmlns:w16sdtdh="http://schemas.microsoft.com/office/word/2020/wordml/sdtdatahash" xmlns:w16sdtfl="http://schemas.microsoft.com/office/word/2024/wordml/sdtformatlock" xmlns:w16se="http://schemas.microsoft.com/office/word/2015/wordml/symex" xmlns:wpg="http://schemas.microsoft.com/office/word/2010/wordprocessingGroup" xmlns:wpi="http://schemas.microsoft.com/office/word/2010/wordprocessingInk" xmlns:wne="http://schemas.microsoft.com/office/word/2006/wordml" xmlns:wps="http://schemas.microsoft.com/office/word/2010/wordprocessingShape" mc:Ignorable="w14 w15 w16se w16cid w16 w16cex w16sdtdh w16sdtfl w16du wp14">
   <w:abstractNum w:abstractNumId="0" w15:restartNumberingAfterBreak="0">
-    <w:nsid w:val="01FA0F1B"/>
+    <w:nsid w:val="2874210D"/>
     <w:multiLevelType w:val="multilevel"/>
-    <w:tmpl w:val="D97639CA"/>
+    <w:tmpl w:val="48E85674"/>
     <w:lvl w:ilvl="0">
       <w:start w:val="1"/>
       <w:numFmt w:val="bullet"/>
@@ -37052,87 +38762,9 @@
     </w:lvl>
   </w:abstractNum>
   <w:abstractNum w:abstractNumId="1" w15:restartNumberingAfterBreak="0">
-    <w:nsid w:val="20016C03"/>
+    <w:nsid w:val="509B0952"/>
     <w:multiLevelType w:val="multilevel"/>
-    <w:tmpl w:val="0E3E9FC0"/>
-    <w:lvl w:ilvl="0">
-      <w:start w:val="1"/>
-      <w:numFmt w:val="decimal"/>
-      <w:lvlText w:val="%1."/>
-      <w:lvlJc w:val="left"/>
-      <w:pPr>
-        <w:ind w:left="720" w:hanging="360"/>
-      </w:pPr>
-    </w:lvl>
-    <w:lvl w:ilvl="1">
-      <w:numFmt w:val="decimal"/>
-      <w:lvlText w:val=""/>
-      <w:lvlJc w:val="left"/>
-      <w:pPr>
-        <w:ind w:left="0" w:firstLine="0"/>
-      </w:pPr>
-    </w:lvl>
-    <w:lvl w:ilvl="2">
-      <w:numFmt w:val="decimal"/>
-      <w:lvlText w:val=""/>
-      <w:lvlJc w:val="left"/>
-      <w:pPr>
-        <w:ind w:left="0" w:firstLine="0"/>
-      </w:pPr>
-    </w:lvl>
-    <w:lvl w:ilvl="3">
-      <w:numFmt w:val="decimal"/>
-      <w:lvlText w:val=""/>
-      <w:lvlJc w:val="left"/>
-      <w:pPr>
-        <w:ind w:left="0" w:firstLine="0"/>
-      </w:pPr>
-    </w:lvl>
-    <w:lvl w:ilvl="4">
-      <w:numFmt w:val="decimal"/>
-      <w:lvlText w:val=""/>
-      <w:lvlJc w:val="left"/>
-      <w:pPr>
-        <w:ind w:left="0" w:firstLine="0"/>
-      </w:pPr>
-    </w:lvl>
-    <w:lvl w:ilvl="5">
-      <w:numFmt w:val="decimal"/>
-      <w:lvlText w:val=""/>
-      <w:lvlJc w:val="left"/>
-      <w:pPr>
-        <w:ind w:left="0" w:firstLine="0"/>
-      </w:pPr>
-    </w:lvl>
-    <w:lvl w:ilvl="6">
-      <w:numFmt w:val="decimal"/>
-      <w:lvlText w:val=""/>
-      <w:lvlJc w:val="left"/>
-      <w:pPr>
-        <w:ind w:left="0" w:firstLine="0"/>
-      </w:pPr>
-    </w:lvl>
-    <w:lvl w:ilvl="7">
-      <w:numFmt w:val="decimal"/>
-      <w:lvlText w:val=""/>
-      <w:lvlJc w:val="left"/>
-      <w:pPr>
-        <w:ind w:left="0" w:firstLine="0"/>
-      </w:pPr>
-    </w:lvl>
-    <w:lvl w:ilvl="8">
-      <w:numFmt w:val="decimal"/>
-      <w:lvlText w:val=""/>
-      <w:lvlJc w:val="left"/>
-      <w:pPr>
-        <w:ind w:left="0" w:firstLine="0"/>
-      </w:pPr>
-    </w:lvl>
-  </w:abstractNum>
-  <w:abstractNum w:abstractNumId="2" w15:restartNumberingAfterBreak="0">
-    <w:nsid w:val="523A34EA"/>
-    <w:multiLevelType w:val="multilevel"/>
-    <w:tmpl w:val="601EC704"/>
+    <w:tmpl w:val="5EC4E95E"/>
     <w:lvl w:ilvl="0">
       <w:start w:val="1"/>
       <w:numFmt w:val="decimal"/>
@@ -37215,14 +38847,92 @@
       </w:pPr>
     </w:lvl>
   </w:abstractNum>
-  <w:num w:numId="1" w16cid:durableId="1922059550">
+  <w:abstractNum w:abstractNumId="2" w15:restartNumberingAfterBreak="0">
+    <w:nsid w:val="50E474B9"/>
+    <w:multiLevelType w:val="multilevel"/>
+    <w:tmpl w:val="38F0DD7A"/>
+    <w:lvl w:ilvl="0">
+      <w:start w:val="1"/>
+      <w:numFmt w:val="decimal"/>
+      <w:lvlText w:val="%1."/>
+      <w:lvlJc w:val="left"/>
+      <w:pPr>
+        <w:ind w:left="720" w:hanging="360"/>
+      </w:pPr>
+    </w:lvl>
+    <w:lvl w:ilvl="1">
+      <w:numFmt w:val="decimal"/>
+      <w:lvlText w:val=""/>
+      <w:lvlJc w:val="left"/>
+      <w:pPr>
+        <w:ind w:left="0" w:firstLine="0"/>
+      </w:pPr>
+    </w:lvl>
+    <w:lvl w:ilvl="2">
+      <w:numFmt w:val="decimal"/>
+      <w:lvlText w:val=""/>
+      <w:lvlJc w:val="left"/>
+      <w:pPr>
+        <w:ind w:left="0" w:firstLine="0"/>
+      </w:pPr>
+    </w:lvl>
+    <w:lvl w:ilvl="3">
+      <w:numFmt w:val="decimal"/>
+      <w:lvlText w:val=""/>
+      <w:lvlJc w:val="left"/>
+      <w:pPr>
+        <w:ind w:left="0" w:firstLine="0"/>
+      </w:pPr>
+    </w:lvl>
+    <w:lvl w:ilvl="4">
+      <w:numFmt w:val="decimal"/>
+      <w:lvlText w:val=""/>
+      <w:lvlJc w:val="left"/>
+      <w:pPr>
+        <w:ind w:left="0" w:firstLine="0"/>
+      </w:pPr>
+    </w:lvl>
+    <w:lvl w:ilvl="5">
+      <w:numFmt w:val="decimal"/>
+      <w:lvlText w:val=""/>
+      <w:lvlJc w:val="left"/>
+      <w:pPr>
+        <w:ind w:left="0" w:firstLine="0"/>
+      </w:pPr>
+    </w:lvl>
+    <w:lvl w:ilvl="6">
+      <w:numFmt w:val="decimal"/>
+      <w:lvlText w:val=""/>
+      <w:lvlJc w:val="left"/>
+      <w:pPr>
+        <w:ind w:left="0" w:firstLine="0"/>
+      </w:pPr>
+    </w:lvl>
+    <w:lvl w:ilvl="7">
+      <w:numFmt w:val="decimal"/>
+      <w:lvlText w:val=""/>
+      <w:lvlJc w:val="left"/>
+      <w:pPr>
+        <w:ind w:left="0" w:firstLine="0"/>
+      </w:pPr>
+    </w:lvl>
+    <w:lvl w:ilvl="8">
+      <w:numFmt w:val="decimal"/>
+      <w:lvlText w:val=""/>
+      <w:lvlJc w:val="left"/>
+      <w:pPr>
+        <w:ind w:left="0" w:firstLine="0"/>
+      </w:pPr>
+    </w:lvl>
+  </w:abstractNum>
+  <w:num w:numId="1" w16cid:durableId="229312673">
     <w:abstractNumId w:val="0"/>
   </w:num>
-  <w:num w:numId="2" w16cid:durableId="263997182">
+  <w:num w:numId="2" w16cid:durableId="2124962378">
+    <w:abstractNumId w:val="2"/>
+  </w:num>
+  <w:num w:numId="3" w16cid:durableId="1485048050">
     <w:abstractNumId w:val="1"/>
-  </w:num>
-  <w:num w:numId="3" w16cid:durableId="404766622">
-    <w:abstractNumId w:val="2"/>
   </w:num>
 </w:numbering>
 </file>
@@ -37897,7 +39607,7 @@
     <w:autoRedefine/>
     <w:uiPriority w:val="39"/>
     <w:unhideWhenUsed/>
-    <w:rsid w:val="00B1788A"/>
+    <w:rsid w:val="00A07EB6"/>
     <w:pPr>
       <w:spacing w:after="100"/>
     </w:pPr>
@@ -37909,7 +39619,7 @@
     <w:autoRedefine/>
     <w:uiPriority w:val="39"/>
     <w:unhideWhenUsed/>
-    <w:rsid w:val="00B1788A"/>
+    <w:rsid w:val="00A07EB6"/>
     <w:pPr>
       <w:spacing w:after="100"/>
       <w:ind w:left="240"/>
@@ -37922,7 +39632,7 @@
     <w:autoRedefine/>
     <w:uiPriority w:val="39"/>
     <w:unhideWhenUsed/>
-    <w:rsid w:val="00B1788A"/>
+    <w:rsid w:val="00A07EB6"/>
     <w:pPr>
       <w:spacing w:after="100"/>
       <w:ind w:left="480"/>
@@ -37933,7 +39643,7 @@
     <w:basedOn w:val="DefaultParagraphFont"/>
     <w:uiPriority w:val="99"/>
     <w:unhideWhenUsed/>
-    <w:rsid w:val="00B1788A"/>
+    <w:rsid w:val="00A07EB6"/>
     <w:rPr>
       <w:color w:val="0000FF" w:themeColor="hyperlink"/>
       <w:u w:val="single"/>
